--- a/LEARNING/Azure/ADF/Azure ADF.docx
+++ b/LEARNING/Azure/ADF/Azure ADF.docx
@@ -1,6 +1,6 @@
 
 <file path=word/document.xml><?xml version="1.0" encoding="utf-8"?>
-<w:document xmlns:wpc="http://schemas.microsoft.com/office/word/2010/wordprocessingCanvas" xmlns:cx="http://schemas.microsoft.com/office/drawing/2014/chartex" xmlns:cx1="http://schemas.microsoft.com/office/drawing/2015/9/8/chartex" xmlns:cx2="http://schemas.microsoft.com/office/drawing/2015/10/21/chartex" xmlns:cx3="http://schemas.microsoft.com/office/drawing/2016/5/9/chartex" xmlns:cx4="http://schemas.microsoft.com/office/drawing/2016/5/10/chartex" xmlns:cx5="http://schemas.microsoft.com/office/drawing/2016/5/11/chartex" xmlns:cx6="http://schemas.microsoft.com/office/drawing/2016/5/12/chartex" xmlns:cx7="http://schemas.microsoft.com/office/drawing/2016/5/13/chartex" xmlns:cx8="http://schemas.microsoft.com/office/drawing/2016/5/14/chartex" xmlns:mc="http://schemas.openxmlformats.org/markup-compatibility/2006" xmlns:aink="http://schemas.microsoft.com/office/drawing/2016/ink" xmlns:am3d="http://schemas.microsoft.com/office/drawing/2017/model3d" xmlns:o="urn:schemas-microsoft-com:office:office" xmlns:oel="http://schemas.microsoft.com/office/2019/extlst" xmlns:r="http://schemas.openxmlformats.org/officeDocument/2006/relationships" xmlns:m="http://schemas.openxmlformats.org/officeDocument/2006/math" xmlns:v="urn:schemas-microsoft-com:vml" xmlns:wp14="http://schemas.microsoft.com/office/word/2010/wordprocessingDrawing" xmlns:wp="http://schemas.openxmlformats.org/drawingml/2006/wordprocessingDrawing" xmlns:w10="urn:schemas-microsoft-com:office:word" xmlns:w="http://schemas.openxmlformats.org/wordprocessingml/2006/main" xmlns:w14="http://schemas.microsoft.com/office/word/2010/wordml" xmlns:w15="http://schemas.microsoft.com/office/word/2012/wordml" xmlns:w16cex="http://schemas.microsoft.com/office/word/2018/wordml/cex" xmlns:w16cid="http://schemas.microsoft.com/office/word/2016/wordml/cid" xmlns:w16="http://schemas.microsoft.com/office/word/2018/wordml" xmlns:w16du="http://schemas.microsoft.com/office/word/2023/wordml/word16du" xmlns:w16sdtdh="http://schemas.microsoft.com/office/word/2020/wordml/sdtdatahash" xmlns:w16sdtfl="http://schemas.microsoft.com/office/word/2024/wordml/sdtformatlock" xmlns:w16se="http://schemas.microsoft.com/office/word/2015/wordml/symex" xmlns:wpg="http://schemas.microsoft.com/office/word/2010/wordprocessingGroup" xmlns:wpi="http://schemas.microsoft.com/office/word/2010/wordprocessingInk" xmlns:wne="http://schemas.microsoft.com/office/word/2006/wordml" xmlns:wps="http://schemas.microsoft.com/office/word/2010/wordprocessingShape" mc:Ignorable="w14 w15 w16se w16cid w16 w16cex w16sdtdh w16sdtfl w16du wp14">
+<w:document xmlns:wpc="http://schemas.microsoft.com/office/word/2010/wordprocessingCanvas" xmlns:cx="http://schemas.microsoft.com/office/drawing/2014/chartex" xmlns:cx1="http://schemas.microsoft.com/office/drawing/2015/9/8/chartex" xmlns:cx2="http://schemas.microsoft.com/office/drawing/2015/10/21/chartex" xmlns:cx3="http://schemas.microsoft.com/office/drawing/2016/5/9/chartex" xmlns:cx4="http://schemas.microsoft.com/office/drawing/2016/5/10/chartex" xmlns:cx5="http://schemas.microsoft.com/office/drawing/2016/5/11/chartex" xmlns:cx6="http://schemas.microsoft.com/office/drawing/2016/5/12/chartex" xmlns:cx7="http://schemas.microsoft.com/office/drawing/2016/5/13/chartex" xmlns:cx8="http://schemas.microsoft.com/office/drawing/2016/5/14/chartex" xmlns:mc="http://schemas.openxmlformats.org/markup-compatibility/2006" xmlns:aink="http://schemas.microsoft.com/office/drawing/2016/ink" xmlns:am3d="http://schemas.microsoft.com/office/drawing/2017/model3d" xmlns:o="urn:schemas-microsoft-com:office:office" xmlns:oel="http://schemas.microsoft.com/office/2019/extlst" xmlns:r="http://schemas.openxmlformats.org/officeDocument/2006/relationships" xmlns:m="http://schemas.openxmlformats.org/officeDocument/2006/math" xmlns:v="urn:schemas-microsoft-com:vml" xmlns:wp14="http://schemas.microsoft.com/office/word/2010/wordprocessingDrawing" xmlns:wp="http://schemas.openxmlformats.org/drawingml/2006/wordprocessingDrawing" xmlns:w10="urn:schemas-microsoft-com:office:word" xmlns:w="http://schemas.openxmlformats.org/wordprocessingml/2006/main" xmlns:w14="http://schemas.microsoft.com/office/word/2010/wordml" xmlns:w15="http://schemas.microsoft.com/office/word/2012/wordml" xmlns:w16cex="http://schemas.microsoft.com/office/word/2018/wordml/cex" xmlns:w16cid="http://schemas.microsoft.com/office/word/2016/wordml/cid" xmlns:w16="http://schemas.microsoft.com/office/word/2018/wordml" xmlns:w16du="http://schemas.microsoft.com/office/word/2023/wordml/word16du" xmlns:w16sdtdh="http://schemas.microsoft.com/office/word/2020/wordml/sdtdatahash" xmlns:w16se="http://schemas.microsoft.com/office/word/2015/wordml/symex" xmlns:wpg="http://schemas.microsoft.com/office/word/2010/wordprocessingGroup" xmlns:wpi="http://schemas.microsoft.com/office/word/2010/wordprocessingInk" xmlns:wne="http://schemas.microsoft.com/office/word/2006/wordml" xmlns:wps="http://schemas.microsoft.com/office/word/2010/wordprocessingShape" mc:Ignorable="w14 w15 w16se w16cid w16 w16cex w16sdtdh wp14">
   <w:body>
     <w:p>
       <w:r>
@@ -82,9 +82,9 @@
       </w:tblPr>
       <w:tblGrid>
         <w:gridCol w:w="2456"/>
-        <w:gridCol w:w="1252"/>
-        <w:gridCol w:w="2156"/>
-        <w:gridCol w:w="830"/>
+        <w:gridCol w:w="1201"/>
+        <w:gridCol w:w="2056"/>
+        <w:gridCol w:w="794"/>
       </w:tblGrid>
       <w:tr>
         <w:tc>
@@ -637,7 +637,7 @@
     <w:p>
       <w:r>
         <w:pict w14:anchorId="79159AA1">
-          <v:rect id="_x0000_i1113" style="width:0;height:1.5pt" o:hralign="center" o:hrstd="t" o:hr="t" fillcolor="#a0a0a0" stroked="f"/>
+          <v:rect id="_x0000_i1025" style="width:0;height:1.5pt" o:hralign="center" o:hrstd="t" o:hr="t" fillcolor="#a0a0a0" stroked="f"/>
         </w:pict>
       </w:r>
     </w:p>
@@ -714,15 +714,7 @@
         </w:numPr>
       </w:pPr>
       <w:r>
-        <w:t xml:space="preserve">Ensuring no </w:t>
-      </w:r>
-      <w:proofErr w:type="gramStart"/>
-      <w:r>
-        <w:t>time period</w:t>
-      </w:r>
-      <w:proofErr w:type="gramEnd"/>
-      <w:r>
-        <w:t xml:space="preserve"> is missed </w:t>
+        <w:t xml:space="preserve">Ensuring no time period is missed </w:t>
       </w:r>
     </w:p>
     <w:p>
@@ -753,7 +745,7 @@
     <w:p>
       <w:r>
         <w:pict w14:anchorId="4CDA0DBF">
-          <v:rect id="_x0000_i1114" style="width:0;height:1.5pt" o:hralign="center" o:hrstd="t" o:hr="t" fillcolor="#a0a0a0" stroked="f"/>
+          <v:rect id="_x0000_i1026" style="width:0;height:1.5pt" o:hralign="center" o:hrstd="t" o:hr="t" fillcolor="#a0a0a0" stroked="f"/>
         </w:pict>
       </w:r>
     </w:p>
@@ -824,24 +816,18 @@
       </w:r>
     </w:p>
     <w:p>
-      <w:proofErr w:type="spellStart"/>
       <w:r>
         <w:t>WindowStart</w:t>
       </w:r>
-      <w:proofErr w:type="spellEnd"/>
-      <w:r>
-        <w:br/>
-      </w:r>
-      <w:proofErr w:type="spellStart"/>
-      <w:r>
+      <w:r>
+        <w:br/>
         <w:t>WindowEnd</w:t>
       </w:r>
-      <w:proofErr w:type="spellEnd"/>
     </w:p>
     <w:p>
       <w:r>
         <w:pict w14:anchorId="644E2A95">
-          <v:rect id="_x0000_i1115" style="width:0;height:1.5pt" o:hralign="center" o:hrstd="t" o:hr="t" fillcolor="#a0a0a0" stroked="f"/>
+          <v:rect id="_x0000_i1027" style="width:0;height:1.5pt" o:hralign="center" o:hrstd="t" o:hr="t" fillcolor="#a0a0a0" stroked="f"/>
         </w:pict>
       </w:r>
     </w:p>
@@ -881,27 +867,11 @@
       </w:r>
       <w:r>
         <w:br/>
-        <w:t xml:space="preserve">    "type": "</w:t>
-      </w:r>
-      <w:proofErr w:type="spellStart"/>
-      <w:r>
-        <w:t>TumblingWindowTrigger</w:t>
-      </w:r>
-      <w:proofErr w:type="spellEnd"/>
-      <w:r>
-        <w:t>",</w:t>
-      </w:r>
-      <w:r>
-        <w:br/>
-        <w:t xml:space="preserve">    "</w:t>
-      </w:r>
-      <w:proofErr w:type="spellStart"/>
-      <w:r>
-        <w:t>typeProperties</w:t>
-      </w:r>
-      <w:proofErr w:type="spellEnd"/>
-      <w:r>
-        <w:t>": {</w:t>
+        <w:t xml:space="preserve">    "type": "TumblingWindowTrigger",</w:t>
+      </w:r>
+      <w:r>
+        <w:br/>
+        <w:t xml:space="preserve">    "typeProperties": {</w:t>
       </w:r>
       <w:r>
         <w:br/>
@@ -913,15 +883,7 @@
       </w:r>
       <w:r>
         <w:br/>
-        <w:t xml:space="preserve">        "</w:t>
-      </w:r>
-      <w:proofErr w:type="spellStart"/>
-      <w:r>
-        <w:t>startTime</w:t>
-      </w:r>
-      <w:proofErr w:type="spellEnd"/>
-      <w:r>
-        <w:t>": "2026-06-01T00:00:00Z"</w:t>
+        <w:t xml:space="preserve">        "startTime": "2026-06-01T00:00:00Z"</w:t>
       </w:r>
       <w:r>
         <w:br/>
@@ -958,7 +920,7 @@
     <w:p>
       <w:r>
         <w:pict w14:anchorId="25C479EF">
-          <v:rect id="_x0000_i1116" style="width:0;height:1.5pt" o:hralign="center" o:hrstd="t" o:hr="t" fillcolor="#a0a0a0" stroked="f"/>
+          <v:rect id="_x0000_i1028" style="width:0;height:1.5pt" o:hralign="center" o:hrstd="t" o:hr="t" fillcolor="#a0a0a0" stroked="f"/>
         </w:pict>
       </w:r>
     </w:p>
@@ -988,43 +950,11 @@
       </w:r>
       <w:r>
         <w:br/>
-        <w:t xml:space="preserve">    "</w:t>
-      </w:r>
-      <w:proofErr w:type="spellStart"/>
-      <w:r>
-        <w:t>WindowStart</w:t>
-      </w:r>
-      <w:proofErr w:type="spellEnd"/>
-      <w:r>
-        <w:t>": "@trigger().</w:t>
-      </w:r>
-      <w:proofErr w:type="spellStart"/>
-      <w:r>
-        <w:t>outputs.windowStartTime</w:t>
-      </w:r>
-      <w:proofErr w:type="spellEnd"/>
-      <w:r>
-        <w:t>",</w:t>
-      </w:r>
-      <w:r>
-        <w:br/>
-        <w:t xml:space="preserve">    "</w:t>
-      </w:r>
-      <w:proofErr w:type="spellStart"/>
-      <w:r>
-        <w:t>WindowEnd</w:t>
-      </w:r>
-      <w:proofErr w:type="spellEnd"/>
-      <w:r>
-        <w:t>": "@trigger().</w:t>
-      </w:r>
-      <w:proofErr w:type="spellStart"/>
-      <w:r>
-        <w:t>outputs.windowEndTime</w:t>
-      </w:r>
-      <w:proofErr w:type="spellEnd"/>
-      <w:r>
-        <w:t>"</w:t>
+        <w:t xml:space="preserve">    "WindowStart": "@trigger().outputs.windowStartTime",</w:t>
+      </w:r>
+      <w:r>
+        <w:br/>
+        <w:t xml:space="preserve">    "WindowEnd": "@trigger().outputs.windowEndTime"</w:t>
       </w:r>
       <w:r>
         <w:br/>
@@ -1039,7 +969,7 @@
     <w:p>
       <w:r>
         <w:pict w14:anchorId="7D869D90">
-          <v:rect id="_x0000_i1117" style="width:0;height:1.5pt" o:hralign="center" o:hrstd="t" o:hr="t" fillcolor="#a0a0a0" stroked="f"/>
+          <v:rect id="_x0000_i1029" style="width:0;height:1.5pt" o:hralign="center" o:hrstd="t" o:hr="t" fillcolor="#a0a0a0" stroked="f"/>
         </w:pict>
       </w:r>
     </w:p>
@@ -1094,7 +1024,7 @@
     <w:p>
       <w:r>
         <w:pict w14:anchorId="3057920D">
-          <v:rect id="_x0000_i1118" style="width:0;height:1.5pt" o:hralign="center" o:hrstd="t" o:hr="t" fillcolor="#a0a0a0" stroked="f"/>
+          <v:rect id="_x0000_i1030" style="width:0;height:1.5pt" o:hralign="center" o:hrstd="t" o:hr="t" fillcolor="#a0a0a0" stroked="f"/>
         </w:pict>
       </w:r>
     </w:p>
@@ -1133,24 +1063,12 @@
       </w:r>
     </w:p>
     <w:p>
-      <w:proofErr w:type="spellStart"/>
-      <w:r>
-        <w:t>WindowStart</w:t>
-      </w:r>
-      <w:proofErr w:type="spellEnd"/>
-      <w:r>
-        <w:t xml:space="preserve"> = 2026-06-24T13:00:00Z</w:t>
-      </w:r>
-      <w:r>
-        <w:br/>
-      </w:r>
-      <w:proofErr w:type="spellStart"/>
-      <w:r>
-        <w:t>WindowEnd</w:t>
-      </w:r>
-      <w:proofErr w:type="spellEnd"/>
-      <w:r>
-        <w:t xml:space="preserve">   = 2026-06-24T14:00:00Z</w:t>
+      <w:r>
+        <w:t>WindowStart = 2026-06-24T13:00:00Z</w:t>
+      </w:r>
+      <w:r>
+        <w:br/>
+        <w:t>WindowEnd   = 2026-06-24T14:00:00Z</w:t>
       </w:r>
     </w:p>
     <w:p>
@@ -1162,7 +1080,7 @@
       <w:r>
         <w:lastRenderedPageBreak/>
         <w:pict w14:anchorId="2A8AD690">
-          <v:rect id="_x0000_i1119" style="width:0;height:1.5pt" o:hralign="center" o:hrstd="t" o:hr="t" fillcolor="#a0a0a0" stroked="f"/>
+          <v:rect id="_x0000_i1031" style="width:0;height:1.5pt" o:hralign="center" o:hrstd="t" o:hr="t" fillcolor="#a0a0a0" stroked="f"/>
         </w:pict>
       </w:r>
     </w:p>
@@ -1238,7 +1156,7 @@
     <w:p>
       <w:r>
         <w:pict w14:anchorId="2B5623FC">
-          <v:rect id="_x0000_i1120" style="width:0;height:1.5pt" o:hralign="center" o:hrstd="t" o:hr="t" fillcolor="#a0a0a0" stroked="f"/>
+          <v:rect id="_x0000_i1032" style="width:0;height:1.5pt" o:hralign="center" o:hrstd="t" o:hr="t" fillcolor="#a0a0a0" stroked="f"/>
         </w:pict>
       </w:r>
     </w:p>
@@ -1293,7 +1211,7 @@
     <w:p>
       <w:r>
         <w:pict w14:anchorId="22AF53F0">
-          <v:rect id="_x0000_i1121" style="width:0;height:1.5pt" o:hralign="center" o:hrstd="t" o:hr="t" fillcolor="#a0a0a0" stroked="f"/>
+          <v:rect id="_x0000_i1033" style="width:0;height:1.5pt" o:hralign="center" o:hrstd="t" o:hr="t" fillcolor="#a0a0a0" stroked="f"/>
         </w:pict>
       </w:r>
     </w:p>
@@ -1326,8 +1244,8 @@
       </w:tblPr>
       <w:tblGrid>
         <w:gridCol w:w="3448"/>
-        <w:gridCol w:w="2000"/>
-        <w:gridCol w:w="1889"/>
+        <w:gridCol w:w="1900"/>
+        <w:gridCol w:w="1788"/>
       </w:tblGrid>
       <w:tr>
         <w:trPr>
@@ -1618,13 +1536,8 @@
             <w:hideMark/>
           </w:tcPr>
           <w:p>
-            <w:proofErr w:type="gramStart"/>
-            <w:r>
-              <w:t>Exactly-once</w:t>
-            </w:r>
-            <w:proofErr w:type="gramEnd"/>
-            <w:r>
-              <w:t xml:space="preserve"> window processing</w:t>
+            <w:r>
+              <w:t>Exactly-once window processing</w:t>
             </w:r>
           </w:p>
         </w:tc>
@@ -1707,7 +1620,7 @@
     <w:p>
       <w:r>
         <w:pict w14:anchorId="3B33EC6A">
-          <v:rect id="_x0000_i1122" style="width:0;height:1.5pt" o:hralign="center" o:hrstd="t" o:hr="t" fillcolor="#a0a0a0" stroked="f"/>
+          <v:rect id="_x0000_i1034" style="width:0;height:1.5pt" o:hralign="center" o:hrstd="t" o:hr="t" fillcolor="#a0a0a0" stroked="f"/>
         </w:pict>
       </w:r>
     </w:p>
@@ -1789,7 +1702,7 @@
     <w:p>
       <w:r>
         <w:pict w14:anchorId="52016A42">
-          <v:rect id="_x0000_i1123" style="width:0;height:1.5pt" o:hralign="center" o:hrstd="t" o:hr="t" fillcolor="#a0a0a0" stroked="f"/>
+          <v:rect id="_x0000_i1035" style="width:0;height:1.5pt" o:hralign="center" o:hrstd="t" o:hr="t" fillcolor="#a0a0a0" stroked="f"/>
         </w:pict>
       </w:r>
     </w:p>
@@ -1861,6 +1774,1749 @@
       </w:r>
     </w:p>
     <w:p/>
+    <w:p/>
+    <w:p>
+      <w:pPr>
+        <w:pBdr>
+          <w:bottom w:val="single" w:sz="6" w:space="1" w:color="auto"/>
+        </w:pBdr>
+      </w:pPr>
+    </w:p>
+    <w:p/>
+    <w:p>
+      <w:r>
+        <w:rPr>
+          <w:rFonts w:ascii="Segoe UI" w:hAnsi="Segoe UI" w:cs="Segoe UI"/>
+          <w:sz w:val="21"/>
+          <w:szCs w:val="21"/>
+          <w:shd w:val="clear" w:color="auto" w:fill="FFFFFF"/>
+        </w:rPr>
+        <w:t>Excited to announce the launch of my new series: Azure Data Factory (ADF) - From Beginner to Interview Ready!</w:t>
+      </w:r>
+      <w:r>
+        <w:rPr>
+          <w:rFonts w:ascii="Segoe UI" w:hAnsi="Segoe UI" w:cs="Segoe UI"/>
+          <w:sz w:val="21"/>
+          <w:szCs w:val="21"/>
+        </w:rPr>
+        <w:br/>
+      </w:r>
+      <w:r>
+        <w:rPr>
+          <w:rStyle w:val="white-space-pre"/>
+          <w:rFonts w:ascii="Segoe UI" w:hAnsi="Segoe UI" w:cs="Segoe UI"/>
+          <w:sz w:val="21"/>
+          <w:szCs w:val="21"/>
+        </w:rPr>
+        <w:t xml:space="preserve"> </w:t>
+      </w:r>
+      <w:r>
+        <w:rPr>
+          <w:rFonts w:ascii="Segoe UI" w:hAnsi="Segoe UI" w:cs="Segoe UI"/>
+          <w:sz w:val="21"/>
+          <w:szCs w:val="21"/>
+          <w:shd w:val="clear" w:color="auto" w:fill="FFFFFF"/>
+        </w:rPr>
+        <w:t>Over the course of my journey as an Azure Data Engineer, I’ve found that while mastering ADF is an absolute must, finding study materials that break down complex concepts into simple, easily digestible pieces can be challenging.</w:t>
+      </w:r>
+      <w:r>
+        <w:rPr>
+          <w:rFonts w:ascii="Segoe UI" w:hAnsi="Segoe UI" w:cs="Segoe UI"/>
+          <w:sz w:val="21"/>
+          <w:szCs w:val="21"/>
+        </w:rPr>
+        <w:br/>
+      </w:r>
+      <w:r>
+        <w:rPr>
+          <w:rStyle w:val="white-space-pre"/>
+          <w:rFonts w:ascii="Segoe UI" w:hAnsi="Segoe UI" w:cs="Segoe UI"/>
+          <w:sz w:val="21"/>
+          <w:szCs w:val="21"/>
+        </w:rPr>
+        <w:t xml:space="preserve"> </w:t>
+      </w:r>
+      <w:r>
+        <w:rPr>
+          <w:rFonts w:ascii="Segoe UI" w:hAnsi="Segoe UI" w:cs="Segoe UI"/>
+          <w:sz w:val="21"/>
+          <w:szCs w:val="21"/>
+          <w:shd w:val="clear" w:color="auto" w:fill="FFFFFF"/>
+        </w:rPr>
+        <w:t>That’s why I decided to create my own comprehensive, step-by-step guide to help aspiring and transitioning data professionals build a rock-solid foundation and crush their technical interviews.</w:t>
+      </w:r>
+      <w:r>
+        <w:rPr>
+          <w:rFonts w:ascii="Segoe UI" w:hAnsi="Segoe UI" w:cs="Segoe UI"/>
+          <w:sz w:val="21"/>
+          <w:szCs w:val="21"/>
+        </w:rPr>
+        <w:br/>
+      </w:r>
+      <w:r>
+        <w:rPr>
+          <w:rFonts w:ascii="Segoe UI" w:hAnsi="Segoe UI" w:cs="Segoe UI"/>
+          <w:sz w:val="21"/>
+          <w:szCs w:val="21"/>
+          <w:shd w:val="clear" w:color="auto" w:fill="FFFFFF"/>
+        </w:rPr>
+        <w:t>Today, I’m thrilled to share Part 1 of this series!</w:t>
+      </w:r>
+      <w:r>
+        <w:rPr>
+          <w:rStyle w:val="white-space-pre"/>
+          <w:rFonts w:ascii="Segoe UI" w:hAnsi="Segoe UI" w:cs="Segoe UI"/>
+          <w:sz w:val="21"/>
+          <w:szCs w:val="21"/>
+        </w:rPr>
+        <w:t xml:space="preserve"> </w:t>
+      </w:r>
+      <w:r>
+        <w:rPr>
+          <w:rFonts w:ascii="Segoe UI" w:hAnsi="Segoe UI" w:cs="Segoe UI"/>
+          <w:sz w:val="21"/>
+          <w:szCs w:val="21"/>
+        </w:rPr>
+        <w:br/>
+      </w:r>
+      <w:r>
+        <w:rPr>
+          <w:rFonts w:ascii="Segoe UI" w:hAnsi="Segoe UI" w:cs="Segoe UI"/>
+          <w:sz w:val="21"/>
+          <w:szCs w:val="21"/>
+          <w:shd w:val="clear" w:color="auto" w:fill="FFFFFF"/>
+        </w:rPr>
+        <w:t>Here is a sneak peek at what is inside this document:</w:t>
+      </w:r>
+      <w:r>
+        <w:rPr>
+          <w:rStyle w:val="white-space-pre"/>
+          <w:rFonts w:ascii="Segoe UI" w:hAnsi="Segoe UI" w:cs="Segoe UI"/>
+          <w:sz w:val="21"/>
+          <w:szCs w:val="21"/>
+        </w:rPr>
+        <w:t xml:space="preserve"> </w:t>
+      </w:r>
+      <w:r>
+        <w:rPr>
+          <w:rFonts w:ascii="Segoe UI" w:hAnsi="Segoe UI" w:cs="Segoe UI"/>
+          <w:sz w:val="21"/>
+          <w:szCs w:val="21"/>
+        </w:rPr>
+        <w:br/>
+      </w:r>
+      <w:r>
+        <w:rPr>
+          <w:rFonts w:ascii="Segoe UI Emoji" w:hAnsi="Segoe UI Emoji" w:cs="Segoe UI Emoji"/>
+          <w:sz w:val="21"/>
+          <w:szCs w:val="21"/>
+          <w:shd w:val="clear" w:color="auto" w:fill="FFFFFF"/>
+        </w:rPr>
+        <w:t>✅</w:t>
+      </w:r>
+      <w:r>
+        <w:rPr>
+          <w:rFonts w:ascii="Segoe UI" w:hAnsi="Segoe UI" w:cs="Segoe UI"/>
+          <w:sz w:val="21"/>
+          <w:szCs w:val="21"/>
+          <w:shd w:val="clear" w:color="auto" w:fill="FFFFFF"/>
+        </w:rPr>
+        <w:t xml:space="preserve"> The Basics: Extremely simple, real-world analogies to explain ADF Architecture, ETL vs. ELT, and cloud data movement.</w:t>
+      </w:r>
+      <w:r>
+        <w:rPr>
+          <w:rStyle w:val="white-space-pre"/>
+          <w:rFonts w:ascii="Segoe UI" w:hAnsi="Segoe UI" w:cs="Segoe UI"/>
+          <w:sz w:val="21"/>
+          <w:szCs w:val="21"/>
+        </w:rPr>
+        <w:t xml:space="preserve"> </w:t>
+      </w:r>
+      <w:r>
+        <w:rPr>
+          <w:rFonts w:ascii="Segoe UI" w:hAnsi="Segoe UI" w:cs="Segoe UI"/>
+          <w:sz w:val="21"/>
+          <w:szCs w:val="21"/>
+        </w:rPr>
+        <w:br/>
+      </w:r>
+      <w:r>
+        <w:rPr>
+          <w:rFonts w:ascii="Segoe UI Emoji" w:hAnsi="Segoe UI Emoji" w:cs="Segoe UI Emoji"/>
+          <w:sz w:val="21"/>
+          <w:szCs w:val="21"/>
+          <w:shd w:val="clear" w:color="auto" w:fill="FFFFFF"/>
+        </w:rPr>
+        <w:t>✅</w:t>
+      </w:r>
+      <w:r>
+        <w:rPr>
+          <w:rFonts w:ascii="Segoe UI" w:hAnsi="Segoe UI" w:cs="Segoe UI"/>
+          <w:sz w:val="21"/>
+          <w:szCs w:val="21"/>
+          <w:shd w:val="clear" w:color="auto" w:fill="FFFFFF"/>
+        </w:rPr>
+        <w:t xml:space="preserve"> Core Components: Deep dives into Pipelines, Activities, Linked Services, and Datasets.</w:t>
+      </w:r>
+      <w:r>
+        <w:rPr>
+          <w:rStyle w:val="white-space-pre"/>
+          <w:rFonts w:ascii="Segoe UI" w:hAnsi="Segoe UI" w:cs="Segoe UI"/>
+          <w:sz w:val="21"/>
+          <w:szCs w:val="21"/>
+        </w:rPr>
+        <w:t xml:space="preserve"> </w:t>
+      </w:r>
+      <w:r>
+        <w:rPr>
+          <w:rFonts w:ascii="Segoe UI" w:hAnsi="Segoe UI" w:cs="Segoe UI"/>
+          <w:sz w:val="21"/>
+          <w:szCs w:val="21"/>
+        </w:rPr>
+        <w:br/>
+      </w:r>
+      <w:r>
+        <w:rPr>
+          <w:rFonts w:ascii="Segoe UI Emoji" w:hAnsi="Segoe UI Emoji" w:cs="Segoe UI Emoji"/>
+          <w:sz w:val="21"/>
+          <w:szCs w:val="21"/>
+          <w:shd w:val="clear" w:color="auto" w:fill="FFFFFF"/>
+        </w:rPr>
+        <w:t>✅</w:t>
+      </w:r>
+      <w:r>
+        <w:rPr>
+          <w:rFonts w:ascii="Segoe UI" w:hAnsi="Segoe UI" w:cs="Segoe UI"/>
+          <w:sz w:val="21"/>
+          <w:szCs w:val="21"/>
+          <w:shd w:val="clear" w:color="auto" w:fill="FFFFFF"/>
+        </w:rPr>
+        <w:t xml:space="preserve"> Compute Power: A clear breakdown of Integration Runtimes (Azure IR vs. Self-Hosted IR vs. SSIS IR).</w:t>
+      </w:r>
+      <w:r>
+        <w:rPr>
+          <w:rStyle w:val="white-space-pre"/>
+          <w:rFonts w:ascii="Segoe UI" w:hAnsi="Segoe UI" w:cs="Segoe UI"/>
+          <w:sz w:val="21"/>
+          <w:szCs w:val="21"/>
+        </w:rPr>
+        <w:t xml:space="preserve"> </w:t>
+      </w:r>
+      <w:r>
+        <w:rPr>
+          <w:rFonts w:ascii="Segoe UI" w:hAnsi="Segoe UI" w:cs="Segoe UI"/>
+          <w:sz w:val="21"/>
+          <w:szCs w:val="21"/>
+        </w:rPr>
+        <w:br/>
+      </w:r>
+      <w:r>
+        <w:rPr>
+          <w:rFonts w:ascii="Segoe UI Emoji" w:hAnsi="Segoe UI Emoji" w:cs="Segoe UI Emoji"/>
+          <w:sz w:val="21"/>
+          <w:szCs w:val="21"/>
+          <w:shd w:val="clear" w:color="auto" w:fill="FFFFFF"/>
+        </w:rPr>
+        <w:t>✅</w:t>
+      </w:r>
+      <w:r>
+        <w:rPr>
+          <w:rFonts w:ascii="Segoe UI" w:hAnsi="Segoe UI" w:cs="Segoe UI"/>
+          <w:sz w:val="21"/>
+          <w:szCs w:val="21"/>
+          <w:shd w:val="clear" w:color="auto" w:fill="FFFFFF"/>
+        </w:rPr>
+        <w:t xml:space="preserve"> Interview Prep: "Golden Notes," common interview traps to avoid, and crucial comparison tables.</w:t>
+      </w:r>
+      <w:r>
+        <w:rPr>
+          <w:rFonts w:ascii="Segoe UI" w:hAnsi="Segoe UI" w:cs="Segoe UI"/>
+          <w:sz w:val="21"/>
+          <w:szCs w:val="21"/>
+        </w:rPr>
+        <w:br/>
+      </w:r>
+      <w:r>
+        <w:rPr>
+          <w:rFonts w:ascii="Segoe UI" w:hAnsi="Segoe UI" w:cs="Segoe UI"/>
+          <w:sz w:val="21"/>
+          <w:szCs w:val="21"/>
+          <w:shd w:val="clear" w:color="auto" w:fill="FFFFFF"/>
+        </w:rPr>
+        <w:t>Whether you are starting from scratch or just looking to polish your skills for an upcoming interview, I built these notes with you in mind.</w:t>
+      </w:r>
+      <w:r>
+        <w:rPr>
+          <w:rFonts w:ascii="Segoe UI" w:hAnsi="Segoe UI" w:cs="Segoe UI"/>
+          <w:sz w:val="21"/>
+          <w:szCs w:val="21"/>
+        </w:rPr>
+        <w:br/>
+      </w:r>
+      <w:r>
+        <w:rPr>
+          <w:rFonts w:ascii="Segoe UI Emoji" w:hAnsi="Segoe UI Emoji" w:cs="Segoe UI Emoji"/>
+          <w:sz w:val="21"/>
+          <w:szCs w:val="21"/>
+          <w:shd w:val="clear" w:color="auto" w:fill="FFFFFF"/>
+        </w:rPr>
+        <w:t>📥</w:t>
+      </w:r>
+      <w:r>
+        <w:rPr>
+          <w:rFonts w:ascii="Segoe UI" w:hAnsi="Segoe UI" w:cs="Segoe UI"/>
+          <w:sz w:val="21"/>
+          <w:szCs w:val="21"/>
+          <w:shd w:val="clear" w:color="auto" w:fill="FFFFFF"/>
+        </w:rPr>
+        <w:t xml:space="preserve"> Feel free to download the document attached below, and let me know your thoughts or questions in the comments!</w:t>
+      </w:r>
+      <w:r>
+        <w:rPr>
+          <w:rFonts w:ascii="Segoe UI" w:hAnsi="Segoe UI" w:cs="Segoe UI"/>
+          <w:sz w:val="21"/>
+          <w:szCs w:val="21"/>
+        </w:rPr>
+        <w:br/>
+      </w:r>
+      <w:r>
+        <w:rPr>
+          <w:rFonts w:ascii="Segoe UI Emoji" w:hAnsi="Segoe UI Emoji" w:cs="Segoe UI Emoji"/>
+          <w:sz w:val="21"/>
+          <w:szCs w:val="21"/>
+          <w:shd w:val="clear" w:color="auto" w:fill="FFFFFF"/>
+        </w:rPr>
+        <w:t>🔔</w:t>
+      </w:r>
+      <w:r>
+        <w:rPr>
+          <w:rFonts w:ascii="Segoe UI" w:hAnsi="Segoe UI" w:cs="Segoe UI"/>
+          <w:sz w:val="21"/>
+          <w:szCs w:val="21"/>
+          <w:shd w:val="clear" w:color="auto" w:fill="FFFFFF"/>
+        </w:rPr>
+        <w:t xml:space="preserve"> Stay tuned for Part 2! We will be diving even deeper into dynamic pipelines, complex triggers, and hands-on scenarios.</w:t>
+      </w:r>
+      <w:r>
+        <w:rPr>
+          <w:rFonts w:ascii="Segoe UI" w:hAnsi="Segoe UI" w:cs="Segoe UI"/>
+          <w:sz w:val="21"/>
+          <w:szCs w:val="21"/>
+        </w:rPr>
+        <w:br/>
+      </w:r>
+      <w:r>
+        <w:rPr>
+          <w:rFonts w:ascii="Segoe UI" w:hAnsi="Segoe UI" w:cs="Segoe UI"/>
+          <w:sz w:val="21"/>
+          <w:szCs w:val="21"/>
+        </w:rPr>
+        <w:br/>
+      </w:r>
+      <w:hyperlink r:id="rId5" w:history="1">
+        <w:r>
+          <w:rPr>
+            <w:rStyle w:val="visually-hidden"/>
+            <w:rFonts w:ascii="Segoe UI" w:hAnsi="Segoe UI" w:cs="Segoe UI"/>
+            <w:b/>
+            <w:bCs/>
+            <w:color w:val="0A66C2"/>
+            <w:sz w:val="21"/>
+            <w:szCs w:val="21"/>
+            <w:u w:val="single"/>
+            <w:bdr w:val="none" w:sz="0" w:space="0" w:color="auto" w:frame="1"/>
+          </w:rPr>
+          <w:t>hashtag</w:t>
+        </w:r>
+        <w:r>
+          <w:rPr>
+            <w:rStyle w:val="Hyperlink"/>
+            <w:rFonts w:ascii="Segoe UI" w:hAnsi="Segoe UI" w:cs="Segoe UI"/>
+            <w:b/>
+            <w:bCs/>
+            <w:color w:val="0A66C2"/>
+            <w:sz w:val="21"/>
+            <w:szCs w:val="21"/>
+            <w:bdr w:val="none" w:sz="0" w:space="0" w:color="auto" w:frame="1"/>
+          </w:rPr>
+          <w:t>#Azure</w:t>
+        </w:r>
+      </w:hyperlink>
+      <w:r>
+        <w:rPr>
+          <w:rStyle w:val="white-space-pre"/>
+          <w:rFonts w:ascii="Segoe UI" w:hAnsi="Segoe UI" w:cs="Segoe UI"/>
+          <w:sz w:val="21"/>
+          <w:szCs w:val="21"/>
+        </w:rPr>
+        <w:t xml:space="preserve"> </w:t>
+      </w:r>
+      <w:hyperlink r:id="rId6" w:history="1">
+        <w:r>
+          <w:rPr>
+            <w:rStyle w:val="visually-hidden"/>
+            <w:rFonts w:ascii="Segoe UI" w:hAnsi="Segoe UI" w:cs="Segoe UI"/>
+            <w:b/>
+            <w:bCs/>
+            <w:color w:val="0A66C2"/>
+            <w:sz w:val="21"/>
+            <w:szCs w:val="21"/>
+            <w:u w:val="single"/>
+            <w:bdr w:val="none" w:sz="0" w:space="0" w:color="auto" w:frame="1"/>
+          </w:rPr>
+          <w:t>hashtag</w:t>
+        </w:r>
+        <w:r>
+          <w:rPr>
+            <w:rStyle w:val="Hyperlink"/>
+            <w:rFonts w:ascii="Segoe UI" w:hAnsi="Segoe UI" w:cs="Segoe UI"/>
+            <w:b/>
+            <w:bCs/>
+            <w:color w:val="0A66C2"/>
+            <w:sz w:val="21"/>
+            <w:szCs w:val="21"/>
+            <w:bdr w:val="none" w:sz="0" w:space="0" w:color="auto" w:frame="1"/>
+          </w:rPr>
+          <w:t>#AzureDataFactory</w:t>
+        </w:r>
+      </w:hyperlink>
+      <w:r>
+        <w:rPr>
+          <w:rStyle w:val="white-space-pre"/>
+          <w:rFonts w:ascii="Segoe UI" w:hAnsi="Segoe UI" w:cs="Segoe UI"/>
+          <w:sz w:val="21"/>
+          <w:szCs w:val="21"/>
+        </w:rPr>
+        <w:t xml:space="preserve"> </w:t>
+      </w:r>
+      <w:hyperlink r:id="rId7" w:history="1">
+        <w:r>
+          <w:rPr>
+            <w:rStyle w:val="visually-hidden"/>
+            <w:rFonts w:ascii="Segoe UI" w:hAnsi="Segoe UI" w:cs="Segoe UI"/>
+            <w:b/>
+            <w:bCs/>
+            <w:color w:val="0A66C2"/>
+            <w:sz w:val="21"/>
+            <w:szCs w:val="21"/>
+            <w:u w:val="single"/>
+            <w:bdr w:val="none" w:sz="0" w:space="0" w:color="auto" w:frame="1"/>
+          </w:rPr>
+          <w:t>hashtag</w:t>
+        </w:r>
+        <w:r>
+          <w:rPr>
+            <w:rStyle w:val="Hyperlink"/>
+            <w:rFonts w:ascii="Segoe UI" w:hAnsi="Segoe UI" w:cs="Segoe UI"/>
+            <w:b/>
+            <w:bCs/>
+            <w:color w:val="0A66C2"/>
+            <w:sz w:val="21"/>
+            <w:szCs w:val="21"/>
+            <w:bdr w:val="none" w:sz="0" w:space="0" w:color="auto" w:frame="1"/>
+          </w:rPr>
+          <w:t>#ADF</w:t>
+        </w:r>
+      </w:hyperlink>
+      <w:r>
+        <w:rPr>
+          <w:rStyle w:val="white-space-pre"/>
+          <w:rFonts w:ascii="Segoe UI" w:hAnsi="Segoe UI" w:cs="Segoe UI"/>
+          <w:sz w:val="21"/>
+          <w:szCs w:val="21"/>
+        </w:rPr>
+        <w:t xml:space="preserve"> </w:t>
+      </w:r>
+      <w:hyperlink r:id="rId8" w:history="1">
+        <w:r>
+          <w:rPr>
+            <w:rStyle w:val="visually-hidden"/>
+            <w:rFonts w:ascii="Segoe UI" w:hAnsi="Segoe UI" w:cs="Segoe UI"/>
+            <w:b/>
+            <w:bCs/>
+            <w:color w:val="0A66C2"/>
+            <w:sz w:val="21"/>
+            <w:szCs w:val="21"/>
+            <w:u w:val="single"/>
+            <w:bdr w:val="none" w:sz="0" w:space="0" w:color="auto" w:frame="1"/>
+          </w:rPr>
+          <w:t>hashtag</w:t>
+        </w:r>
+        <w:r>
+          <w:rPr>
+            <w:rStyle w:val="Hyperlink"/>
+            <w:rFonts w:ascii="Segoe UI" w:hAnsi="Segoe UI" w:cs="Segoe UI"/>
+            <w:b/>
+            <w:bCs/>
+            <w:color w:val="0A66C2"/>
+            <w:sz w:val="21"/>
+            <w:szCs w:val="21"/>
+            <w:bdr w:val="none" w:sz="0" w:space="0" w:color="auto" w:frame="1"/>
+          </w:rPr>
+          <w:t>#DataEngineering</w:t>
+        </w:r>
+      </w:hyperlink>
+      <w:r>
+        <w:rPr>
+          <w:rStyle w:val="white-space-pre"/>
+          <w:rFonts w:ascii="Segoe UI" w:hAnsi="Segoe UI" w:cs="Segoe UI"/>
+          <w:sz w:val="21"/>
+          <w:szCs w:val="21"/>
+        </w:rPr>
+        <w:t xml:space="preserve"> </w:t>
+      </w:r>
+      <w:hyperlink r:id="rId9" w:history="1">
+        <w:r>
+          <w:rPr>
+            <w:rStyle w:val="visually-hidden"/>
+            <w:rFonts w:ascii="Segoe UI" w:hAnsi="Segoe UI" w:cs="Segoe UI"/>
+            <w:b/>
+            <w:bCs/>
+            <w:color w:val="0A66C2"/>
+            <w:sz w:val="21"/>
+            <w:szCs w:val="21"/>
+            <w:u w:val="single"/>
+            <w:bdr w:val="none" w:sz="0" w:space="0" w:color="auto" w:frame="1"/>
+          </w:rPr>
+          <w:t>hashtag</w:t>
+        </w:r>
+        <w:r>
+          <w:rPr>
+            <w:rStyle w:val="Hyperlink"/>
+            <w:rFonts w:ascii="Segoe UI" w:hAnsi="Segoe UI" w:cs="Segoe UI"/>
+            <w:b/>
+            <w:bCs/>
+            <w:color w:val="0A66C2"/>
+            <w:sz w:val="21"/>
+            <w:szCs w:val="21"/>
+            <w:bdr w:val="none" w:sz="0" w:space="0" w:color="auto" w:frame="1"/>
+          </w:rPr>
+          <w:t>#DataEngineer</w:t>
+        </w:r>
+      </w:hyperlink>
+      <w:r>
+        <w:rPr>
+          <w:rStyle w:val="white-space-pre"/>
+          <w:rFonts w:ascii="Segoe UI" w:hAnsi="Segoe UI" w:cs="Segoe UI"/>
+          <w:sz w:val="21"/>
+          <w:szCs w:val="21"/>
+        </w:rPr>
+        <w:t xml:space="preserve"> </w:t>
+      </w:r>
+      <w:hyperlink r:id="rId10" w:history="1">
+        <w:r>
+          <w:rPr>
+            <w:rStyle w:val="visually-hidden"/>
+            <w:rFonts w:ascii="Segoe UI" w:hAnsi="Segoe UI" w:cs="Segoe UI"/>
+            <w:b/>
+            <w:bCs/>
+            <w:color w:val="0A66C2"/>
+            <w:sz w:val="21"/>
+            <w:szCs w:val="21"/>
+            <w:u w:val="single"/>
+            <w:bdr w:val="none" w:sz="0" w:space="0" w:color="auto" w:frame="1"/>
+          </w:rPr>
+          <w:t>hashtag</w:t>
+        </w:r>
+        <w:r>
+          <w:rPr>
+            <w:rStyle w:val="Hyperlink"/>
+            <w:rFonts w:ascii="Segoe UI" w:hAnsi="Segoe UI" w:cs="Segoe UI"/>
+            <w:b/>
+            <w:bCs/>
+            <w:color w:val="0A66C2"/>
+            <w:sz w:val="21"/>
+            <w:szCs w:val="21"/>
+            <w:bdr w:val="none" w:sz="0" w:space="0" w:color="auto" w:frame="1"/>
+          </w:rPr>
+          <w:t>#CloudComputing</w:t>
+        </w:r>
+      </w:hyperlink>
+      <w:r>
+        <w:rPr>
+          <w:rStyle w:val="white-space-pre"/>
+          <w:rFonts w:ascii="Segoe UI" w:hAnsi="Segoe UI" w:cs="Segoe UI"/>
+          <w:sz w:val="21"/>
+          <w:szCs w:val="21"/>
+        </w:rPr>
+        <w:t xml:space="preserve"> </w:t>
+      </w:r>
+      <w:hyperlink r:id="rId11" w:history="1">
+        <w:r>
+          <w:rPr>
+            <w:rStyle w:val="visually-hidden"/>
+            <w:rFonts w:ascii="Segoe UI" w:hAnsi="Segoe UI" w:cs="Segoe UI"/>
+            <w:b/>
+            <w:bCs/>
+            <w:color w:val="0A66C2"/>
+            <w:sz w:val="21"/>
+            <w:szCs w:val="21"/>
+            <w:u w:val="single"/>
+            <w:bdr w:val="none" w:sz="0" w:space="0" w:color="auto" w:frame="1"/>
+          </w:rPr>
+          <w:t>hashtag</w:t>
+        </w:r>
+        <w:r>
+          <w:rPr>
+            <w:rStyle w:val="Hyperlink"/>
+            <w:rFonts w:ascii="Segoe UI" w:hAnsi="Segoe UI" w:cs="Segoe UI"/>
+            <w:b/>
+            <w:bCs/>
+            <w:color w:val="0A66C2"/>
+            <w:sz w:val="21"/>
+            <w:szCs w:val="21"/>
+            <w:bdr w:val="none" w:sz="0" w:space="0" w:color="auto" w:frame="1"/>
+          </w:rPr>
+          <w:t>#InterviewPreparation</w:t>
+        </w:r>
+      </w:hyperlink>
+      <w:r>
+        <w:rPr>
+          <w:rStyle w:val="white-space-pre"/>
+          <w:rFonts w:ascii="Segoe UI" w:hAnsi="Segoe UI" w:cs="Segoe UI"/>
+          <w:sz w:val="21"/>
+          <w:szCs w:val="21"/>
+        </w:rPr>
+        <w:t xml:space="preserve"> </w:t>
+      </w:r>
+      <w:hyperlink r:id="rId12" w:history="1">
+        <w:r>
+          <w:rPr>
+            <w:rStyle w:val="visually-hidden"/>
+            <w:rFonts w:ascii="Segoe UI" w:hAnsi="Segoe UI" w:cs="Segoe UI"/>
+            <w:b/>
+            <w:bCs/>
+            <w:color w:val="0A66C2"/>
+            <w:sz w:val="21"/>
+            <w:szCs w:val="21"/>
+            <w:u w:val="single"/>
+            <w:bdr w:val="none" w:sz="0" w:space="0" w:color="auto" w:frame="1"/>
+          </w:rPr>
+          <w:t>hashtag</w:t>
+        </w:r>
+        <w:r>
+          <w:rPr>
+            <w:rStyle w:val="Hyperlink"/>
+            <w:rFonts w:ascii="Segoe UI" w:hAnsi="Segoe UI" w:cs="Segoe UI"/>
+            <w:b/>
+            <w:bCs/>
+            <w:color w:val="0A66C2"/>
+            <w:sz w:val="21"/>
+            <w:szCs w:val="21"/>
+            <w:bdr w:val="none" w:sz="0" w:space="0" w:color="auto" w:frame="1"/>
+          </w:rPr>
+          <w:t>#TechCareers</w:t>
+        </w:r>
+      </w:hyperlink>
+      <w:r>
+        <w:rPr>
+          <w:rStyle w:val="white-space-pre"/>
+          <w:rFonts w:ascii="Segoe UI" w:hAnsi="Segoe UI" w:cs="Segoe UI"/>
+          <w:sz w:val="21"/>
+          <w:szCs w:val="21"/>
+        </w:rPr>
+        <w:t xml:space="preserve"> </w:t>
+      </w:r>
+      <w:hyperlink r:id="rId13" w:history="1">
+        <w:r>
+          <w:rPr>
+            <w:rStyle w:val="visually-hidden"/>
+            <w:rFonts w:ascii="Segoe UI" w:hAnsi="Segoe UI" w:cs="Segoe UI"/>
+            <w:b/>
+            <w:bCs/>
+            <w:color w:val="0A66C2"/>
+            <w:sz w:val="21"/>
+            <w:szCs w:val="21"/>
+            <w:u w:val="single"/>
+            <w:bdr w:val="none" w:sz="0" w:space="0" w:color="auto" w:frame="1"/>
+          </w:rPr>
+          <w:t>hashtag</w:t>
+        </w:r>
+        <w:r>
+          <w:rPr>
+            <w:rStyle w:val="Hyperlink"/>
+            <w:rFonts w:ascii="Segoe UI" w:hAnsi="Segoe UI" w:cs="Segoe UI"/>
+            <w:b/>
+            <w:bCs/>
+            <w:color w:val="0A66C2"/>
+            <w:sz w:val="21"/>
+            <w:szCs w:val="21"/>
+            <w:bdr w:val="none" w:sz="0" w:space="0" w:color="auto" w:frame="1"/>
+          </w:rPr>
+          <w:t>#MicrosoftAzure</w:t>
+        </w:r>
+      </w:hyperlink>
+      <w:r>
+        <w:rPr>
+          <w:rStyle w:val="white-space-pre"/>
+          <w:rFonts w:ascii="Segoe UI" w:hAnsi="Segoe UI" w:cs="Segoe UI"/>
+          <w:sz w:val="21"/>
+          <w:szCs w:val="21"/>
+        </w:rPr>
+        <w:t xml:space="preserve"> </w:t>
+      </w:r>
+      <w:hyperlink r:id="rId14" w:history="1">
+        <w:r>
+          <w:rPr>
+            <w:rStyle w:val="visually-hidden"/>
+            <w:rFonts w:ascii="Segoe UI" w:hAnsi="Segoe UI" w:cs="Segoe UI"/>
+            <w:b/>
+            <w:bCs/>
+            <w:color w:val="0A66C2"/>
+            <w:sz w:val="21"/>
+            <w:szCs w:val="21"/>
+            <w:u w:val="single"/>
+            <w:bdr w:val="none" w:sz="0" w:space="0" w:color="auto" w:frame="1"/>
+          </w:rPr>
+          <w:t>hashtag</w:t>
+        </w:r>
+        <w:r>
+          <w:rPr>
+            <w:rStyle w:val="Hyperlink"/>
+            <w:rFonts w:ascii="Segoe UI" w:hAnsi="Segoe UI" w:cs="Segoe UI"/>
+            <w:b/>
+            <w:bCs/>
+            <w:color w:val="0A66C2"/>
+            <w:sz w:val="21"/>
+            <w:szCs w:val="21"/>
+            <w:bdr w:val="none" w:sz="0" w:space="0" w:color="auto" w:frame="1"/>
+          </w:rPr>
+          <w:t>#DataAnalytics</w:t>
+        </w:r>
+      </w:hyperlink>
+    </w:p>
+    <w:p/>
+    <w:p>
+      <w:r>
+        <w:rPr>
+          <w:noProof/>
+        </w:rPr>
+        <w:lastRenderedPageBreak/>
+        <w:drawing>
+          <wp:inline distT="0" distB="0" distL="0" distR="0" wp14:anchorId="417B05D3" wp14:editId="39A04846">
+            <wp:extent cx="5731510" cy="7418070"/>
+            <wp:effectExtent l="0" t="0" r="2540" b="0"/>
+            <wp:docPr id="585766704" name="Picture 1" descr="View image"/>
+            <wp:cNvGraphicFramePr>
+              <a:graphicFrameLocks xmlns:a="http://schemas.openxmlformats.org/drawingml/2006/main" noChangeAspect="1"/>
+            </wp:cNvGraphicFramePr>
+            <a:graphic xmlns:a="http://schemas.openxmlformats.org/drawingml/2006/main">
+              <a:graphicData uri="http://schemas.openxmlformats.org/drawingml/2006/picture">
+                <pic:pic xmlns:pic="http://schemas.openxmlformats.org/drawingml/2006/picture">
+                  <pic:nvPicPr>
+                    <pic:cNvPr id="0" name="Picture 12" descr="View image"/>
+                    <pic:cNvPicPr>
+                      <a:picLocks noChangeAspect="1" noChangeArrowheads="1"/>
+                    </pic:cNvPicPr>
+                  </pic:nvPicPr>
+                  <pic:blipFill>
+                    <a:blip r:embed="rId15">
+                      <a:extLst>
+                        <a:ext uri="{28A0092B-C50C-407E-A947-70E740481C1C}">
+                          <a14:useLocalDpi xmlns:a14="http://schemas.microsoft.com/office/drawing/2010/main" val="0"/>
+                        </a:ext>
+                      </a:extLst>
+                    </a:blip>
+                    <a:srcRect/>
+                    <a:stretch>
+                      <a:fillRect/>
+                    </a:stretch>
+                  </pic:blipFill>
+                  <pic:spPr bwMode="auto">
+                    <a:xfrm>
+                      <a:off x="0" y="0"/>
+                      <a:ext cx="5731510" cy="7418070"/>
+                    </a:xfrm>
+                    <a:prstGeom prst="rect">
+                      <a:avLst/>
+                    </a:prstGeom>
+                    <a:noFill/>
+                    <a:ln>
+                      <a:noFill/>
+                    </a:ln>
+                  </pic:spPr>
+                </pic:pic>
+              </a:graphicData>
+            </a:graphic>
+          </wp:inline>
+        </w:drawing>
+      </w:r>
+    </w:p>
+    <w:p/>
+    <w:p>
+      <w:r>
+        <w:rPr>
+          <w:noProof/>
+        </w:rPr>
+        <w:lastRenderedPageBreak/>
+        <w:drawing>
+          <wp:inline distT="0" distB="0" distL="0" distR="0" wp14:anchorId="0E05D0F0" wp14:editId="014FDCA2">
+            <wp:extent cx="5731510" cy="7418070"/>
+            <wp:effectExtent l="0" t="0" r="2540" b="0"/>
+            <wp:docPr id="967647059" name="Picture 2" descr="View image"/>
+            <wp:cNvGraphicFramePr>
+              <a:graphicFrameLocks xmlns:a="http://schemas.openxmlformats.org/drawingml/2006/main" noChangeAspect="1"/>
+            </wp:cNvGraphicFramePr>
+            <a:graphic xmlns:a="http://schemas.openxmlformats.org/drawingml/2006/main">
+              <a:graphicData uri="http://schemas.openxmlformats.org/drawingml/2006/picture">
+                <pic:pic xmlns:pic="http://schemas.openxmlformats.org/drawingml/2006/picture">
+                  <pic:nvPicPr>
+                    <pic:cNvPr id="0" name="Picture 14" descr="View image"/>
+                    <pic:cNvPicPr>
+                      <a:picLocks noChangeAspect="1" noChangeArrowheads="1"/>
+                    </pic:cNvPicPr>
+                  </pic:nvPicPr>
+                  <pic:blipFill>
+                    <a:blip r:embed="rId16">
+                      <a:extLst>
+                        <a:ext uri="{28A0092B-C50C-407E-A947-70E740481C1C}">
+                          <a14:useLocalDpi xmlns:a14="http://schemas.microsoft.com/office/drawing/2010/main" val="0"/>
+                        </a:ext>
+                      </a:extLst>
+                    </a:blip>
+                    <a:srcRect/>
+                    <a:stretch>
+                      <a:fillRect/>
+                    </a:stretch>
+                  </pic:blipFill>
+                  <pic:spPr bwMode="auto">
+                    <a:xfrm>
+                      <a:off x="0" y="0"/>
+                      <a:ext cx="5731510" cy="7418070"/>
+                    </a:xfrm>
+                    <a:prstGeom prst="rect">
+                      <a:avLst/>
+                    </a:prstGeom>
+                    <a:noFill/>
+                    <a:ln>
+                      <a:noFill/>
+                    </a:ln>
+                  </pic:spPr>
+                </pic:pic>
+              </a:graphicData>
+            </a:graphic>
+          </wp:inline>
+        </w:drawing>
+      </w:r>
+      <w:r>
+        <w:rPr>
+          <w:noProof/>
+        </w:rPr>
+        <w:lastRenderedPageBreak/>
+        <w:drawing>
+          <wp:inline distT="0" distB="0" distL="0" distR="0" wp14:anchorId="0D0F8972" wp14:editId="1AE5A576">
+            <wp:extent cx="5731510" cy="7418070"/>
+            <wp:effectExtent l="0" t="0" r="2540" b="0"/>
+            <wp:docPr id="1650673918" name="Picture 3" descr="View image"/>
+            <wp:cNvGraphicFramePr>
+              <a:graphicFrameLocks xmlns:a="http://schemas.openxmlformats.org/drawingml/2006/main" noChangeAspect="1"/>
+            </wp:cNvGraphicFramePr>
+            <a:graphic xmlns:a="http://schemas.openxmlformats.org/drawingml/2006/main">
+              <a:graphicData uri="http://schemas.openxmlformats.org/drawingml/2006/picture">
+                <pic:pic xmlns:pic="http://schemas.openxmlformats.org/drawingml/2006/picture">
+                  <pic:nvPicPr>
+                    <pic:cNvPr id="0" name="Picture 16" descr="View image"/>
+                    <pic:cNvPicPr>
+                      <a:picLocks noChangeAspect="1" noChangeArrowheads="1"/>
+                    </pic:cNvPicPr>
+                  </pic:nvPicPr>
+                  <pic:blipFill>
+                    <a:blip r:embed="rId17">
+                      <a:extLst>
+                        <a:ext uri="{28A0092B-C50C-407E-A947-70E740481C1C}">
+                          <a14:useLocalDpi xmlns:a14="http://schemas.microsoft.com/office/drawing/2010/main" val="0"/>
+                        </a:ext>
+                      </a:extLst>
+                    </a:blip>
+                    <a:srcRect/>
+                    <a:stretch>
+                      <a:fillRect/>
+                    </a:stretch>
+                  </pic:blipFill>
+                  <pic:spPr bwMode="auto">
+                    <a:xfrm>
+                      <a:off x="0" y="0"/>
+                      <a:ext cx="5731510" cy="7418070"/>
+                    </a:xfrm>
+                    <a:prstGeom prst="rect">
+                      <a:avLst/>
+                    </a:prstGeom>
+                    <a:noFill/>
+                    <a:ln>
+                      <a:noFill/>
+                    </a:ln>
+                  </pic:spPr>
+                </pic:pic>
+              </a:graphicData>
+            </a:graphic>
+          </wp:inline>
+        </w:drawing>
+      </w:r>
+      <w:r>
+        <w:rPr>
+          <w:noProof/>
+        </w:rPr>
+        <w:lastRenderedPageBreak/>
+        <w:drawing>
+          <wp:inline distT="0" distB="0" distL="0" distR="0" wp14:anchorId="3D9B7E17" wp14:editId="3B0EA53F">
+            <wp:extent cx="5731510" cy="7418070"/>
+            <wp:effectExtent l="0" t="0" r="2540" b="0"/>
+            <wp:docPr id="514215299" name="Picture 4" descr="View image"/>
+            <wp:cNvGraphicFramePr>
+              <a:graphicFrameLocks xmlns:a="http://schemas.openxmlformats.org/drawingml/2006/main" noChangeAspect="1"/>
+            </wp:cNvGraphicFramePr>
+            <a:graphic xmlns:a="http://schemas.openxmlformats.org/drawingml/2006/main">
+              <a:graphicData uri="http://schemas.openxmlformats.org/drawingml/2006/picture">
+                <pic:pic xmlns:pic="http://schemas.openxmlformats.org/drawingml/2006/picture">
+                  <pic:nvPicPr>
+                    <pic:cNvPr id="0" name="Picture 18" descr="View image"/>
+                    <pic:cNvPicPr>
+                      <a:picLocks noChangeAspect="1" noChangeArrowheads="1"/>
+                    </pic:cNvPicPr>
+                  </pic:nvPicPr>
+                  <pic:blipFill>
+                    <a:blip r:embed="rId18">
+                      <a:extLst>
+                        <a:ext uri="{28A0092B-C50C-407E-A947-70E740481C1C}">
+                          <a14:useLocalDpi xmlns:a14="http://schemas.microsoft.com/office/drawing/2010/main" val="0"/>
+                        </a:ext>
+                      </a:extLst>
+                    </a:blip>
+                    <a:srcRect/>
+                    <a:stretch>
+                      <a:fillRect/>
+                    </a:stretch>
+                  </pic:blipFill>
+                  <pic:spPr bwMode="auto">
+                    <a:xfrm>
+                      <a:off x="0" y="0"/>
+                      <a:ext cx="5731510" cy="7418070"/>
+                    </a:xfrm>
+                    <a:prstGeom prst="rect">
+                      <a:avLst/>
+                    </a:prstGeom>
+                    <a:noFill/>
+                    <a:ln>
+                      <a:noFill/>
+                    </a:ln>
+                  </pic:spPr>
+                </pic:pic>
+              </a:graphicData>
+            </a:graphic>
+          </wp:inline>
+        </w:drawing>
+      </w:r>
+      <w:r>
+        <w:rPr>
+          <w:noProof/>
+        </w:rPr>
+        <w:lastRenderedPageBreak/>
+        <w:drawing>
+          <wp:inline distT="0" distB="0" distL="0" distR="0" wp14:anchorId="35F81C8D" wp14:editId="20B2C9D3">
+            <wp:extent cx="5731510" cy="7418070"/>
+            <wp:effectExtent l="0" t="0" r="2540" b="0"/>
+            <wp:docPr id="815343131" name="Picture 5" descr="View image"/>
+            <wp:cNvGraphicFramePr>
+              <a:graphicFrameLocks xmlns:a="http://schemas.openxmlformats.org/drawingml/2006/main" noChangeAspect="1"/>
+            </wp:cNvGraphicFramePr>
+            <a:graphic xmlns:a="http://schemas.openxmlformats.org/drawingml/2006/main">
+              <a:graphicData uri="http://schemas.openxmlformats.org/drawingml/2006/picture">
+                <pic:pic xmlns:pic="http://schemas.openxmlformats.org/drawingml/2006/picture">
+                  <pic:nvPicPr>
+                    <pic:cNvPr id="0" name="Picture 20" descr="View image"/>
+                    <pic:cNvPicPr>
+                      <a:picLocks noChangeAspect="1" noChangeArrowheads="1"/>
+                    </pic:cNvPicPr>
+                  </pic:nvPicPr>
+                  <pic:blipFill>
+                    <a:blip r:embed="rId19">
+                      <a:extLst>
+                        <a:ext uri="{28A0092B-C50C-407E-A947-70E740481C1C}">
+                          <a14:useLocalDpi xmlns:a14="http://schemas.microsoft.com/office/drawing/2010/main" val="0"/>
+                        </a:ext>
+                      </a:extLst>
+                    </a:blip>
+                    <a:srcRect/>
+                    <a:stretch>
+                      <a:fillRect/>
+                    </a:stretch>
+                  </pic:blipFill>
+                  <pic:spPr bwMode="auto">
+                    <a:xfrm>
+                      <a:off x="0" y="0"/>
+                      <a:ext cx="5731510" cy="7418070"/>
+                    </a:xfrm>
+                    <a:prstGeom prst="rect">
+                      <a:avLst/>
+                    </a:prstGeom>
+                    <a:noFill/>
+                    <a:ln>
+                      <a:noFill/>
+                    </a:ln>
+                  </pic:spPr>
+                </pic:pic>
+              </a:graphicData>
+            </a:graphic>
+          </wp:inline>
+        </w:drawing>
+      </w:r>
+      <w:r>
+        <w:rPr>
+          <w:noProof/>
+        </w:rPr>
+        <w:lastRenderedPageBreak/>
+        <w:drawing>
+          <wp:inline distT="0" distB="0" distL="0" distR="0" wp14:anchorId="176E50E3" wp14:editId="15884352">
+            <wp:extent cx="5731510" cy="7418070"/>
+            <wp:effectExtent l="0" t="0" r="2540" b="0"/>
+            <wp:docPr id="389709720" name="Picture 6" descr="View image"/>
+            <wp:cNvGraphicFramePr>
+              <a:graphicFrameLocks xmlns:a="http://schemas.openxmlformats.org/drawingml/2006/main" noChangeAspect="1"/>
+            </wp:cNvGraphicFramePr>
+            <a:graphic xmlns:a="http://schemas.openxmlformats.org/drawingml/2006/main">
+              <a:graphicData uri="http://schemas.openxmlformats.org/drawingml/2006/picture">
+                <pic:pic xmlns:pic="http://schemas.openxmlformats.org/drawingml/2006/picture">
+                  <pic:nvPicPr>
+                    <pic:cNvPr id="0" name="Picture 22" descr="View image"/>
+                    <pic:cNvPicPr>
+                      <a:picLocks noChangeAspect="1" noChangeArrowheads="1"/>
+                    </pic:cNvPicPr>
+                  </pic:nvPicPr>
+                  <pic:blipFill>
+                    <a:blip r:embed="rId20">
+                      <a:extLst>
+                        <a:ext uri="{28A0092B-C50C-407E-A947-70E740481C1C}">
+                          <a14:useLocalDpi xmlns:a14="http://schemas.microsoft.com/office/drawing/2010/main" val="0"/>
+                        </a:ext>
+                      </a:extLst>
+                    </a:blip>
+                    <a:srcRect/>
+                    <a:stretch>
+                      <a:fillRect/>
+                    </a:stretch>
+                  </pic:blipFill>
+                  <pic:spPr bwMode="auto">
+                    <a:xfrm>
+                      <a:off x="0" y="0"/>
+                      <a:ext cx="5731510" cy="7418070"/>
+                    </a:xfrm>
+                    <a:prstGeom prst="rect">
+                      <a:avLst/>
+                    </a:prstGeom>
+                    <a:noFill/>
+                    <a:ln>
+                      <a:noFill/>
+                    </a:ln>
+                  </pic:spPr>
+                </pic:pic>
+              </a:graphicData>
+            </a:graphic>
+          </wp:inline>
+        </w:drawing>
+      </w:r>
+      <w:r>
+        <w:rPr>
+          <w:noProof/>
+        </w:rPr>
+        <w:lastRenderedPageBreak/>
+        <w:drawing>
+          <wp:inline distT="0" distB="0" distL="0" distR="0" wp14:anchorId="606F24D5" wp14:editId="11EF5116">
+            <wp:extent cx="5731510" cy="7418070"/>
+            <wp:effectExtent l="0" t="0" r="2540" b="0"/>
+            <wp:docPr id="2110875789" name="Picture 7" descr="View image"/>
+            <wp:cNvGraphicFramePr>
+              <a:graphicFrameLocks xmlns:a="http://schemas.openxmlformats.org/drawingml/2006/main" noChangeAspect="1"/>
+            </wp:cNvGraphicFramePr>
+            <a:graphic xmlns:a="http://schemas.openxmlformats.org/drawingml/2006/main">
+              <a:graphicData uri="http://schemas.openxmlformats.org/drawingml/2006/picture">
+                <pic:pic xmlns:pic="http://schemas.openxmlformats.org/drawingml/2006/picture">
+                  <pic:nvPicPr>
+                    <pic:cNvPr id="0" name="Picture 24" descr="View image"/>
+                    <pic:cNvPicPr>
+                      <a:picLocks noChangeAspect="1" noChangeArrowheads="1"/>
+                    </pic:cNvPicPr>
+                  </pic:nvPicPr>
+                  <pic:blipFill>
+                    <a:blip r:embed="rId21">
+                      <a:extLst>
+                        <a:ext uri="{28A0092B-C50C-407E-A947-70E740481C1C}">
+                          <a14:useLocalDpi xmlns:a14="http://schemas.microsoft.com/office/drawing/2010/main" val="0"/>
+                        </a:ext>
+                      </a:extLst>
+                    </a:blip>
+                    <a:srcRect/>
+                    <a:stretch>
+                      <a:fillRect/>
+                    </a:stretch>
+                  </pic:blipFill>
+                  <pic:spPr bwMode="auto">
+                    <a:xfrm>
+                      <a:off x="0" y="0"/>
+                      <a:ext cx="5731510" cy="7418070"/>
+                    </a:xfrm>
+                    <a:prstGeom prst="rect">
+                      <a:avLst/>
+                    </a:prstGeom>
+                    <a:noFill/>
+                    <a:ln>
+                      <a:noFill/>
+                    </a:ln>
+                  </pic:spPr>
+                </pic:pic>
+              </a:graphicData>
+            </a:graphic>
+          </wp:inline>
+        </w:drawing>
+      </w:r>
+      <w:r>
+        <w:rPr>
+          <w:noProof/>
+        </w:rPr>
+        <w:lastRenderedPageBreak/>
+        <w:drawing>
+          <wp:inline distT="0" distB="0" distL="0" distR="0" wp14:anchorId="56D10D19" wp14:editId="3954EEF6">
+            <wp:extent cx="5731510" cy="7418070"/>
+            <wp:effectExtent l="0" t="0" r="2540" b="0"/>
+            <wp:docPr id="996794925" name="Picture 8" descr="View image"/>
+            <wp:cNvGraphicFramePr>
+              <a:graphicFrameLocks xmlns:a="http://schemas.openxmlformats.org/drawingml/2006/main" noChangeAspect="1"/>
+            </wp:cNvGraphicFramePr>
+            <a:graphic xmlns:a="http://schemas.openxmlformats.org/drawingml/2006/main">
+              <a:graphicData uri="http://schemas.openxmlformats.org/drawingml/2006/picture">
+                <pic:pic xmlns:pic="http://schemas.openxmlformats.org/drawingml/2006/picture">
+                  <pic:nvPicPr>
+                    <pic:cNvPr id="0" name="Picture 26" descr="View image"/>
+                    <pic:cNvPicPr>
+                      <a:picLocks noChangeAspect="1" noChangeArrowheads="1"/>
+                    </pic:cNvPicPr>
+                  </pic:nvPicPr>
+                  <pic:blipFill>
+                    <a:blip r:embed="rId22">
+                      <a:extLst>
+                        <a:ext uri="{28A0092B-C50C-407E-A947-70E740481C1C}">
+                          <a14:useLocalDpi xmlns:a14="http://schemas.microsoft.com/office/drawing/2010/main" val="0"/>
+                        </a:ext>
+                      </a:extLst>
+                    </a:blip>
+                    <a:srcRect/>
+                    <a:stretch>
+                      <a:fillRect/>
+                    </a:stretch>
+                  </pic:blipFill>
+                  <pic:spPr bwMode="auto">
+                    <a:xfrm>
+                      <a:off x="0" y="0"/>
+                      <a:ext cx="5731510" cy="7418070"/>
+                    </a:xfrm>
+                    <a:prstGeom prst="rect">
+                      <a:avLst/>
+                    </a:prstGeom>
+                    <a:noFill/>
+                    <a:ln>
+                      <a:noFill/>
+                    </a:ln>
+                  </pic:spPr>
+                </pic:pic>
+              </a:graphicData>
+            </a:graphic>
+          </wp:inline>
+        </w:drawing>
+      </w:r>
+      <w:r>
+        <w:rPr>
+          <w:noProof/>
+        </w:rPr>
+        <w:lastRenderedPageBreak/>
+        <w:drawing>
+          <wp:inline distT="0" distB="0" distL="0" distR="0" wp14:anchorId="3A4925C4" wp14:editId="564291AA">
+            <wp:extent cx="5731510" cy="7418070"/>
+            <wp:effectExtent l="0" t="0" r="2540" b="0"/>
+            <wp:docPr id="308035631" name="Picture 9" descr="View image"/>
+            <wp:cNvGraphicFramePr>
+              <a:graphicFrameLocks xmlns:a="http://schemas.openxmlformats.org/drawingml/2006/main" noChangeAspect="1"/>
+            </wp:cNvGraphicFramePr>
+            <a:graphic xmlns:a="http://schemas.openxmlformats.org/drawingml/2006/main">
+              <a:graphicData uri="http://schemas.openxmlformats.org/drawingml/2006/picture">
+                <pic:pic xmlns:pic="http://schemas.openxmlformats.org/drawingml/2006/picture">
+                  <pic:nvPicPr>
+                    <pic:cNvPr id="0" name="Picture 28" descr="View image"/>
+                    <pic:cNvPicPr>
+                      <a:picLocks noChangeAspect="1" noChangeArrowheads="1"/>
+                    </pic:cNvPicPr>
+                  </pic:nvPicPr>
+                  <pic:blipFill>
+                    <a:blip r:embed="rId23">
+                      <a:extLst>
+                        <a:ext uri="{28A0092B-C50C-407E-A947-70E740481C1C}">
+                          <a14:useLocalDpi xmlns:a14="http://schemas.microsoft.com/office/drawing/2010/main" val="0"/>
+                        </a:ext>
+                      </a:extLst>
+                    </a:blip>
+                    <a:srcRect/>
+                    <a:stretch>
+                      <a:fillRect/>
+                    </a:stretch>
+                  </pic:blipFill>
+                  <pic:spPr bwMode="auto">
+                    <a:xfrm>
+                      <a:off x="0" y="0"/>
+                      <a:ext cx="5731510" cy="7418070"/>
+                    </a:xfrm>
+                    <a:prstGeom prst="rect">
+                      <a:avLst/>
+                    </a:prstGeom>
+                    <a:noFill/>
+                    <a:ln>
+                      <a:noFill/>
+                    </a:ln>
+                  </pic:spPr>
+                </pic:pic>
+              </a:graphicData>
+            </a:graphic>
+          </wp:inline>
+        </w:drawing>
+      </w:r>
+      <w:r>
+        <w:rPr>
+          <w:noProof/>
+        </w:rPr>
+        <w:lastRenderedPageBreak/>
+        <w:drawing>
+          <wp:inline distT="0" distB="0" distL="0" distR="0" wp14:anchorId="5F5D85E3" wp14:editId="47E0069C">
+            <wp:extent cx="5731510" cy="7418070"/>
+            <wp:effectExtent l="0" t="0" r="2540" b="0"/>
+            <wp:docPr id="1644659539" name="Picture 10" descr="View image"/>
+            <wp:cNvGraphicFramePr>
+              <a:graphicFrameLocks xmlns:a="http://schemas.openxmlformats.org/drawingml/2006/main" noChangeAspect="1"/>
+            </wp:cNvGraphicFramePr>
+            <a:graphic xmlns:a="http://schemas.openxmlformats.org/drawingml/2006/main">
+              <a:graphicData uri="http://schemas.openxmlformats.org/drawingml/2006/picture">
+                <pic:pic xmlns:pic="http://schemas.openxmlformats.org/drawingml/2006/picture">
+                  <pic:nvPicPr>
+                    <pic:cNvPr id="0" name="Picture 30" descr="View image"/>
+                    <pic:cNvPicPr>
+                      <a:picLocks noChangeAspect="1" noChangeArrowheads="1"/>
+                    </pic:cNvPicPr>
+                  </pic:nvPicPr>
+                  <pic:blipFill>
+                    <a:blip r:embed="rId24">
+                      <a:extLst>
+                        <a:ext uri="{28A0092B-C50C-407E-A947-70E740481C1C}">
+                          <a14:useLocalDpi xmlns:a14="http://schemas.microsoft.com/office/drawing/2010/main" val="0"/>
+                        </a:ext>
+                      </a:extLst>
+                    </a:blip>
+                    <a:srcRect/>
+                    <a:stretch>
+                      <a:fillRect/>
+                    </a:stretch>
+                  </pic:blipFill>
+                  <pic:spPr bwMode="auto">
+                    <a:xfrm>
+                      <a:off x="0" y="0"/>
+                      <a:ext cx="5731510" cy="7418070"/>
+                    </a:xfrm>
+                    <a:prstGeom prst="rect">
+                      <a:avLst/>
+                    </a:prstGeom>
+                    <a:noFill/>
+                    <a:ln>
+                      <a:noFill/>
+                    </a:ln>
+                  </pic:spPr>
+                </pic:pic>
+              </a:graphicData>
+            </a:graphic>
+          </wp:inline>
+        </w:drawing>
+      </w:r>
+      <w:r>
+        <w:rPr>
+          <w:noProof/>
+        </w:rPr>
+        <w:lastRenderedPageBreak/>
+        <w:drawing>
+          <wp:inline distT="0" distB="0" distL="0" distR="0" wp14:anchorId="7CDED5A5" wp14:editId="3580B040">
+            <wp:extent cx="5731510" cy="7418070"/>
+            <wp:effectExtent l="0" t="0" r="2540" b="0"/>
+            <wp:docPr id="1973449033" name="Picture 11" descr="View image"/>
+            <wp:cNvGraphicFramePr>
+              <a:graphicFrameLocks xmlns:a="http://schemas.openxmlformats.org/drawingml/2006/main" noChangeAspect="1"/>
+            </wp:cNvGraphicFramePr>
+            <a:graphic xmlns:a="http://schemas.openxmlformats.org/drawingml/2006/main">
+              <a:graphicData uri="http://schemas.openxmlformats.org/drawingml/2006/picture">
+                <pic:pic xmlns:pic="http://schemas.openxmlformats.org/drawingml/2006/picture">
+                  <pic:nvPicPr>
+                    <pic:cNvPr id="0" name="Picture 32" descr="View image"/>
+                    <pic:cNvPicPr>
+                      <a:picLocks noChangeAspect="1" noChangeArrowheads="1"/>
+                    </pic:cNvPicPr>
+                  </pic:nvPicPr>
+                  <pic:blipFill>
+                    <a:blip r:embed="rId25">
+                      <a:extLst>
+                        <a:ext uri="{28A0092B-C50C-407E-A947-70E740481C1C}">
+                          <a14:useLocalDpi xmlns:a14="http://schemas.microsoft.com/office/drawing/2010/main" val="0"/>
+                        </a:ext>
+                      </a:extLst>
+                    </a:blip>
+                    <a:srcRect/>
+                    <a:stretch>
+                      <a:fillRect/>
+                    </a:stretch>
+                  </pic:blipFill>
+                  <pic:spPr bwMode="auto">
+                    <a:xfrm>
+                      <a:off x="0" y="0"/>
+                      <a:ext cx="5731510" cy="7418070"/>
+                    </a:xfrm>
+                    <a:prstGeom prst="rect">
+                      <a:avLst/>
+                    </a:prstGeom>
+                    <a:noFill/>
+                    <a:ln>
+                      <a:noFill/>
+                    </a:ln>
+                  </pic:spPr>
+                </pic:pic>
+              </a:graphicData>
+            </a:graphic>
+          </wp:inline>
+        </w:drawing>
+      </w:r>
+      <w:r>
+        <w:rPr>
+          <w:noProof/>
+        </w:rPr>
+        <w:lastRenderedPageBreak/>
+        <w:drawing>
+          <wp:inline distT="0" distB="0" distL="0" distR="0" wp14:anchorId="0E296C0E" wp14:editId="50FBFEF2">
+            <wp:extent cx="5731510" cy="7418070"/>
+            <wp:effectExtent l="0" t="0" r="2540" b="0"/>
+            <wp:docPr id="764480057" name="Picture 12" descr="View image"/>
+            <wp:cNvGraphicFramePr>
+              <a:graphicFrameLocks xmlns:a="http://schemas.openxmlformats.org/drawingml/2006/main" noChangeAspect="1"/>
+            </wp:cNvGraphicFramePr>
+            <a:graphic xmlns:a="http://schemas.openxmlformats.org/drawingml/2006/main">
+              <a:graphicData uri="http://schemas.openxmlformats.org/drawingml/2006/picture">
+                <pic:pic xmlns:pic="http://schemas.openxmlformats.org/drawingml/2006/picture">
+                  <pic:nvPicPr>
+                    <pic:cNvPr id="0" name="Picture 34" descr="View image"/>
+                    <pic:cNvPicPr>
+                      <a:picLocks noChangeAspect="1" noChangeArrowheads="1"/>
+                    </pic:cNvPicPr>
+                  </pic:nvPicPr>
+                  <pic:blipFill>
+                    <a:blip r:embed="rId26">
+                      <a:extLst>
+                        <a:ext uri="{28A0092B-C50C-407E-A947-70E740481C1C}">
+                          <a14:useLocalDpi xmlns:a14="http://schemas.microsoft.com/office/drawing/2010/main" val="0"/>
+                        </a:ext>
+                      </a:extLst>
+                    </a:blip>
+                    <a:srcRect/>
+                    <a:stretch>
+                      <a:fillRect/>
+                    </a:stretch>
+                  </pic:blipFill>
+                  <pic:spPr bwMode="auto">
+                    <a:xfrm>
+                      <a:off x="0" y="0"/>
+                      <a:ext cx="5731510" cy="7418070"/>
+                    </a:xfrm>
+                    <a:prstGeom prst="rect">
+                      <a:avLst/>
+                    </a:prstGeom>
+                    <a:noFill/>
+                    <a:ln>
+                      <a:noFill/>
+                    </a:ln>
+                  </pic:spPr>
+                </pic:pic>
+              </a:graphicData>
+            </a:graphic>
+          </wp:inline>
+        </w:drawing>
+      </w:r>
+      <w:r>
+        <w:rPr>
+          <w:noProof/>
+        </w:rPr>
+        <w:lastRenderedPageBreak/>
+        <w:drawing>
+          <wp:inline distT="0" distB="0" distL="0" distR="0" wp14:anchorId="7F12FE94" wp14:editId="454D7241">
+            <wp:extent cx="5731510" cy="7418070"/>
+            <wp:effectExtent l="0" t="0" r="2540" b="0"/>
+            <wp:docPr id="1866427146" name="Picture 13" descr="View image"/>
+            <wp:cNvGraphicFramePr>
+              <a:graphicFrameLocks xmlns:a="http://schemas.openxmlformats.org/drawingml/2006/main" noChangeAspect="1"/>
+            </wp:cNvGraphicFramePr>
+            <a:graphic xmlns:a="http://schemas.openxmlformats.org/drawingml/2006/main">
+              <a:graphicData uri="http://schemas.openxmlformats.org/drawingml/2006/picture">
+                <pic:pic xmlns:pic="http://schemas.openxmlformats.org/drawingml/2006/picture">
+                  <pic:nvPicPr>
+                    <pic:cNvPr id="0" name="Picture 36" descr="View image"/>
+                    <pic:cNvPicPr>
+                      <a:picLocks noChangeAspect="1" noChangeArrowheads="1"/>
+                    </pic:cNvPicPr>
+                  </pic:nvPicPr>
+                  <pic:blipFill>
+                    <a:blip r:embed="rId27">
+                      <a:extLst>
+                        <a:ext uri="{28A0092B-C50C-407E-A947-70E740481C1C}">
+                          <a14:useLocalDpi xmlns:a14="http://schemas.microsoft.com/office/drawing/2010/main" val="0"/>
+                        </a:ext>
+                      </a:extLst>
+                    </a:blip>
+                    <a:srcRect/>
+                    <a:stretch>
+                      <a:fillRect/>
+                    </a:stretch>
+                  </pic:blipFill>
+                  <pic:spPr bwMode="auto">
+                    <a:xfrm>
+                      <a:off x="0" y="0"/>
+                      <a:ext cx="5731510" cy="7418070"/>
+                    </a:xfrm>
+                    <a:prstGeom prst="rect">
+                      <a:avLst/>
+                    </a:prstGeom>
+                    <a:noFill/>
+                    <a:ln>
+                      <a:noFill/>
+                    </a:ln>
+                  </pic:spPr>
+                </pic:pic>
+              </a:graphicData>
+            </a:graphic>
+          </wp:inline>
+        </w:drawing>
+      </w:r>
+      <w:r>
+        <w:rPr>
+          <w:noProof/>
+        </w:rPr>
+        <w:lastRenderedPageBreak/>
+        <w:drawing>
+          <wp:inline distT="0" distB="0" distL="0" distR="0" wp14:anchorId="6FB08B2B" wp14:editId="02052C01">
+            <wp:extent cx="5731510" cy="7418070"/>
+            <wp:effectExtent l="0" t="0" r="2540" b="0"/>
+            <wp:docPr id="1804174894" name="Picture 14" descr="View image"/>
+            <wp:cNvGraphicFramePr>
+              <a:graphicFrameLocks xmlns:a="http://schemas.openxmlformats.org/drawingml/2006/main" noChangeAspect="1"/>
+            </wp:cNvGraphicFramePr>
+            <a:graphic xmlns:a="http://schemas.openxmlformats.org/drawingml/2006/main">
+              <a:graphicData uri="http://schemas.openxmlformats.org/drawingml/2006/picture">
+                <pic:pic xmlns:pic="http://schemas.openxmlformats.org/drawingml/2006/picture">
+                  <pic:nvPicPr>
+                    <pic:cNvPr id="0" name="Picture 38" descr="View image"/>
+                    <pic:cNvPicPr>
+                      <a:picLocks noChangeAspect="1" noChangeArrowheads="1"/>
+                    </pic:cNvPicPr>
+                  </pic:nvPicPr>
+                  <pic:blipFill>
+                    <a:blip r:embed="rId28">
+                      <a:extLst>
+                        <a:ext uri="{28A0092B-C50C-407E-A947-70E740481C1C}">
+                          <a14:useLocalDpi xmlns:a14="http://schemas.microsoft.com/office/drawing/2010/main" val="0"/>
+                        </a:ext>
+                      </a:extLst>
+                    </a:blip>
+                    <a:srcRect/>
+                    <a:stretch>
+                      <a:fillRect/>
+                    </a:stretch>
+                  </pic:blipFill>
+                  <pic:spPr bwMode="auto">
+                    <a:xfrm>
+                      <a:off x="0" y="0"/>
+                      <a:ext cx="5731510" cy="7418070"/>
+                    </a:xfrm>
+                    <a:prstGeom prst="rect">
+                      <a:avLst/>
+                    </a:prstGeom>
+                    <a:noFill/>
+                    <a:ln>
+                      <a:noFill/>
+                    </a:ln>
+                  </pic:spPr>
+                </pic:pic>
+              </a:graphicData>
+            </a:graphic>
+          </wp:inline>
+        </w:drawing>
+      </w:r>
+      <w:r>
+        <w:rPr>
+          <w:noProof/>
+        </w:rPr>
+        <w:lastRenderedPageBreak/>
+        <w:drawing>
+          <wp:inline distT="0" distB="0" distL="0" distR="0" wp14:anchorId="1481A693" wp14:editId="56C2E4E6">
+            <wp:extent cx="5731510" cy="7418070"/>
+            <wp:effectExtent l="0" t="0" r="2540" b="0"/>
+            <wp:docPr id="183566158" name="Picture 15" descr="View image"/>
+            <wp:cNvGraphicFramePr>
+              <a:graphicFrameLocks xmlns:a="http://schemas.openxmlformats.org/drawingml/2006/main" noChangeAspect="1"/>
+            </wp:cNvGraphicFramePr>
+            <a:graphic xmlns:a="http://schemas.openxmlformats.org/drawingml/2006/main">
+              <a:graphicData uri="http://schemas.openxmlformats.org/drawingml/2006/picture">
+                <pic:pic xmlns:pic="http://schemas.openxmlformats.org/drawingml/2006/picture">
+                  <pic:nvPicPr>
+                    <pic:cNvPr id="0" name="Picture 40" descr="View image"/>
+                    <pic:cNvPicPr>
+                      <a:picLocks noChangeAspect="1" noChangeArrowheads="1"/>
+                    </pic:cNvPicPr>
+                  </pic:nvPicPr>
+                  <pic:blipFill>
+                    <a:blip r:embed="rId29">
+                      <a:extLst>
+                        <a:ext uri="{28A0092B-C50C-407E-A947-70E740481C1C}">
+                          <a14:useLocalDpi xmlns:a14="http://schemas.microsoft.com/office/drawing/2010/main" val="0"/>
+                        </a:ext>
+                      </a:extLst>
+                    </a:blip>
+                    <a:srcRect/>
+                    <a:stretch>
+                      <a:fillRect/>
+                    </a:stretch>
+                  </pic:blipFill>
+                  <pic:spPr bwMode="auto">
+                    <a:xfrm>
+                      <a:off x="0" y="0"/>
+                      <a:ext cx="5731510" cy="7418070"/>
+                    </a:xfrm>
+                    <a:prstGeom prst="rect">
+                      <a:avLst/>
+                    </a:prstGeom>
+                    <a:noFill/>
+                    <a:ln>
+                      <a:noFill/>
+                    </a:ln>
+                  </pic:spPr>
+                </pic:pic>
+              </a:graphicData>
+            </a:graphic>
+          </wp:inline>
+        </w:drawing>
+      </w:r>
+      <w:r>
+        <w:rPr>
+          <w:noProof/>
+        </w:rPr>
+        <w:lastRenderedPageBreak/>
+        <w:drawing>
+          <wp:inline distT="0" distB="0" distL="0" distR="0" wp14:anchorId="4B766113" wp14:editId="77B2758C">
+            <wp:extent cx="5731510" cy="7418070"/>
+            <wp:effectExtent l="0" t="0" r="2540" b="0"/>
+            <wp:docPr id="736212825" name="Picture 16" descr="View image"/>
+            <wp:cNvGraphicFramePr>
+              <a:graphicFrameLocks xmlns:a="http://schemas.openxmlformats.org/drawingml/2006/main" noChangeAspect="1"/>
+            </wp:cNvGraphicFramePr>
+            <a:graphic xmlns:a="http://schemas.openxmlformats.org/drawingml/2006/main">
+              <a:graphicData uri="http://schemas.openxmlformats.org/drawingml/2006/picture">
+                <pic:pic xmlns:pic="http://schemas.openxmlformats.org/drawingml/2006/picture">
+                  <pic:nvPicPr>
+                    <pic:cNvPr id="0" name="Picture 42" descr="View image"/>
+                    <pic:cNvPicPr>
+                      <a:picLocks noChangeAspect="1" noChangeArrowheads="1"/>
+                    </pic:cNvPicPr>
+                  </pic:nvPicPr>
+                  <pic:blipFill>
+                    <a:blip r:embed="rId30">
+                      <a:extLst>
+                        <a:ext uri="{28A0092B-C50C-407E-A947-70E740481C1C}">
+                          <a14:useLocalDpi xmlns:a14="http://schemas.microsoft.com/office/drawing/2010/main" val="0"/>
+                        </a:ext>
+                      </a:extLst>
+                    </a:blip>
+                    <a:srcRect/>
+                    <a:stretch>
+                      <a:fillRect/>
+                    </a:stretch>
+                  </pic:blipFill>
+                  <pic:spPr bwMode="auto">
+                    <a:xfrm>
+                      <a:off x="0" y="0"/>
+                      <a:ext cx="5731510" cy="7418070"/>
+                    </a:xfrm>
+                    <a:prstGeom prst="rect">
+                      <a:avLst/>
+                    </a:prstGeom>
+                    <a:noFill/>
+                    <a:ln>
+                      <a:noFill/>
+                    </a:ln>
+                  </pic:spPr>
+                </pic:pic>
+              </a:graphicData>
+            </a:graphic>
+          </wp:inline>
+        </w:drawing>
+      </w:r>
+      <w:r>
+        <w:rPr>
+          <w:noProof/>
+        </w:rPr>
+        <w:lastRenderedPageBreak/>
+        <w:drawing>
+          <wp:inline distT="0" distB="0" distL="0" distR="0" wp14:anchorId="3460457D" wp14:editId="5D9580D2">
+            <wp:extent cx="5731510" cy="7418070"/>
+            <wp:effectExtent l="0" t="0" r="2540" b="0"/>
+            <wp:docPr id="1222928682" name="Picture 17" descr="View image"/>
+            <wp:cNvGraphicFramePr>
+              <a:graphicFrameLocks xmlns:a="http://schemas.openxmlformats.org/drawingml/2006/main" noChangeAspect="1"/>
+            </wp:cNvGraphicFramePr>
+            <a:graphic xmlns:a="http://schemas.openxmlformats.org/drawingml/2006/main">
+              <a:graphicData uri="http://schemas.openxmlformats.org/drawingml/2006/picture">
+                <pic:pic xmlns:pic="http://schemas.openxmlformats.org/drawingml/2006/picture">
+                  <pic:nvPicPr>
+                    <pic:cNvPr id="0" name="Picture 44" descr="View image"/>
+                    <pic:cNvPicPr>
+                      <a:picLocks noChangeAspect="1" noChangeArrowheads="1"/>
+                    </pic:cNvPicPr>
+                  </pic:nvPicPr>
+                  <pic:blipFill>
+                    <a:blip r:embed="rId31">
+                      <a:extLst>
+                        <a:ext uri="{28A0092B-C50C-407E-A947-70E740481C1C}">
+                          <a14:useLocalDpi xmlns:a14="http://schemas.microsoft.com/office/drawing/2010/main" val="0"/>
+                        </a:ext>
+                      </a:extLst>
+                    </a:blip>
+                    <a:srcRect/>
+                    <a:stretch>
+                      <a:fillRect/>
+                    </a:stretch>
+                  </pic:blipFill>
+                  <pic:spPr bwMode="auto">
+                    <a:xfrm>
+                      <a:off x="0" y="0"/>
+                      <a:ext cx="5731510" cy="7418070"/>
+                    </a:xfrm>
+                    <a:prstGeom prst="rect">
+                      <a:avLst/>
+                    </a:prstGeom>
+                    <a:noFill/>
+                    <a:ln>
+                      <a:noFill/>
+                    </a:ln>
+                  </pic:spPr>
+                </pic:pic>
+              </a:graphicData>
+            </a:graphic>
+          </wp:inline>
+        </w:drawing>
+      </w:r>
+      <w:r>
+        <w:rPr>
+          <w:noProof/>
+        </w:rPr>
+        <w:lastRenderedPageBreak/>
+        <w:drawing>
+          <wp:inline distT="0" distB="0" distL="0" distR="0" wp14:anchorId="28D35FA6" wp14:editId="4C2AA99C">
+            <wp:extent cx="5731510" cy="7418070"/>
+            <wp:effectExtent l="0" t="0" r="2540" b="0"/>
+            <wp:docPr id="530509763" name="Picture 18" descr="View image"/>
+            <wp:cNvGraphicFramePr>
+              <a:graphicFrameLocks xmlns:a="http://schemas.openxmlformats.org/drawingml/2006/main" noChangeAspect="1"/>
+            </wp:cNvGraphicFramePr>
+            <a:graphic xmlns:a="http://schemas.openxmlformats.org/drawingml/2006/main">
+              <a:graphicData uri="http://schemas.openxmlformats.org/drawingml/2006/picture">
+                <pic:pic xmlns:pic="http://schemas.openxmlformats.org/drawingml/2006/picture">
+                  <pic:nvPicPr>
+                    <pic:cNvPr id="0" name="Picture 46" descr="View image"/>
+                    <pic:cNvPicPr>
+                      <a:picLocks noChangeAspect="1" noChangeArrowheads="1"/>
+                    </pic:cNvPicPr>
+                  </pic:nvPicPr>
+                  <pic:blipFill>
+                    <a:blip r:embed="rId32">
+                      <a:extLst>
+                        <a:ext uri="{28A0092B-C50C-407E-A947-70E740481C1C}">
+                          <a14:useLocalDpi xmlns:a14="http://schemas.microsoft.com/office/drawing/2010/main" val="0"/>
+                        </a:ext>
+                      </a:extLst>
+                    </a:blip>
+                    <a:srcRect/>
+                    <a:stretch>
+                      <a:fillRect/>
+                    </a:stretch>
+                  </pic:blipFill>
+                  <pic:spPr bwMode="auto">
+                    <a:xfrm>
+                      <a:off x="0" y="0"/>
+                      <a:ext cx="5731510" cy="7418070"/>
+                    </a:xfrm>
+                    <a:prstGeom prst="rect">
+                      <a:avLst/>
+                    </a:prstGeom>
+                    <a:noFill/>
+                    <a:ln>
+                      <a:noFill/>
+                    </a:ln>
+                  </pic:spPr>
+                </pic:pic>
+              </a:graphicData>
+            </a:graphic>
+          </wp:inline>
+        </w:drawing>
+      </w:r>
+      <w:r>
+        <w:rPr>
+          <w:noProof/>
+        </w:rPr>
+        <w:lastRenderedPageBreak/>
+        <w:drawing>
+          <wp:inline distT="0" distB="0" distL="0" distR="0" wp14:anchorId="7FB25D07" wp14:editId="73D3447A">
+            <wp:extent cx="5731510" cy="7418070"/>
+            <wp:effectExtent l="0" t="0" r="2540" b="0"/>
+            <wp:docPr id="148447320" name="Picture 19" descr="View image"/>
+            <wp:cNvGraphicFramePr>
+              <a:graphicFrameLocks xmlns:a="http://schemas.openxmlformats.org/drawingml/2006/main" noChangeAspect="1"/>
+            </wp:cNvGraphicFramePr>
+            <a:graphic xmlns:a="http://schemas.openxmlformats.org/drawingml/2006/main">
+              <a:graphicData uri="http://schemas.openxmlformats.org/drawingml/2006/picture">
+                <pic:pic xmlns:pic="http://schemas.openxmlformats.org/drawingml/2006/picture">
+                  <pic:nvPicPr>
+                    <pic:cNvPr id="0" name="Picture 48" descr="View image"/>
+                    <pic:cNvPicPr>
+                      <a:picLocks noChangeAspect="1" noChangeArrowheads="1"/>
+                    </pic:cNvPicPr>
+                  </pic:nvPicPr>
+                  <pic:blipFill>
+                    <a:blip r:embed="rId33">
+                      <a:extLst>
+                        <a:ext uri="{28A0092B-C50C-407E-A947-70E740481C1C}">
+                          <a14:useLocalDpi xmlns:a14="http://schemas.microsoft.com/office/drawing/2010/main" val="0"/>
+                        </a:ext>
+                      </a:extLst>
+                    </a:blip>
+                    <a:srcRect/>
+                    <a:stretch>
+                      <a:fillRect/>
+                    </a:stretch>
+                  </pic:blipFill>
+                  <pic:spPr bwMode="auto">
+                    <a:xfrm>
+                      <a:off x="0" y="0"/>
+                      <a:ext cx="5731510" cy="7418070"/>
+                    </a:xfrm>
+                    <a:prstGeom prst="rect">
+                      <a:avLst/>
+                    </a:prstGeom>
+                    <a:noFill/>
+                    <a:ln>
+                      <a:noFill/>
+                    </a:ln>
+                  </pic:spPr>
+                </pic:pic>
+              </a:graphicData>
+            </a:graphic>
+          </wp:inline>
+        </w:drawing>
+      </w:r>
+    </w:p>
     <w:sectPr>
       <w:pgSz w:w="11906" w:h="16838"/>
       <w:pgMar w:top="1440" w:right="1440" w:bottom="1440" w:left="1440" w:header="708" w:footer="708" w:gutter="0"/>
@@ -1872,7 +3528,7 @@
 </file>
 
 <file path=word/numbering.xml><?xml version="1.0" encoding="utf-8"?>
-<w:numbering xmlns:wpc="http://schemas.microsoft.com/office/word/2010/wordprocessingCanvas" xmlns:cx="http://schemas.microsoft.com/office/drawing/2014/chartex" xmlns:cx1="http://schemas.microsoft.com/office/drawing/2015/9/8/chartex" xmlns:cx2="http://schemas.microsoft.com/office/drawing/2015/10/21/chartex" xmlns:cx3="http://schemas.microsoft.com/office/drawing/2016/5/9/chartex" xmlns:cx4="http://schemas.microsoft.com/office/drawing/2016/5/10/chartex" xmlns:cx5="http://schemas.microsoft.com/office/drawing/2016/5/11/chartex" xmlns:cx6="http://schemas.microsoft.com/office/drawing/2016/5/12/chartex" xmlns:cx7="http://schemas.microsoft.com/office/drawing/2016/5/13/chartex" xmlns:cx8="http://schemas.microsoft.com/office/drawing/2016/5/14/chartex" xmlns:mc="http://schemas.openxmlformats.org/markup-compatibility/2006" xmlns:aink="http://schemas.microsoft.com/office/drawing/2016/ink" xmlns:am3d="http://schemas.microsoft.com/office/drawing/2017/model3d" xmlns:o="urn:schemas-microsoft-com:office:office" xmlns:oel="http://schemas.microsoft.com/office/2019/extlst" xmlns:r="http://schemas.openxmlformats.org/officeDocument/2006/relationships" xmlns:m="http://schemas.openxmlformats.org/officeDocument/2006/math" xmlns:v="urn:schemas-microsoft-com:vml" xmlns:wp14="http://schemas.microsoft.com/office/word/2010/wordprocessingDrawing" xmlns:wp="http://schemas.openxmlformats.org/drawingml/2006/wordprocessingDrawing" xmlns:w10="urn:schemas-microsoft-com:office:word" xmlns:w="http://schemas.openxmlformats.org/wordprocessingml/2006/main" xmlns:w14="http://schemas.microsoft.com/office/word/2010/wordml" xmlns:w15="http://schemas.microsoft.com/office/word/2012/wordml" xmlns:w16cex="http://schemas.microsoft.com/office/word/2018/wordml/cex" xmlns:w16cid="http://schemas.microsoft.com/office/word/2016/wordml/cid" xmlns:w16="http://schemas.microsoft.com/office/word/2018/wordml" xmlns:w16du="http://schemas.microsoft.com/office/word/2023/wordml/word16du" xmlns:w16sdtdh="http://schemas.microsoft.com/office/word/2020/wordml/sdtdatahash" xmlns:w16sdtfl="http://schemas.microsoft.com/office/word/2024/wordml/sdtformatlock" xmlns:w16se="http://schemas.microsoft.com/office/word/2015/wordml/symex" xmlns:wpg="http://schemas.microsoft.com/office/word/2010/wordprocessingGroup" xmlns:wpi="http://schemas.microsoft.com/office/word/2010/wordprocessingInk" xmlns:wne="http://schemas.microsoft.com/office/word/2006/wordml" xmlns:wps="http://schemas.microsoft.com/office/word/2010/wordprocessingShape" mc:Ignorable="w14 w15 w16se w16cid w16 w16cex w16sdtdh w16sdtfl w16du wp14">
+<w:numbering xmlns:wpc="http://schemas.microsoft.com/office/word/2010/wordprocessingCanvas" xmlns:cx="http://schemas.microsoft.com/office/drawing/2014/chartex" xmlns:cx1="http://schemas.microsoft.com/office/drawing/2015/9/8/chartex" xmlns:cx2="http://schemas.microsoft.com/office/drawing/2015/10/21/chartex" xmlns:cx3="http://schemas.microsoft.com/office/drawing/2016/5/9/chartex" xmlns:cx4="http://schemas.microsoft.com/office/drawing/2016/5/10/chartex" xmlns:cx5="http://schemas.microsoft.com/office/drawing/2016/5/11/chartex" xmlns:cx6="http://schemas.microsoft.com/office/drawing/2016/5/12/chartex" xmlns:cx7="http://schemas.microsoft.com/office/drawing/2016/5/13/chartex" xmlns:cx8="http://schemas.microsoft.com/office/drawing/2016/5/14/chartex" xmlns:mc="http://schemas.openxmlformats.org/markup-compatibility/2006" xmlns:aink="http://schemas.microsoft.com/office/drawing/2016/ink" xmlns:am3d="http://schemas.microsoft.com/office/drawing/2017/model3d" xmlns:o="urn:schemas-microsoft-com:office:office" xmlns:oel="http://schemas.microsoft.com/office/2019/extlst" xmlns:r="http://schemas.openxmlformats.org/officeDocument/2006/relationships" xmlns:m="http://schemas.openxmlformats.org/officeDocument/2006/math" xmlns:v="urn:schemas-microsoft-com:vml" xmlns:wp14="http://schemas.microsoft.com/office/word/2010/wordprocessingDrawing" xmlns:wp="http://schemas.openxmlformats.org/drawingml/2006/wordprocessingDrawing" xmlns:w10="urn:schemas-microsoft-com:office:word" xmlns:w="http://schemas.openxmlformats.org/wordprocessingml/2006/main" xmlns:w14="http://schemas.microsoft.com/office/word/2010/wordml" xmlns:w15="http://schemas.microsoft.com/office/word/2012/wordml" xmlns:w16cex="http://schemas.microsoft.com/office/word/2018/wordml/cex" xmlns:w16cid="http://schemas.microsoft.com/office/word/2016/wordml/cid" xmlns:w16="http://schemas.microsoft.com/office/word/2018/wordml" xmlns:w16du="http://schemas.microsoft.com/office/word/2023/wordml/word16du" xmlns:w16sdtdh="http://schemas.microsoft.com/office/word/2020/wordml/sdtdatahash" xmlns:w16se="http://schemas.microsoft.com/office/word/2015/wordml/symex" xmlns:wpg="http://schemas.microsoft.com/office/word/2010/wordprocessingGroup" xmlns:wpi="http://schemas.microsoft.com/office/word/2010/wordprocessingInk" xmlns:wne="http://schemas.microsoft.com/office/word/2006/wordml" xmlns:wps="http://schemas.microsoft.com/office/word/2010/wordprocessingShape" mc:Ignorable="w14 w15 w16se w16cid w16 w16cex w16sdtdh wp14">
   <w:abstractNum w:abstractNumId="0" w15:restartNumberingAfterBreak="0">
     <w:nsid w:val="508B2D3D"/>
     <w:multiLevelType w:val="multilevel"/>
@@ -2121,7 +3777,7 @@
 </file>
 
 <file path=word/styles.xml><?xml version="1.0" encoding="utf-8"?>
-<w:styles xmlns:mc="http://schemas.openxmlformats.org/markup-compatibility/2006" xmlns:r="http://schemas.openxmlformats.org/officeDocument/2006/relationships" xmlns:w="http://schemas.openxmlformats.org/wordprocessingml/2006/main" xmlns:w14="http://schemas.microsoft.com/office/word/2010/wordml" xmlns:w15="http://schemas.microsoft.com/office/word/2012/wordml" xmlns:w16cex="http://schemas.microsoft.com/office/word/2018/wordml/cex" xmlns:w16cid="http://schemas.microsoft.com/office/word/2016/wordml/cid" xmlns:w16="http://schemas.microsoft.com/office/word/2018/wordml" xmlns:w16du="http://schemas.microsoft.com/office/word/2023/wordml/word16du" xmlns:w16sdtdh="http://schemas.microsoft.com/office/word/2020/wordml/sdtdatahash" xmlns:w16sdtfl="http://schemas.microsoft.com/office/word/2024/wordml/sdtformatlock" xmlns:w16se="http://schemas.microsoft.com/office/word/2015/wordml/symex" mc:Ignorable="w14 w15 w16se w16cid w16 w16cex w16sdtdh w16sdtfl w16du">
+<w:styles xmlns:mc="http://schemas.openxmlformats.org/markup-compatibility/2006" xmlns:r="http://schemas.openxmlformats.org/officeDocument/2006/relationships" xmlns:w="http://schemas.openxmlformats.org/wordprocessingml/2006/main" xmlns:w14="http://schemas.microsoft.com/office/word/2010/wordml" xmlns:w15="http://schemas.microsoft.com/office/word/2012/wordml" xmlns:w16cex="http://schemas.microsoft.com/office/word/2018/wordml/cex" xmlns:w16cid="http://schemas.microsoft.com/office/word/2016/wordml/cid" xmlns:w16="http://schemas.microsoft.com/office/word/2018/wordml" xmlns:w16sdtdh="http://schemas.microsoft.com/office/word/2020/wordml/sdtdatahash" xmlns:w16se="http://schemas.microsoft.com/office/word/2015/wordml/symex" mc:Ignorable="w14 w15 w16se w16cid w16 w16cex w16sdtdh">
   <w:docDefaults>
     <w:rPrDefault>
       <w:rPr>
@@ -2723,6 +4379,7 @@
   <w:style w:type="character" w:default="1" w:styleId="DefaultParagraphFont">
     <w:name w:val="Default Paragraph Font"/>
     <w:uiPriority w:val="1"/>
+    <w:semiHidden/>
     <w:unhideWhenUsed/>
   </w:style>
   <w:style w:type="table" w:default="1" w:styleId="TableNormal">
@@ -3055,6 +4712,28 @@
       </w:tblBorders>
     </w:tblPr>
   </w:style>
+  <w:style w:type="character" w:customStyle="1" w:styleId="white-space-pre">
+    <w:name w:val="white-space-pre"/>
+    <w:basedOn w:val="DefaultParagraphFont"/>
+    <w:rsid w:val="000D19A3"/>
+  </w:style>
+  <w:style w:type="character" w:styleId="Hyperlink">
+    <w:name w:val="Hyperlink"/>
+    <w:basedOn w:val="DefaultParagraphFont"/>
+    <w:uiPriority w:val="99"/>
+    <w:semiHidden/>
+    <w:unhideWhenUsed/>
+    <w:rsid w:val="000D19A3"/>
+    <w:rPr>
+      <w:color w:val="0000FF"/>
+      <w:u w:val="single"/>
+    </w:rPr>
+  </w:style>
+  <w:style w:type="character" w:customStyle="1" w:styleId="visually-hidden">
+    <w:name w:val="visually-hidden"/>
+    <w:basedOn w:val="DefaultParagraphFont"/>
+    <w:rsid w:val="000D19A3"/>
+  </w:style>
 </w:styles>
 </file>
 

--- a/LEARNING/Azure/ADF/Azure ADF.docx
+++ b/LEARNING/Azure/ADF/Azure ADF.docx
@@ -1,6 +1,6 @@
 
 <file path=word/document.xml><?xml version="1.0" encoding="utf-8"?>
-<w:document xmlns:wpc="http://schemas.microsoft.com/office/word/2010/wordprocessingCanvas" xmlns:cx="http://schemas.microsoft.com/office/drawing/2014/chartex" xmlns:cx1="http://schemas.microsoft.com/office/drawing/2015/9/8/chartex" xmlns:cx2="http://schemas.microsoft.com/office/drawing/2015/10/21/chartex" xmlns:cx3="http://schemas.microsoft.com/office/drawing/2016/5/9/chartex" xmlns:cx4="http://schemas.microsoft.com/office/drawing/2016/5/10/chartex" xmlns:cx5="http://schemas.microsoft.com/office/drawing/2016/5/11/chartex" xmlns:cx6="http://schemas.microsoft.com/office/drawing/2016/5/12/chartex" xmlns:cx7="http://schemas.microsoft.com/office/drawing/2016/5/13/chartex" xmlns:cx8="http://schemas.microsoft.com/office/drawing/2016/5/14/chartex" xmlns:mc="http://schemas.openxmlformats.org/markup-compatibility/2006" xmlns:aink="http://schemas.microsoft.com/office/drawing/2016/ink" xmlns:am3d="http://schemas.microsoft.com/office/drawing/2017/model3d" xmlns:o="urn:schemas-microsoft-com:office:office" xmlns:oel="http://schemas.microsoft.com/office/2019/extlst" xmlns:r="http://schemas.openxmlformats.org/officeDocument/2006/relationships" xmlns:m="http://schemas.openxmlformats.org/officeDocument/2006/math" xmlns:v="urn:schemas-microsoft-com:vml" xmlns:wp14="http://schemas.microsoft.com/office/word/2010/wordprocessingDrawing" xmlns:wp="http://schemas.openxmlformats.org/drawingml/2006/wordprocessingDrawing" xmlns:w10="urn:schemas-microsoft-com:office:word" xmlns:w="http://schemas.openxmlformats.org/wordprocessingml/2006/main" xmlns:w14="http://schemas.microsoft.com/office/word/2010/wordml" xmlns:w15="http://schemas.microsoft.com/office/word/2012/wordml" xmlns:w16cex="http://schemas.microsoft.com/office/word/2018/wordml/cex" xmlns:w16cid="http://schemas.microsoft.com/office/word/2016/wordml/cid" xmlns:w16="http://schemas.microsoft.com/office/word/2018/wordml" xmlns:w16du="http://schemas.microsoft.com/office/word/2023/wordml/word16du" xmlns:w16sdtdh="http://schemas.microsoft.com/office/word/2020/wordml/sdtdatahash" xmlns:w16se="http://schemas.microsoft.com/office/word/2015/wordml/symex" xmlns:wpg="http://schemas.microsoft.com/office/word/2010/wordprocessingGroup" xmlns:wpi="http://schemas.microsoft.com/office/word/2010/wordprocessingInk" xmlns:wne="http://schemas.microsoft.com/office/word/2006/wordml" xmlns:wps="http://schemas.microsoft.com/office/word/2010/wordprocessingShape" mc:Ignorable="w14 w15 w16se w16cid w16 w16cex w16sdtdh wp14">
+<w:document xmlns:wpc="http://schemas.microsoft.com/office/word/2010/wordprocessingCanvas" xmlns:cx="http://schemas.microsoft.com/office/drawing/2014/chartex" xmlns:cx1="http://schemas.microsoft.com/office/drawing/2015/9/8/chartex" xmlns:cx2="http://schemas.microsoft.com/office/drawing/2015/10/21/chartex" xmlns:cx3="http://schemas.microsoft.com/office/drawing/2016/5/9/chartex" xmlns:cx4="http://schemas.microsoft.com/office/drawing/2016/5/10/chartex" xmlns:cx5="http://schemas.microsoft.com/office/drawing/2016/5/11/chartex" xmlns:cx6="http://schemas.microsoft.com/office/drawing/2016/5/12/chartex" xmlns:cx7="http://schemas.microsoft.com/office/drawing/2016/5/13/chartex" xmlns:cx8="http://schemas.microsoft.com/office/drawing/2016/5/14/chartex" xmlns:mc="http://schemas.openxmlformats.org/markup-compatibility/2006" xmlns:aink="http://schemas.microsoft.com/office/drawing/2016/ink" xmlns:am3d="http://schemas.microsoft.com/office/drawing/2017/model3d" xmlns:o="urn:schemas-microsoft-com:office:office" xmlns:oel="http://schemas.microsoft.com/office/2019/extlst" xmlns:r="http://schemas.openxmlformats.org/officeDocument/2006/relationships" xmlns:m="http://schemas.openxmlformats.org/officeDocument/2006/math" xmlns:v="urn:schemas-microsoft-com:vml" xmlns:wp14="http://schemas.microsoft.com/office/word/2010/wordprocessingDrawing" xmlns:wp="http://schemas.openxmlformats.org/drawingml/2006/wordprocessingDrawing" xmlns:w10="urn:schemas-microsoft-com:office:word" xmlns:w="http://schemas.openxmlformats.org/wordprocessingml/2006/main" xmlns:w14="http://schemas.microsoft.com/office/word/2010/wordml" xmlns:w15="http://schemas.microsoft.com/office/word/2012/wordml" xmlns:w16cex="http://schemas.microsoft.com/office/word/2018/wordml/cex" xmlns:w16cid="http://schemas.microsoft.com/office/word/2016/wordml/cid" xmlns:w16="http://schemas.microsoft.com/office/word/2018/wordml" xmlns:w16du="http://schemas.microsoft.com/office/word/2023/wordml/word16du" xmlns:w16sdtdh="http://schemas.microsoft.com/office/word/2020/wordml/sdtdatahash" xmlns:w16sdtfl="http://schemas.microsoft.com/office/word/2024/wordml/sdtformatlock" xmlns:w16se="http://schemas.microsoft.com/office/word/2015/wordml/symex" xmlns:wpg="http://schemas.microsoft.com/office/word/2010/wordprocessingGroup" xmlns:wpi="http://schemas.microsoft.com/office/word/2010/wordprocessingInk" xmlns:wne="http://schemas.microsoft.com/office/word/2006/wordml" xmlns:wps="http://schemas.microsoft.com/office/word/2010/wordprocessingShape" mc:Ignorable="w14 w15 w16se w16cid w16 w16cex w16sdtdh w16sdtfl w16du wp14">
   <w:body>
     <w:p>
       <w:r>
@@ -82,9 +82,9 @@
       </w:tblPr>
       <w:tblGrid>
         <w:gridCol w:w="2456"/>
-        <w:gridCol w:w="1201"/>
-        <w:gridCol w:w="2056"/>
-        <w:gridCol w:w="794"/>
+        <w:gridCol w:w="1252"/>
+        <w:gridCol w:w="2156"/>
+        <w:gridCol w:w="830"/>
       </w:tblGrid>
       <w:tr>
         <w:tc>
@@ -1232,30 +1232,19 @@
     </w:p>
     <w:tbl>
       <w:tblPr>
+        <w:tblStyle w:val="TableGrid"/>
         <w:tblW w:w="0" w:type="auto"/>
-        <w:tblCellSpacing w:w="15" w:type="dxa"/>
-        <w:tblCellMar>
-          <w:top w:w="15" w:type="dxa"/>
-          <w:left w:w="15" w:type="dxa"/>
-          <w:bottom w:w="15" w:type="dxa"/>
-          <w:right w:w="15" w:type="dxa"/>
-        </w:tblCellMar>
         <w:tblLook w:val="04A0" w:firstRow="1" w:lastRow="0" w:firstColumn="1" w:lastColumn="0" w:noHBand="0" w:noVBand="1"/>
       </w:tblPr>
       <w:tblGrid>
-        <w:gridCol w:w="3448"/>
-        <w:gridCol w:w="1900"/>
-        <w:gridCol w:w="1788"/>
+        <w:gridCol w:w="3589"/>
+        <w:gridCol w:w="2156"/>
+        <w:gridCol w:w="2030"/>
       </w:tblGrid>
       <w:tr>
-        <w:trPr>
-          <w:tblHeader/>
-          <w:tblCellSpacing w:w="15" w:type="dxa"/>
-        </w:trPr>
-        <w:tc>
-          <w:tcPr>
-            <w:tcW w:w="0" w:type="auto"/>
-            <w:vAlign w:val="center"/>
+        <w:tc>
+          <w:tcPr>
+            <w:tcW w:w="0" w:type="auto"/>
             <w:hideMark/>
           </w:tcPr>
           <w:p>
@@ -1277,7 +1266,6 @@
         <w:tc>
           <w:tcPr>
             <w:tcW w:w="0" w:type="auto"/>
-            <w:vAlign w:val="center"/>
             <w:hideMark/>
           </w:tcPr>
           <w:p>
@@ -1299,7 +1287,6 @@
         <w:tc>
           <w:tcPr>
             <w:tcW w:w="0" w:type="auto"/>
-            <w:vAlign w:val="center"/>
             <w:hideMark/>
           </w:tcPr>
           <w:p>
@@ -1320,13 +1307,9 @@
         </w:tc>
       </w:tr>
       <w:tr>
-        <w:trPr>
-          <w:tblCellSpacing w:w="15" w:type="dxa"/>
-        </w:trPr>
-        <w:tc>
-          <w:tcPr>
-            <w:tcW w:w="0" w:type="auto"/>
-            <w:vAlign w:val="center"/>
+        <w:tc>
+          <w:tcPr>
+            <w:tcW w:w="0" w:type="auto"/>
             <w:hideMark/>
           </w:tcPr>
           <w:p>
@@ -1338,7 +1321,6 @@
         <w:tc>
           <w:tcPr>
             <w:tcW w:w="0" w:type="auto"/>
-            <w:vAlign w:val="center"/>
             <w:hideMark/>
           </w:tcPr>
           <w:p>
@@ -1350,7 +1332,6 @@
         <w:tc>
           <w:tcPr>
             <w:tcW w:w="0" w:type="auto"/>
-            <w:vAlign w:val="center"/>
             <w:hideMark/>
           </w:tcPr>
           <w:p>
@@ -1361,13 +1342,9 @@
         </w:tc>
       </w:tr>
       <w:tr>
-        <w:trPr>
-          <w:tblCellSpacing w:w="15" w:type="dxa"/>
-        </w:trPr>
-        <w:tc>
-          <w:tcPr>
-            <w:tcW w:w="0" w:type="auto"/>
-            <w:vAlign w:val="center"/>
+        <w:tc>
+          <w:tcPr>
+            <w:tcW w:w="0" w:type="auto"/>
             <w:hideMark/>
           </w:tcPr>
           <w:p>
@@ -1379,7 +1356,6 @@
         <w:tc>
           <w:tcPr>
             <w:tcW w:w="0" w:type="auto"/>
-            <w:vAlign w:val="center"/>
             <w:hideMark/>
           </w:tcPr>
           <w:p>
@@ -1391,7 +1367,6 @@
         <w:tc>
           <w:tcPr>
             <w:tcW w:w="0" w:type="auto"/>
-            <w:vAlign w:val="center"/>
             <w:hideMark/>
           </w:tcPr>
           <w:p>
@@ -1402,13 +1377,9 @@
         </w:tc>
       </w:tr>
       <w:tr>
-        <w:trPr>
-          <w:tblCellSpacing w:w="15" w:type="dxa"/>
-        </w:trPr>
-        <w:tc>
-          <w:tcPr>
-            <w:tcW w:w="0" w:type="auto"/>
-            <w:vAlign w:val="center"/>
+        <w:tc>
+          <w:tcPr>
+            <w:tcW w:w="0" w:type="auto"/>
             <w:hideMark/>
           </w:tcPr>
           <w:p>
@@ -1420,7 +1391,6 @@
         <w:tc>
           <w:tcPr>
             <w:tcW w:w="0" w:type="auto"/>
-            <w:vAlign w:val="center"/>
             <w:hideMark/>
           </w:tcPr>
           <w:p>
@@ -1432,7 +1402,6 @@
         <w:tc>
           <w:tcPr>
             <w:tcW w:w="0" w:type="auto"/>
-            <w:vAlign w:val="center"/>
             <w:hideMark/>
           </w:tcPr>
           <w:p>
@@ -1443,18 +1412,13 @@
         </w:tc>
       </w:tr>
       <w:tr>
-        <w:trPr>
-          <w:tblCellSpacing w:w="15" w:type="dxa"/>
-        </w:trPr>
-        <w:tc>
-          <w:tcPr>
-            <w:tcW w:w="0" w:type="auto"/>
-            <w:vAlign w:val="center"/>
-            <w:hideMark/>
-          </w:tcPr>
-          <w:p>
-            <w:r>
-              <w:lastRenderedPageBreak/>
+        <w:tc>
+          <w:tcPr>
+            <w:tcW w:w="0" w:type="auto"/>
+            <w:hideMark/>
+          </w:tcPr>
+          <w:p>
+            <w:r>
               <w:t>Retry failed windows</w:t>
             </w:r>
           </w:p>
@@ -1462,7 +1426,6 @@
         <w:tc>
           <w:tcPr>
             <w:tcW w:w="0" w:type="auto"/>
-            <w:vAlign w:val="center"/>
             <w:hideMark/>
           </w:tcPr>
           <w:p>
@@ -1474,7 +1437,6 @@
         <w:tc>
           <w:tcPr>
             <w:tcW w:w="0" w:type="auto"/>
-            <w:vAlign w:val="center"/>
             <w:hideMark/>
           </w:tcPr>
           <w:p>
@@ -1485,13 +1447,9 @@
         </w:tc>
       </w:tr>
       <w:tr>
-        <w:trPr>
-          <w:tblCellSpacing w:w="15" w:type="dxa"/>
-        </w:trPr>
-        <w:tc>
-          <w:tcPr>
-            <w:tcW w:w="0" w:type="auto"/>
-            <w:vAlign w:val="center"/>
+        <w:tc>
+          <w:tcPr>
+            <w:tcW w:w="0" w:type="auto"/>
             <w:hideMark/>
           </w:tcPr>
           <w:p>
@@ -1503,7 +1461,6 @@
         <w:tc>
           <w:tcPr>
             <w:tcW w:w="0" w:type="auto"/>
-            <w:vAlign w:val="center"/>
             <w:hideMark/>
           </w:tcPr>
           <w:p>
@@ -1515,7 +1472,6 @@
         <w:tc>
           <w:tcPr>
             <w:tcW w:w="0" w:type="auto"/>
-            <w:vAlign w:val="center"/>
             <w:hideMark/>
           </w:tcPr>
           <w:p>
@@ -1526,13 +1482,9 @@
         </w:tc>
       </w:tr>
       <w:tr>
-        <w:trPr>
-          <w:tblCellSpacing w:w="15" w:type="dxa"/>
-        </w:trPr>
-        <w:tc>
-          <w:tcPr>
-            <w:tcW w:w="0" w:type="auto"/>
-            <w:vAlign w:val="center"/>
+        <w:tc>
+          <w:tcPr>
+            <w:tcW w:w="0" w:type="auto"/>
             <w:hideMark/>
           </w:tcPr>
           <w:p>
@@ -1544,7 +1496,6 @@
         <w:tc>
           <w:tcPr>
             <w:tcW w:w="0" w:type="auto"/>
-            <w:vAlign w:val="center"/>
             <w:hideMark/>
           </w:tcPr>
           <w:p>
@@ -1556,7 +1507,6 @@
         <w:tc>
           <w:tcPr>
             <w:tcW w:w="0" w:type="auto"/>
-            <w:vAlign w:val="center"/>
             <w:hideMark/>
           </w:tcPr>
           <w:p>
@@ -1574,11 +1524,20 @@
           <w:bCs/>
         </w:rPr>
       </w:pPr>
-      <w:r>
+    </w:p>
+    <w:p>
+      <w:pPr>
         <w:rPr>
           <w:b/>
           <w:bCs/>
         </w:rPr>
+      </w:pPr>
+      <w:r>
+        <w:rPr>
+          <w:b/>
+          <w:bCs/>
+        </w:rPr>
+        <w:lastRenderedPageBreak/>
         <w:t>Schedule Trigger</w:t>
       </w:r>
     </w:p>
@@ -1747,7 +1706,6 @@
           <w:b/>
           <w:bCs/>
         </w:rPr>
-        <w:lastRenderedPageBreak/>
         <w:t>Real-world Example</w:t>
       </w:r>
     </w:p>
@@ -1770,6 +1728,7 @@
     </w:p>
     <w:p>
       <w:r>
+        <w:lastRenderedPageBreak/>
         <w:t>If the 2 PM–3 PM load fails, ADF records that specific window as failed and allows it to be retried without affecting other windows.</w:t>
       </w:r>
     </w:p>
@@ -1781,709 +1740,6 @@
           <w:bottom w:val="single" w:sz="6" w:space="1" w:color="auto"/>
         </w:pBdr>
       </w:pPr>
-    </w:p>
-    <w:p/>
-    <w:p>
-      <w:r>
-        <w:rPr>
-          <w:rFonts w:ascii="Segoe UI" w:hAnsi="Segoe UI" w:cs="Segoe UI"/>
-          <w:sz w:val="21"/>
-          <w:szCs w:val="21"/>
-          <w:shd w:val="clear" w:color="auto" w:fill="FFFFFF"/>
-        </w:rPr>
-        <w:t>Excited to announce the launch of my new series: Azure Data Factory (ADF) - From Beginner to Interview Ready!</w:t>
-      </w:r>
-      <w:r>
-        <w:rPr>
-          <w:rFonts w:ascii="Segoe UI" w:hAnsi="Segoe UI" w:cs="Segoe UI"/>
-          <w:sz w:val="21"/>
-          <w:szCs w:val="21"/>
-        </w:rPr>
-        <w:br/>
-      </w:r>
-      <w:r>
-        <w:rPr>
-          <w:rStyle w:val="white-space-pre"/>
-          <w:rFonts w:ascii="Segoe UI" w:hAnsi="Segoe UI" w:cs="Segoe UI"/>
-          <w:sz w:val="21"/>
-          <w:szCs w:val="21"/>
-        </w:rPr>
-        <w:t xml:space="preserve"> </w:t>
-      </w:r>
-      <w:r>
-        <w:rPr>
-          <w:rFonts w:ascii="Segoe UI" w:hAnsi="Segoe UI" w:cs="Segoe UI"/>
-          <w:sz w:val="21"/>
-          <w:szCs w:val="21"/>
-          <w:shd w:val="clear" w:color="auto" w:fill="FFFFFF"/>
-        </w:rPr>
-        <w:t>Over the course of my journey as an Azure Data Engineer, I’ve found that while mastering ADF is an absolute must, finding study materials that break down complex concepts into simple, easily digestible pieces can be challenging.</w:t>
-      </w:r>
-      <w:r>
-        <w:rPr>
-          <w:rFonts w:ascii="Segoe UI" w:hAnsi="Segoe UI" w:cs="Segoe UI"/>
-          <w:sz w:val="21"/>
-          <w:szCs w:val="21"/>
-        </w:rPr>
-        <w:br/>
-      </w:r>
-      <w:r>
-        <w:rPr>
-          <w:rStyle w:val="white-space-pre"/>
-          <w:rFonts w:ascii="Segoe UI" w:hAnsi="Segoe UI" w:cs="Segoe UI"/>
-          <w:sz w:val="21"/>
-          <w:szCs w:val="21"/>
-        </w:rPr>
-        <w:t xml:space="preserve"> </w:t>
-      </w:r>
-      <w:r>
-        <w:rPr>
-          <w:rFonts w:ascii="Segoe UI" w:hAnsi="Segoe UI" w:cs="Segoe UI"/>
-          <w:sz w:val="21"/>
-          <w:szCs w:val="21"/>
-          <w:shd w:val="clear" w:color="auto" w:fill="FFFFFF"/>
-        </w:rPr>
-        <w:t>That’s why I decided to create my own comprehensive, step-by-step guide to help aspiring and transitioning data professionals build a rock-solid foundation and crush their technical interviews.</w:t>
-      </w:r>
-      <w:r>
-        <w:rPr>
-          <w:rFonts w:ascii="Segoe UI" w:hAnsi="Segoe UI" w:cs="Segoe UI"/>
-          <w:sz w:val="21"/>
-          <w:szCs w:val="21"/>
-        </w:rPr>
-        <w:br/>
-      </w:r>
-      <w:r>
-        <w:rPr>
-          <w:rFonts w:ascii="Segoe UI" w:hAnsi="Segoe UI" w:cs="Segoe UI"/>
-          <w:sz w:val="21"/>
-          <w:szCs w:val="21"/>
-          <w:shd w:val="clear" w:color="auto" w:fill="FFFFFF"/>
-        </w:rPr>
-        <w:t>Today, I’m thrilled to share Part 1 of this series!</w:t>
-      </w:r>
-      <w:r>
-        <w:rPr>
-          <w:rStyle w:val="white-space-pre"/>
-          <w:rFonts w:ascii="Segoe UI" w:hAnsi="Segoe UI" w:cs="Segoe UI"/>
-          <w:sz w:val="21"/>
-          <w:szCs w:val="21"/>
-        </w:rPr>
-        <w:t xml:space="preserve"> </w:t>
-      </w:r>
-      <w:r>
-        <w:rPr>
-          <w:rFonts w:ascii="Segoe UI" w:hAnsi="Segoe UI" w:cs="Segoe UI"/>
-          <w:sz w:val="21"/>
-          <w:szCs w:val="21"/>
-        </w:rPr>
-        <w:br/>
-      </w:r>
-      <w:r>
-        <w:rPr>
-          <w:rFonts w:ascii="Segoe UI" w:hAnsi="Segoe UI" w:cs="Segoe UI"/>
-          <w:sz w:val="21"/>
-          <w:szCs w:val="21"/>
-          <w:shd w:val="clear" w:color="auto" w:fill="FFFFFF"/>
-        </w:rPr>
-        <w:t>Here is a sneak peek at what is inside this document:</w:t>
-      </w:r>
-      <w:r>
-        <w:rPr>
-          <w:rStyle w:val="white-space-pre"/>
-          <w:rFonts w:ascii="Segoe UI" w:hAnsi="Segoe UI" w:cs="Segoe UI"/>
-          <w:sz w:val="21"/>
-          <w:szCs w:val="21"/>
-        </w:rPr>
-        <w:t xml:space="preserve"> </w:t>
-      </w:r>
-      <w:r>
-        <w:rPr>
-          <w:rFonts w:ascii="Segoe UI" w:hAnsi="Segoe UI" w:cs="Segoe UI"/>
-          <w:sz w:val="21"/>
-          <w:szCs w:val="21"/>
-        </w:rPr>
-        <w:br/>
-      </w:r>
-      <w:r>
-        <w:rPr>
-          <w:rFonts w:ascii="Segoe UI Emoji" w:hAnsi="Segoe UI Emoji" w:cs="Segoe UI Emoji"/>
-          <w:sz w:val="21"/>
-          <w:szCs w:val="21"/>
-          <w:shd w:val="clear" w:color="auto" w:fill="FFFFFF"/>
-        </w:rPr>
-        <w:t>✅</w:t>
-      </w:r>
-      <w:r>
-        <w:rPr>
-          <w:rFonts w:ascii="Segoe UI" w:hAnsi="Segoe UI" w:cs="Segoe UI"/>
-          <w:sz w:val="21"/>
-          <w:szCs w:val="21"/>
-          <w:shd w:val="clear" w:color="auto" w:fill="FFFFFF"/>
-        </w:rPr>
-        <w:t xml:space="preserve"> The Basics: Extremely simple, real-world analogies to explain ADF Architecture, ETL vs. ELT, and cloud data movement.</w:t>
-      </w:r>
-      <w:r>
-        <w:rPr>
-          <w:rStyle w:val="white-space-pre"/>
-          <w:rFonts w:ascii="Segoe UI" w:hAnsi="Segoe UI" w:cs="Segoe UI"/>
-          <w:sz w:val="21"/>
-          <w:szCs w:val="21"/>
-        </w:rPr>
-        <w:t xml:space="preserve"> </w:t>
-      </w:r>
-      <w:r>
-        <w:rPr>
-          <w:rFonts w:ascii="Segoe UI" w:hAnsi="Segoe UI" w:cs="Segoe UI"/>
-          <w:sz w:val="21"/>
-          <w:szCs w:val="21"/>
-        </w:rPr>
-        <w:br/>
-      </w:r>
-      <w:r>
-        <w:rPr>
-          <w:rFonts w:ascii="Segoe UI Emoji" w:hAnsi="Segoe UI Emoji" w:cs="Segoe UI Emoji"/>
-          <w:sz w:val="21"/>
-          <w:szCs w:val="21"/>
-          <w:shd w:val="clear" w:color="auto" w:fill="FFFFFF"/>
-        </w:rPr>
-        <w:t>✅</w:t>
-      </w:r>
-      <w:r>
-        <w:rPr>
-          <w:rFonts w:ascii="Segoe UI" w:hAnsi="Segoe UI" w:cs="Segoe UI"/>
-          <w:sz w:val="21"/>
-          <w:szCs w:val="21"/>
-          <w:shd w:val="clear" w:color="auto" w:fill="FFFFFF"/>
-        </w:rPr>
-        <w:t xml:space="preserve"> Core Components: Deep dives into Pipelines, Activities, Linked Services, and Datasets.</w:t>
-      </w:r>
-      <w:r>
-        <w:rPr>
-          <w:rStyle w:val="white-space-pre"/>
-          <w:rFonts w:ascii="Segoe UI" w:hAnsi="Segoe UI" w:cs="Segoe UI"/>
-          <w:sz w:val="21"/>
-          <w:szCs w:val="21"/>
-        </w:rPr>
-        <w:t xml:space="preserve"> </w:t>
-      </w:r>
-      <w:r>
-        <w:rPr>
-          <w:rFonts w:ascii="Segoe UI" w:hAnsi="Segoe UI" w:cs="Segoe UI"/>
-          <w:sz w:val="21"/>
-          <w:szCs w:val="21"/>
-        </w:rPr>
-        <w:br/>
-      </w:r>
-      <w:r>
-        <w:rPr>
-          <w:rFonts w:ascii="Segoe UI Emoji" w:hAnsi="Segoe UI Emoji" w:cs="Segoe UI Emoji"/>
-          <w:sz w:val="21"/>
-          <w:szCs w:val="21"/>
-          <w:shd w:val="clear" w:color="auto" w:fill="FFFFFF"/>
-        </w:rPr>
-        <w:t>✅</w:t>
-      </w:r>
-      <w:r>
-        <w:rPr>
-          <w:rFonts w:ascii="Segoe UI" w:hAnsi="Segoe UI" w:cs="Segoe UI"/>
-          <w:sz w:val="21"/>
-          <w:szCs w:val="21"/>
-          <w:shd w:val="clear" w:color="auto" w:fill="FFFFFF"/>
-        </w:rPr>
-        <w:t xml:space="preserve"> Compute Power: A clear breakdown of Integration Runtimes (Azure IR vs. Self-Hosted IR vs. SSIS IR).</w:t>
-      </w:r>
-      <w:r>
-        <w:rPr>
-          <w:rStyle w:val="white-space-pre"/>
-          <w:rFonts w:ascii="Segoe UI" w:hAnsi="Segoe UI" w:cs="Segoe UI"/>
-          <w:sz w:val="21"/>
-          <w:szCs w:val="21"/>
-        </w:rPr>
-        <w:t xml:space="preserve"> </w:t>
-      </w:r>
-      <w:r>
-        <w:rPr>
-          <w:rFonts w:ascii="Segoe UI" w:hAnsi="Segoe UI" w:cs="Segoe UI"/>
-          <w:sz w:val="21"/>
-          <w:szCs w:val="21"/>
-        </w:rPr>
-        <w:br/>
-      </w:r>
-      <w:r>
-        <w:rPr>
-          <w:rFonts w:ascii="Segoe UI Emoji" w:hAnsi="Segoe UI Emoji" w:cs="Segoe UI Emoji"/>
-          <w:sz w:val="21"/>
-          <w:szCs w:val="21"/>
-          <w:shd w:val="clear" w:color="auto" w:fill="FFFFFF"/>
-        </w:rPr>
-        <w:t>✅</w:t>
-      </w:r>
-      <w:r>
-        <w:rPr>
-          <w:rFonts w:ascii="Segoe UI" w:hAnsi="Segoe UI" w:cs="Segoe UI"/>
-          <w:sz w:val="21"/>
-          <w:szCs w:val="21"/>
-          <w:shd w:val="clear" w:color="auto" w:fill="FFFFFF"/>
-        </w:rPr>
-        <w:t xml:space="preserve"> Interview Prep: "Golden Notes," common interview traps to avoid, and crucial comparison tables.</w:t>
-      </w:r>
-      <w:r>
-        <w:rPr>
-          <w:rFonts w:ascii="Segoe UI" w:hAnsi="Segoe UI" w:cs="Segoe UI"/>
-          <w:sz w:val="21"/>
-          <w:szCs w:val="21"/>
-        </w:rPr>
-        <w:br/>
-      </w:r>
-      <w:r>
-        <w:rPr>
-          <w:rFonts w:ascii="Segoe UI" w:hAnsi="Segoe UI" w:cs="Segoe UI"/>
-          <w:sz w:val="21"/>
-          <w:szCs w:val="21"/>
-          <w:shd w:val="clear" w:color="auto" w:fill="FFFFFF"/>
-        </w:rPr>
-        <w:t>Whether you are starting from scratch or just looking to polish your skills for an upcoming interview, I built these notes with you in mind.</w:t>
-      </w:r>
-      <w:r>
-        <w:rPr>
-          <w:rFonts w:ascii="Segoe UI" w:hAnsi="Segoe UI" w:cs="Segoe UI"/>
-          <w:sz w:val="21"/>
-          <w:szCs w:val="21"/>
-        </w:rPr>
-        <w:br/>
-      </w:r>
-      <w:r>
-        <w:rPr>
-          <w:rFonts w:ascii="Segoe UI Emoji" w:hAnsi="Segoe UI Emoji" w:cs="Segoe UI Emoji"/>
-          <w:sz w:val="21"/>
-          <w:szCs w:val="21"/>
-          <w:shd w:val="clear" w:color="auto" w:fill="FFFFFF"/>
-        </w:rPr>
-        <w:t>📥</w:t>
-      </w:r>
-      <w:r>
-        <w:rPr>
-          <w:rFonts w:ascii="Segoe UI" w:hAnsi="Segoe UI" w:cs="Segoe UI"/>
-          <w:sz w:val="21"/>
-          <w:szCs w:val="21"/>
-          <w:shd w:val="clear" w:color="auto" w:fill="FFFFFF"/>
-        </w:rPr>
-        <w:t xml:space="preserve"> Feel free to download the document attached below, and let me know your thoughts or questions in the comments!</w:t>
-      </w:r>
-      <w:r>
-        <w:rPr>
-          <w:rFonts w:ascii="Segoe UI" w:hAnsi="Segoe UI" w:cs="Segoe UI"/>
-          <w:sz w:val="21"/>
-          <w:szCs w:val="21"/>
-        </w:rPr>
-        <w:br/>
-      </w:r>
-      <w:r>
-        <w:rPr>
-          <w:rFonts w:ascii="Segoe UI Emoji" w:hAnsi="Segoe UI Emoji" w:cs="Segoe UI Emoji"/>
-          <w:sz w:val="21"/>
-          <w:szCs w:val="21"/>
-          <w:shd w:val="clear" w:color="auto" w:fill="FFFFFF"/>
-        </w:rPr>
-        <w:t>🔔</w:t>
-      </w:r>
-      <w:r>
-        <w:rPr>
-          <w:rFonts w:ascii="Segoe UI" w:hAnsi="Segoe UI" w:cs="Segoe UI"/>
-          <w:sz w:val="21"/>
-          <w:szCs w:val="21"/>
-          <w:shd w:val="clear" w:color="auto" w:fill="FFFFFF"/>
-        </w:rPr>
-        <w:t xml:space="preserve"> Stay tuned for Part 2! We will be diving even deeper into dynamic pipelines, complex triggers, and hands-on scenarios.</w:t>
-      </w:r>
-      <w:r>
-        <w:rPr>
-          <w:rFonts w:ascii="Segoe UI" w:hAnsi="Segoe UI" w:cs="Segoe UI"/>
-          <w:sz w:val="21"/>
-          <w:szCs w:val="21"/>
-        </w:rPr>
-        <w:br/>
-      </w:r>
-      <w:r>
-        <w:rPr>
-          <w:rFonts w:ascii="Segoe UI" w:hAnsi="Segoe UI" w:cs="Segoe UI"/>
-          <w:sz w:val="21"/>
-          <w:szCs w:val="21"/>
-        </w:rPr>
-        <w:br/>
-      </w:r>
-      <w:hyperlink r:id="rId5" w:history="1">
-        <w:r>
-          <w:rPr>
-            <w:rStyle w:val="visually-hidden"/>
-            <w:rFonts w:ascii="Segoe UI" w:hAnsi="Segoe UI" w:cs="Segoe UI"/>
-            <w:b/>
-            <w:bCs/>
-            <w:color w:val="0A66C2"/>
-            <w:sz w:val="21"/>
-            <w:szCs w:val="21"/>
-            <w:u w:val="single"/>
-            <w:bdr w:val="none" w:sz="0" w:space="0" w:color="auto" w:frame="1"/>
-          </w:rPr>
-          <w:t>hashtag</w:t>
-        </w:r>
-        <w:r>
-          <w:rPr>
-            <w:rStyle w:val="Hyperlink"/>
-            <w:rFonts w:ascii="Segoe UI" w:hAnsi="Segoe UI" w:cs="Segoe UI"/>
-            <w:b/>
-            <w:bCs/>
-            <w:color w:val="0A66C2"/>
-            <w:sz w:val="21"/>
-            <w:szCs w:val="21"/>
-            <w:bdr w:val="none" w:sz="0" w:space="0" w:color="auto" w:frame="1"/>
-          </w:rPr>
-          <w:t>#Azure</w:t>
-        </w:r>
-      </w:hyperlink>
-      <w:r>
-        <w:rPr>
-          <w:rStyle w:val="white-space-pre"/>
-          <w:rFonts w:ascii="Segoe UI" w:hAnsi="Segoe UI" w:cs="Segoe UI"/>
-          <w:sz w:val="21"/>
-          <w:szCs w:val="21"/>
-        </w:rPr>
-        <w:t xml:space="preserve"> </w:t>
-      </w:r>
-      <w:hyperlink r:id="rId6" w:history="1">
-        <w:r>
-          <w:rPr>
-            <w:rStyle w:val="visually-hidden"/>
-            <w:rFonts w:ascii="Segoe UI" w:hAnsi="Segoe UI" w:cs="Segoe UI"/>
-            <w:b/>
-            <w:bCs/>
-            <w:color w:val="0A66C2"/>
-            <w:sz w:val="21"/>
-            <w:szCs w:val="21"/>
-            <w:u w:val="single"/>
-            <w:bdr w:val="none" w:sz="0" w:space="0" w:color="auto" w:frame="1"/>
-          </w:rPr>
-          <w:t>hashtag</w:t>
-        </w:r>
-        <w:r>
-          <w:rPr>
-            <w:rStyle w:val="Hyperlink"/>
-            <w:rFonts w:ascii="Segoe UI" w:hAnsi="Segoe UI" w:cs="Segoe UI"/>
-            <w:b/>
-            <w:bCs/>
-            <w:color w:val="0A66C2"/>
-            <w:sz w:val="21"/>
-            <w:szCs w:val="21"/>
-            <w:bdr w:val="none" w:sz="0" w:space="0" w:color="auto" w:frame="1"/>
-          </w:rPr>
-          <w:t>#AzureDataFactory</w:t>
-        </w:r>
-      </w:hyperlink>
-      <w:r>
-        <w:rPr>
-          <w:rStyle w:val="white-space-pre"/>
-          <w:rFonts w:ascii="Segoe UI" w:hAnsi="Segoe UI" w:cs="Segoe UI"/>
-          <w:sz w:val="21"/>
-          <w:szCs w:val="21"/>
-        </w:rPr>
-        <w:t xml:space="preserve"> </w:t>
-      </w:r>
-      <w:hyperlink r:id="rId7" w:history="1">
-        <w:r>
-          <w:rPr>
-            <w:rStyle w:val="visually-hidden"/>
-            <w:rFonts w:ascii="Segoe UI" w:hAnsi="Segoe UI" w:cs="Segoe UI"/>
-            <w:b/>
-            <w:bCs/>
-            <w:color w:val="0A66C2"/>
-            <w:sz w:val="21"/>
-            <w:szCs w:val="21"/>
-            <w:u w:val="single"/>
-            <w:bdr w:val="none" w:sz="0" w:space="0" w:color="auto" w:frame="1"/>
-          </w:rPr>
-          <w:t>hashtag</w:t>
-        </w:r>
-        <w:r>
-          <w:rPr>
-            <w:rStyle w:val="Hyperlink"/>
-            <w:rFonts w:ascii="Segoe UI" w:hAnsi="Segoe UI" w:cs="Segoe UI"/>
-            <w:b/>
-            <w:bCs/>
-            <w:color w:val="0A66C2"/>
-            <w:sz w:val="21"/>
-            <w:szCs w:val="21"/>
-            <w:bdr w:val="none" w:sz="0" w:space="0" w:color="auto" w:frame="1"/>
-          </w:rPr>
-          <w:t>#ADF</w:t>
-        </w:r>
-      </w:hyperlink>
-      <w:r>
-        <w:rPr>
-          <w:rStyle w:val="white-space-pre"/>
-          <w:rFonts w:ascii="Segoe UI" w:hAnsi="Segoe UI" w:cs="Segoe UI"/>
-          <w:sz w:val="21"/>
-          <w:szCs w:val="21"/>
-        </w:rPr>
-        <w:t xml:space="preserve"> </w:t>
-      </w:r>
-      <w:hyperlink r:id="rId8" w:history="1">
-        <w:r>
-          <w:rPr>
-            <w:rStyle w:val="visually-hidden"/>
-            <w:rFonts w:ascii="Segoe UI" w:hAnsi="Segoe UI" w:cs="Segoe UI"/>
-            <w:b/>
-            <w:bCs/>
-            <w:color w:val="0A66C2"/>
-            <w:sz w:val="21"/>
-            <w:szCs w:val="21"/>
-            <w:u w:val="single"/>
-            <w:bdr w:val="none" w:sz="0" w:space="0" w:color="auto" w:frame="1"/>
-          </w:rPr>
-          <w:t>hashtag</w:t>
-        </w:r>
-        <w:r>
-          <w:rPr>
-            <w:rStyle w:val="Hyperlink"/>
-            <w:rFonts w:ascii="Segoe UI" w:hAnsi="Segoe UI" w:cs="Segoe UI"/>
-            <w:b/>
-            <w:bCs/>
-            <w:color w:val="0A66C2"/>
-            <w:sz w:val="21"/>
-            <w:szCs w:val="21"/>
-            <w:bdr w:val="none" w:sz="0" w:space="0" w:color="auto" w:frame="1"/>
-          </w:rPr>
-          <w:t>#DataEngineering</w:t>
-        </w:r>
-      </w:hyperlink>
-      <w:r>
-        <w:rPr>
-          <w:rStyle w:val="white-space-pre"/>
-          <w:rFonts w:ascii="Segoe UI" w:hAnsi="Segoe UI" w:cs="Segoe UI"/>
-          <w:sz w:val="21"/>
-          <w:szCs w:val="21"/>
-        </w:rPr>
-        <w:t xml:space="preserve"> </w:t>
-      </w:r>
-      <w:hyperlink r:id="rId9" w:history="1">
-        <w:r>
-          <w:rPr>
-            <w:rStyle w:val="visually-hidden"/>
-            <w:rFonts w:ascii="Segoe UI" w:hAnsi="Segoe UI" w:cs="Segoe UI"/>
-            <w:b/>
-            <w:bCs/>
-            <w:color w:val="0A66C2"/>
-            <w:sz w:val="21"/>
-            <w:szCs w:val="21"/>
-            <w:u w:val="single"/>
-            <w:bdr w:val="none" w:sz="0" w:space="0" w:color="auto" w:frame="1"/>
-          </w:rPr>
-          <w:t>hashtag</w:t>
-        </w:r>
-        <w:r>
-          <w:rPr>
-            <w:rStyle w:val="Hyperlink"/>
-            <w:rFonts w:ascii="Segoe UI" w:hAnsi="Segoe UI" w:cs="Segoe UI"/>
-            <w:b/>
-            <w:bCs/>
-            <w:color w:val="0A66C2"/>
-            <w:sz w:val="21"/>
-            <w:szCs w:val="21"/>
-            <w:bdr w:val="none" w:sz="0" w:space="0" w:color="auto" w:frame="1"/>
-          </w:rPr>
-          <w:t>#DataEngineer</w:t>
-        </w:r>
-      </w:hyperlink>
-      <w:r>
-        <w:rPr>
-          <w:rStyle w:val="white-space-pre"/>
-          <w:rFonts w:ascii="Segoe UI" w:hAnsi="Segoe UI" w:cs="Segoe UI"/>
-          <w:sz w:val="21"/>
-          <w:szCs w:val="21"/>
-        </w:rPr>
-        <w:t xml:space="preserve"> </w:t>
-      </w:r>
-      <w:hyperlink r:id="rId10" w:history="1">
-        <w:r>
-          <w:rPr>
-            <w:rStyle w:val="visually-hidden"/>
-            <w:rFonts w:ascii="Segoe UI" w:hAnsi="Segoe UI" w:cs="Segoe UI"/>
-            <w:b/>
-            <w:bCs/>
-            <w:color w:val="0A66C2"/>
-            <w:sz w:val="21"/>
-            <w:szCs w:val="21"/>
-            <w:u w:val="single"/>
-            <w:bdr w:val="none" w:sz="0" w:space="0" w:color="auto" w:frame="1"/>
-          </w:rPr>
-          <w:t>hashtag</w:t>
-        </w:r>
-        <w:r>
-          <w:rPr>
-            <w:rStyle w:val="Hyperlink"/>
-            <w:rFonts w:ascii="Segoe UI" w:hAnsi="Segoe UI" w:cs="Segoe UI"/>
-            <w:b/>
-            <w:bCs/>
-            <w:color w:val="0A66C2"/>
-            <w:sz w:val="21"/>
-            <w:szCs w:val="21"/>
-            <w:bdr w:val="none" w:sz="0" w:space="0" w:color="auto" w:frame="1"/>
-          </w:rPr>
-          <w:t>#CloudComputing</w:t>
-        </w:r>
-      </w:hyperlink>
-      <w:r>
-        <w:rPr>
-          <w:rStyle w:val="white-space-pre"/>
-          <w:rFonts w:ascii="Segoe UI" w:hAnsi="Segoe UI" w:cs="Segoe UI"/>
-          <w:sz w:val="21"/>
-          <w:szCs w:val="21"/>
-        </w:rPr>
-        <w:t xml:space="preserve"> </w:t>
-      </w:r>
-      <w:hyperlink r:id="rId11" w:history="1">
-        <w:r>
-          <w:rPr>
-            <w:rStyle w:val="visually-hidden"/>
-            <w:rFonts w:ascii="Segoe UI" w:hAnsi="Segoe UI" w:cs="Segoe UI"/>
-            <w:b/>
-            <w:bCs/>
-            <w:color w:val="0A66C2"/>
-            <w:sz w:val="21"/>
-            <w:szCs w:val="21"/>
-            <w:u w:val="single"/>
-            <w:bdr w:val="none" w:sz="0" w:space="0" w:color="auto" w:frame="1"/>
-          </w:rPr>
-          <w:t>hashtag</w:t>
-        </w:r>
-        <w:r>
-          <w:rPr>
-            <w:rStyle w:val="Hyperlink"/>
-            <w:rFonts w:ascii="Segoe UI" w:hAnsi="Segoe UI" w:cs="Segoe UI"/>
-            <w:b/>
-            <w:bCs/>
-            <w:color w:val="0A66C2"/>
-            <w:sz w:val="21"/>
-            <w:szCs w:val="21"/>
-            <w:bdr w:val="none" w:sz="0" w:space="0" w:color="auto" w:frame="1"/>
-          </w:rPr>
-          <w:t>#InterviewPreparation</w:t>
-        </w:r>
-      </w:hyperlink>
-      <w:r>
-        <w:rPr>
-          <w:rStyle w:val="white-space-pre"/>
-          <w:rFonts w:ascii="Segoe UI" w:hAnsi="Segoe UI" w:cs="Segoe UI"/>
-          <w:sz w:val="21"/>
-          <w:szCs w:val="21"/>
-        </w:rPr>
-        <w:t xml:space="preserve"> </w:t>
-      </w:r>
-      <w:hyperlink r:id="rId12" w:history="1">
-        <w:r>
-          <w:rPr>
-            <w:rStyle w:val="visually-hidden"/>
-            <w:rFonts w:ascii="Segoe UI" w:hAnsi="Segoe UI" w:cs="Segoe UI"/>
-            <w:b/>
-            <w:bCs/>
-            <w:color w:val="0A66C2"/>
-            <w:sz w:val="21"/>
-            <w:szCs w:val="21"/>
-            <w:u w:val="single"/>
-            <w:bdr w:val="none" w:sz="0" w:space="0" w:color="auto" w:frame="1"/>
-          </w:rPr>
-          <w:t>hashtag</w:t>
-        </w:r>
-        <w:r>
-          <w:rPr>
-            <w:rStyle w:val="Hyperlink"/>
-            <w:rFonts w:ascii="Segoe UI" w:hAnsi="Segoe UI" w:cs="Segoe UI"/>
-            <w:b/>
-            <w:bCs/>
-            <w:color w:val="0A66C2"/>
-            <w:sz w:val="21"/>
-            <w:szCs w:val="21"/>
-            <w:bdr w:val="none" w:sz="0" w:space="0" w:color="auto" w:frame="1"/>
-          </w:rPr>
-          <w:t>#TechCareers</w:t>
-        </w:r>
-      </w:hyperlink>
-      <w:r>
-        <w:rPr>
-          <w:rStyle w:val="white-space-pre"/>
-          <w:rFonts w:ascii="Segoe UI" w:hAnsi="Segoe UI" w:cs="Segoe UI"/>
-          <w:sz w:val="21"/>
-          <w:szCs w:val="21"/>
-        </w:rPr>
-        <w:t xml:space="preserve"> </w:t>
-      </w:r>
-      <w:hyperlink r:id="rId13" w:history="1">
-        <w:r>
-          <w:rPr>
-            <w:rStyle w:val="visually-hidden"/>
-            <w:rFonts w:ascii="Segoe UI" w:hAnsi="Segoe UI" w:cs="Segoe UI"/>
-            <w:b/>
-            <w:bCs/>
-            <w:color w:val="0A66C2"/>
-            <w:sz w:val="21"/>
-            <w:szCs w:val="21"/>
-            <w:u w:val="single"/>
-            <w:bdr w:val="none" w:sz="0" w:space="0" w:color="auto" w:frame="1"/>
-          </w:rPr>
-          <w:t>hashtag</w:t>
-        </w:r>
-        <w:r>
-          <w:rPr>
-            <w:rStyle w:val="Hyperlink"/>
-            <w:rFonts w:ascii="Segoe UI" w:hAnsi="Segoe UI" w:cs="Segoe UI"/>
-            <w:b/>
-            <w:bCs/>
-            <w:color w:val="0A66C2"/>
-            <w:sz w:val="21"/>
-            <w:szCs w:val="21"/>
-            <w:bdr w:val="none" w:sz="0" w:space="0" w:color="auto" w:frame="1"/>
-          </w:rPr>
-          <w:t>#MicrosoftAzure</w:t>
-        </w:r>
-      </w:hyperlink>
-      <w:r>
-        <w:rPr>
-          <w:rStyle w:val="white-space-pre"/>
-          <w:rFonts w:ascii="Segoe UI" w:hAnsi="Segoe UI" w:cs="Segoe UI"/>
-          <w:sz w:val="21"/>
-          <w:szCs w:val="21"/>
-        </w:rPr>
-        <w:t xml:space="preserve"> </w:t>
-      </w:r>
-      <w:hyperlink r:id="rId14" w:history="1">
-        <w:r>
-          <w:rPr>
-            <w:rStyle w:val="visually-hidden"/>
-            <w:rFonts w:ascii="Segoe UI" w:hAnsi="Segoe UI" w:cs="Segoe UI"/>
-            <w:b/>
-            <w:bCs/>
-            <w:color w:val="0A66C2"/>
-            <w:sz w:val="21"/>
-            <w:szCs w:val="21"/>
-            <w:u w:val="single"/>
-            <w:bdr w:val="none" w:sz="0" w:space="0" w:color="auto" w:frame="1"/>
-          </w:rPr>
-          <w:t>hashtag</w:t>
-        </w:r>
-        <w:r>
-          <w:rPr>
-            <w:rStyle w:val="Hyperlink"/>
-            <w:rFonts w:ascii="Segoe UI" w:hAnsi="Segoe UI" w:cs="Segoe UI"/>
-            <w:b/>
-            <w:bCs/>
-            <w:color w:val="0A66C2"/>
-            <w:sz w:val="21"/>
-            <w:szCs w:val="21"/>
-            <w:bdr w:val="none" w:sz="0" w:space="0" w:color="auto" w:frame="1"/>
-          </w:rPr>
-          <w:t>#DataAnalytics</w:t>
-        </w:r>
-      </w:hyperlink>
     </w:p>
     <w:p/>
     <w:p>
@@ -2505,6 +1761,549 @@
                 <pic:pic xmlns:pic="http://schemas.openxmlformats.org/drawingml/2006/picture">
                   <pic:nvPicPr>
                     <pic:cNvPr id="0" name="Picture 12" descr="View image"/>
+                    <pic:cNvPicPr>
+                      <a:picLocks noChangeAspect="1" noChangeArrowheads="1"/>
+                    </pic:cNvPicPr>
+                  </pic:nvPicPr>
+                  <pic:blipFill>
+                    <a:blip r:embed="rId5">
+                      <a:extLst>
+                        <a:ext uri="{28A0092B-C50C-407E-A947-70E740481C1C}">
+                          <a14:useLocalDpi xmlns:a14="http://schemas.microsoft.com/office/drawing/2010/main" val="0"/>
+                        </a:ext>
+                      </a:extLst>
+                    </a:blip>
+                    <a:srcRect/>
+                    <a:stretch>
+                      <a:fillRect/>
+                    </a:stretch>
+                  </pic:blipFill>
+                  <pic:spPr bwMode="auto">
+                    <a:xfrm>
+                      <a:off x="0" y="0"/>
+                      <a:ext cx="5731510" cy="7418070"/>
+                    </a:xfrm>
+                    <a:prstGeom prst="rect">
+                      <a:avLst/>
+                    </a:prstGeom>
+                    <a:noFill/>
+                    <a:ln>
+                      <a:noFill/>
+                    </a:ln>
+                  </pic:spPr>
+                </pic:pic>
+              </a:graphicData>
+            </a:graphic>
+          </wp:inline>
+        </w:drawing>
+      </w:r>
+    </w:p>
+    <w:p/>
+    <w:p>
+      <w:r>
+        <w:rPr>
+          <w:noProof/>
+        </w:rPr>
+        <w:lastRenderedPageBreak/>
+        <w:drawing>
+          <wp:inline distT="0" distB="0" distL="0" distR="0" wp14:anchorId="0E05D0F0" wp14:editId="014FDCA2">
+            <wp:extent cx="5731510" cy="7418070"/>
+            <wp:effectExtent l="0" t="0" r="2540" b="0"/>
+            <wp:docPr id="967647059" name="Picture 2" descr="View image"/>
+            <wp:cNvGraphicFramePr>
+              <a:graphicFrameLocks xmlns:a="http://schemas.openxmlformats.org/drawingml/2006/main" noChangeAspect="1"/>
+            </wp:cNvGraphicFramePr>
+            <a:graphic xmlns:a="http://schemas.openxmlformats.org/drawingml/2006/main">
+              <a:graphicData uri="http://schemas.openxmlformats.org/drawingml/2006/picture">
+                <pic:pic xmlns:pic="http://schemas.openxmlformats.org/drawingml/2006/picture">
+                  <pic:nvPicPr>
+                    <pic:cNvPr id="0" name="Picture 14" descr="View image"/>
+                    <pic:cNvPicPr>
+                      <a:picLocks noChangeAspect="1" noChangeArrowheads="1"/>
+                    </pic:cNvPicPr>
+                  </pic:nvPicPr>
+                  <pic:blipFill>
+                    <a:blip r:embed="rId6">
+                      <a:extLst>
+                        <a:ext uri="{28A0092B-C50C-407E-A947-70E740481C1C}">
+                          <a14:useLocalDpi xmlns:a14="http://schemas.microsoft.com/office/drawing/2010/main" val="0"/>
+                        </a:ext>
+                      </a:extLst>
+                    </a:blip>
+                    <a:srcRect/>
+                    <a:stretch>
+                      <a:fillRect/>
+                    </a:stretch>
+                  </pic:blipFill>
+                  <pic:spPr bwMode="auto">
+                    <a:xfrm>
+                      <a:off x="0" y="0"/>
+                      <a:ext cx="5731510" cy="7418070"/>
+                    </a:xfrm>
+                    <a:prstGeom prst="rect">
+                      <a:avLst/>
+                    </a:prstGeom>
+                    <a:noFill/>
+                    <a:ln>
+                      <a:noFill/>
+                    </a:ln>
+                  </pic:spPr>
+                </pic:pic>
+              </a:graphicData>
+            </a:graphic>
+          </wp:inline>
+        </w:drawing>
+      </w:r>
+      <w:r>
+        <w:rPr>
+          <w:noProof/>
+        </w:rPr>
+        <w:lastRenderedPageBreak/>
+        <w:drawing>
+          <wp:inline distT="0" distB="0" distL="0" distR="0" wp14:anchorId="0D0F8972" wp14:editId="1AE5A576">
+            <wp:extent cx="5731510" cy="7418070"/>
+            <wp:effectExtent l="0" t="0" r="2540" b="0"/>
+            <wp:docPr id="1650673918" name="Picture 3" descr="View image"/>
+            <wp:cNvGraphicFramePr>
+              <a:graphicFrameLocks xmlns:a="http://schemas.openxmlformats.org/drawingml/2006/main" noChangeAspect="1"/>
+            </wp:cNvGraphicFramePr>
+            <a:graphic xmlns:a="http://schemas.openxmlformats.org/drawingml/2006/main">
+              <a:graphicData uri="http://schemas.openxmlformats.org/drawingml/2006/picture">
+                <pic:pic xmlns:pic="http://schemas.openxmlformats.org/drawingml/2006/picture">
+                  <pic:nvPicPr>
+                    <pic:cNvPr id="0" name="Picture 16" descr="View image"/>
+                    <pic:cNvPicPr>
+                      <a:picLocks noChangeAspect="1" noChangeArrowheads="1"/>
+                    </pic:cNvPicPr>
+                  </pic:nvPicPr>
+                  <pic:blipFill>
+                    <a:blip r:embed="rId7">
+                      <a:extLst>
+                        <a:ext uri="{28A0092B-C50C-407E-A947-70E740481C1C}">
+                          <a14:useLocalDpi xmlns:a14="http://schemas.microsoft.com/office/drawing/2010/main" val="0"/>
+                        </a:ext>
+                      </a:extLst>
+                    </a:blip>
+                    <a:srcRect/>
+                    <a:stretch>
+                      <a:fillRect/>
+                    </a:stretch>
+                  </pic:blipFill>
+                  <pic:spPr bwMode="auto">
+                    <a:xfrm>
+                      <a:off x="0" y="0"/>
+                      <a:ext cx="5731510" cy="7418070"/>
+                    </a:xfrm>
+                    <a:prstGeom prst="rect">
+                      <a:avLst/>
+                    </a:prstGeom>
+                    <a:noFill/>
+                    <a:ln>
+                      <a:noFill/>
+                    </a:ln>
+                  </pic:spPr>
+                </pic:pic>
+              </a:graphicData>
+            </a:graphic>
+          </wp:inline>
+        </w:drawing>
+      </w:r>
+      <w:r>
+        <w:rPr>
+          <w:noProof/>
+        </w:rPr>
+        <w:lastRenderedPageBreak/>
+        <w:drawing>
+          <wp:inline distT="0" distB="0" distL="0" distR="0" wp14:anchorId="3D9B7E17" wp14:editId="3B0EA53F">
+            <wp:extent cx="5731510" cy="7418070"/>
+            <wp:effectExtent l="0" t="0" r="2540" b="0"/>
+            <wp:docPr id="514215299" name="Picture 4" descr="View image"/>
+            <wp:cNvGraphicFramePr>
+              <a:graphicFrameLocks xmlns:a="http://schemas.openxmlformats.org/drawingml/2006/main" noChangeAspect="1"/>
+            </wp:cNvGraphicFramePr>
+            <a:graphic xmlns:a="http://schemas.openxmlformats.org/drawingml/2006/main">
+              <a:graphicData uri="http://schemas.openxmlformats.org/drawingml/2006/picture">
+                <pic:pic xmlns:pic="http://schemas.openxmlformats.org/drawingml/2006/picture">
+                  <pic:nvPicPr>
+                    <pic:cNvPr id="0" name="Picture 18" descr="View image"/>
+                    <pic:cNvPicPr>
+                      <a:picLocks noChangeAspect="1" noChangeArrowheads="1"/>
+                    </pic:cNvPicPr>
+                  </pic:nvPicPr>
+                  <pic:blipFill>
+                    <a:blip r:embed="rId8">
+                      <a:extLst>
+                        <a:ext uri="{28A0092B-C50C-407E-A947-70E740481C1C}">
+                          <a14:useLocalDpi xmlns:a14="http://schemas.microsoft.com/office/drawing/2010/main" val="0"/>
+                        </a:ext>
+                      </a:extLst>
+                    </a:blip>
+                    <a:srcRect/>
+                    <a:stretch>
+                      <a:fillRect/>
+                    </a:stretch>
+                  </pic:blipFill>
+                  <pic:spPr bwMode="auto">
+                    <a:xfrm>
+                      <a:off x="0" y="0"/>
+                      <a:ext cx="5731510" cy="7418070"/>
+                    </a:xfrm>
+                    <a:prstGeom prst="rect">
+                      <a:avLst/>
+                    </a:prstGeom>
+                    <a:noFill/>
+                    <a:ln>
+                      <a:noFill/>
+                    </a:ln>
+                  </pic:spPr>
+                </pic:pic>
+              </a:graphicData>
+            </a:graphic>
+          </wp:inline>
+        </w:drawing>
+      </w:r>
+      <w:r>
+        <w:rPr>
+          <w:noProof/>
+        </w:rPr>
+        <w:lastRenderedPageBreak/>
+        <w:drawing>
+          <wp:inline distT="0" distB="0" distL="0" distR="0" wp14:anchorId="35F81C8D" wp14:editId="20B2C9D3">
+            <wp:extent cx="5731510" cy="7418070"/>
+            <wp:effectExtent l="0" t="0" r="2540" b="0"/>
+            <wp:docPr id="815343131" name="Picture 5" descr="View image"/>
+            <wp:cNvGraphicFramePr>
+              <a:graphicFrameLocks xmlns:a="http://schemas.openxmlformats.org/drawingml/2006/main" noChangeAspect="1"/>
+            </wp:cNvGraphicFramePr>
+            <a:graphic xmlns:a="http://schemas.openxmlformats.org/drawingml/2006/main">
+              <a:graphicData uri="http://schemas.openxmlformats.org/drawingml/2006/picture">
+                <pic:pic xmlns:pic="http://schemas.openxmlformats.org/drawingml/2006/picture">
+                  <pic:nvPicPr>
+                    <pic:cNvPr id="0" name="Picture 20" descr="View image"/>
+                    <pic:cNvPicPr>
+                      <a:picLocks noChangeAspect="1" noChangeArrowheads="1"/>
+                    </pic:cNvPicPr>
+                  </pic:nvPicPr>
+                  <pic:blipFill>
+                    <a:blip r:embed="rId9">
+                      <a:extLst>
+                        <a:ext uri="{28A0092B-C50C-407E-A947-70E740481C1C}">
+                          <a14:useLocalDpi xmlns:a14="http://schemas.microsoft.com/office/drawing/2010/main" val="0"/>
+                        </a:ext>
+                      </a:extLst>
+                    </a:blip>
+                    <a:srcRect/>
+                    <a:stretch>
+                      <a:fillRect/>
+                    </a:stretch>
+                  </pic:blipFill>
+                  <pic:spPr bwMode="auto">
+                    <a:xfrm>
+                      <a:off x="0" y="0"/>
+                      <a:ext cx="5731510" cy="7418070"/>
+                    </a:xfrm>
+                    <a:prstGeom prst="rect">
+                      <a:avLst/>
+                    </a:prstGeom>
+                    <a:noFill/>
+                    <a:ln>
+                      <a:noFill/>
+                    </a:ln>
+                  </pic:spPr>
+                </pic:pic>
+              </a:graphicData>
+            </a:graphic>
+          </wp:inline>
+        </w:drawing>
+      </w:r>
+      <w:r>
+        <w:rPr>
+          <w:noProof/>
+        </w:rPr>
+        <w:lastRenderedPageBreak/>
+        <w:drawing>
+          <wp:inline distT="0" distB="0" distL="0" distR="0" wp14:anchorId="176E50E3" wp14:editId="15884352">
+            <wp:extent cx="5731510" cy="7418070"/>
+            <wp:effectExtent l="0" t="0" r="2540" b="0"/>
+            <wp:docPr id="389709720" name="Picture 6" descr="View image"/>
+            <wp:cNvGraphicFramePr>
+              <a:graphicFrameLocks xmlns:a="http://schemas.openxmlformats.org/drawingml/2006/main" noChangeAspect="1"/>
+            </wp:cNvGraphicFramePr>
+            <a:graphic xmlns:a="http://schemas.openxmlformats.org/drawingml/2006/main">
+              <a:graphicData uri="http://schemas.openxmlformats.org/drawingml/2006/picture">
+                <pic:pic xmlns:pic="http://schemas.openxmlformats.org/drawingml/2006/picture">
+                  <pic:nvPicPr>
+                    <pic:cNvPr id="0" name="Picture 22" descr="View image"/>
+                    <pic:cNvPicPr>
+                      <a:picLocks noChangeAspect="1" noChangeArrowheads="1"/>
+                    </pic:cNvPicPr>
+                  </pic:nvPicPr>
+                  <pic:blipFill>
+                    <a:blip r:embed="rId10">
+                      <a:extLst>
+                        <a:ext uri="{28A0092B-C50C-407E-A947-70E740481C1C}">
+                          <a14:useLocalDpi xmlns:a14="http://schemas.microsoft.com/office/drawing/2010/main" val="0"/>
+                        </a:ext>
+                      </a:extLst>
+                    </a:blip>
+                    <a:srcRect/>
+                    <a:stretch>
+                      <a:fillRect/>
+                    </a:stretch>
+                  </pic:blipFill>
+                  <pic:spPr bwMode="auto">
+                    <a:xfrm>
+                      <a:off x="0" y="0"/>
+                      <a:ext cx="5731510" cy="7418070"/>
+                    </a:xfrm>
+                    <a:prstGeom prst="rect">
+                      <a:avLst/>
+                    </a:prstGeom>
+                    <a:noFill/>
+                    <a:ln>
+                      <a:noFill/>
+                    </a:ln>
+                  </pic:spPr>
+                </pic:pic>
+              </a:graphicData>
+            </a:graphic>
+          </wp:inline>
+        </w:drawing>
+      </w:r>
+      <w:r>
+        <w:rPr>
+          <w:noProof/>
+        </w:rPr>
+        <w:lastRenderedPageBreak/>
+        <w:drawing>
+          <wp:inline distT="0" distB="0" distL="0" distR="0" wp14:anchorId="606F24D5" wp14:editId="11EF5116">
+            <wp:extent cx="5731510" cy="7418070"/>
+            <wp:effectExtent l="0" t="0" r="2540" b="0"/>
+            <wp:docPr id="2110875789" name="Picture 7" descr="View image"/>
+            <wp:cNvGraphicFramePr>
+              <a:graphicFrameLocks xmlns:a="http://schemas.openxmlformats.org/drawingml/2006/main" noChangeAspect="1"/>
+            </wp:cNvGraphicFramePr>
+            <a:graphic xmlns:a="http://schemas.openxmlformats.org/drawingml/2006/main">
+              <a:graphicData uri="http://schemas.openxmlformats.org/drawingml/2006/picture">
+                <pic:pic xmlns:pic="http://schemas.openxmlformats.org/drawingml/2006/picture">
+                  <pic:nvPicPr>
+                    <pic:cNvPr id="0" name="Picture 24" descr="View image"/>
+                    <pic:cNvPicPr>
+                      <a:picLocks noChangeAspect="1" noChangeArrowheads="1"/>
+                    </pic:cNvPicPr>
+                  </pic:nvPicPr>
+                  <pic:blipFill>
+                    <a:blip r:embed="rId11">
+                      <a:extLst>
+                        <a:ext uri="{28A0092B-C50C-407E-A947-70E740481C1C}">
+                          <a14:useLocalDpi xmlns:a14="http://schemas.microsoft.com/office/drawing/2010/main" val="0"/>
+                        </a:ext>
+                      </a:extLst>
+                    </a:blip>
+                    <a:srcRect/>
+                    <a:stretch>
+                      <a:fillRect/>
+                    </a:stretch>
+                  </pic:blipFill>
+                  <pic:spPr bwMode="auto">
+                    <a:xfrm>
+                      <a:off x="0" y="0"/>
+                      <a:ext cx="5731510" cy="7418070"/>
+                    </a:xfrm>
+                    <a:prstGeom prst="rect">
+                      <a:avLst/>
+                    </a:prstGeom>
+                    <a:noFill/>
+                    <a:ln>
+                      <a:noFill/>
+                    </a:ln>
+                  </pic:spPr>
+                </pic:pic>
+              </a:graphicData>
+            </a:graphic>
+          </wp:inline>
+        </w:drawing>
+      </w:r>
+      <w:r>
+        <w:rPr>
+          <w:noProof/>
+        </w:rPr>
+        <w:lastRenderedPageBreak/>
+        <w:drawing>
+          <wp:inline distT="0" distB="0" distL="0" distR="0" wp14:anchorId="56D10D19" wp14:editId="3954EEF6">
+            <wp:extent cx="5731510" cy="7418070"/>
+            <wp:effectExtent l="0" t="0" r="2540" b="0"/>
+            <wp:docPr id="996794925" name="Picture 8" descr="View image"/>
+            <wp:cNvGraphicFramePr>
+              <a:graphicFrameLocks xmlns:a="http://schemas.openxmlformats.org/drawingml/2006/main" noChangeAspect="1"/>
+            </wp:cNvGraphicFramePr>
+            <a:graphic xmlns:a="http://schemas.openxmlformats.org/drawingml/2006/main">
+              <a:graphicData uri="http://schemas.openxmlformats.org/drawingml/2006/picture">
+                <pic:pic xmlns:pic="http://schemas.openxmlformats.org/drawingml/2006/picture">
+                  <pic:nvPicPr>
+                    <pic:cNvPr id="0" name="Picture 26" descr="View image"/>
+                    <pic:cNvPicPr>
+                      <a:picLocks noChangeAspect="1" noChangeArrowheads="1"/>
+                    </pic:cNvPicPr>
+                  </pic:nvPicPr>
+                  <pic:blipFill>
+                    <a:blip r:embed="rId12">
+                      <a:extLst>
+                        <a:ext uri="{28A0092B-C50C-407E-A947-70E740481C1C}">
+                          <a14:useLocalDpi xmlns:a14="http://schemas.microsoft.com/office/drawing/2010/main" val="0"/>
+                        </a:ext>
+                      </a:extLst>
+                    </a:blip>
+                    <a:srcRect/>
+                    <a:stretch>
+                      <a:fillRect/>
+                    </a:stretch>
+                  </pic:blipFill>
+                  <pic:spPr bwMode="auto">
+                    <a:xfrm>
+                      <a:off x="0" y="0"/>
+                      <a:ext cx="5731510" cy="7418070"/>
+                    </a:xfrm>
+                    <a:prstGeom prst="rect">
+                      <a:avLst/>
+                    </a:prstGeom>
+                    <a:noFill/>
+                    <a:ln>
+                      <a:noFill/>
+                    </a:ln>
+                  </pic:spPr>
+                </pic:pic>
+              </a:graphicData>
+            </a:graphic>
+          </wp:inline>
+        </w:drawing>
+      </w:r>
+      <w:r>
+        <w:rPr>
+          <w:noProof/>
+        </w:rPr>
+        <w:lastRenderedPageBreak/>
+        <w:drawing>
+          <wp:inline distT="0" distB="0" distL="0" distR="0" wp14:anchorId="3A4925C4" wp14:editId="564291AA">
+            <wp:extent cx="5731510" cy="7418070"/>
+            <wp:effectExtent l="0" t="0" r="2540" b="0"/>
+            <wp:docPr id="308035631" name="Picture 9" descr="View image"/>
+            <wp:cNvGraphicFramePr>
+              <a:graphicFrameLocks xmlns:a="http://schemas.openxmlformats.org/drawingml/2006/main" noChangeAspect="1"/>
+            </wp:cNvGraphicFramePr>
+            <a:graphic xmlns:a="http://schemas.openxmlformats.org/drawingml/2006/main">
+              <a:graphicData uri="http://schemas.openxmlformats.org/drawingml/2006/picture">
+                <pic:pic xmlns:pic="http://schemas.openxmlformats.org/drawingml/2006/picture">
+                  <pic:nvPicPr>
+                    <pic:cNvPr id="0" name="Picture 28" descr="View image"/>
+                    <pic:cNvPicPr>
+                      <a:picLocks noChangeAspect="1" noChangeArrowheads="1"/>
+                    </pic:cNvPicPr>
+                  </pic:nvPicPr>
+                  <pic:blipFill>
+                    <a:blip r:embed="rId13">
+                      <a:extLst>
+                        <a:ext uri="{28A0092B-C50C-407E-A947-70E740481C1C}">
+                          <a14:useLocalDpi xmlns:a14="http://schemas.microsoft.com/office/drawing/2010/main" val="0"/>
+                        </a:ext>
+                      </a:extLst>
+                    </a:blip>
+                    <a:srcRect/>
+                    <a:stretch>
+                      <a:fillRect/>
+                    </a:stretch>
+                  </pic:blipFill>
+                  <pic:spPr bwMode="auto">
+                    <a:xfrm>
+                      <a:off x="0" y="0"/>
+                      <a:ext cx="5731510" cy="7418070"/>
+                    </a:xfrm>
+                    <a:prstGeom prst="rect">
+                      <a:avLst/>
+                    </a:prstGeom>
+                    <a:noFill/>
+                    <a:ln>
+                      <a:noFill/>
+                    </a:ln>
+                  </pic:spPr>
+                </pic:pic>
+              </a:graphicData>
+            </a:graphic>
+          </wp:inline>
+        </w:drawing>
+      </w:r>
+      <w:r>
+        <w:rPr>
+          <w:noProof/>
+        </w:rPr>
+        <w:lastRenderedPageBreak/>
+        <w:drawing>
+          <wp:inline distT="0" distB="0" distL="0" distR="0" wp14:anchorId="5F5D85E3" wp14:editId="47E0069C">
+            <wp:extent cx="5731510" cy="7418070"/>
+            <wp:effectExtent l="0" t="0" r="2540" b="0"/>
+            <wp:docPr id="1644659539" name="Picture 10" descr="View image"/>
+            <wp:cNvGraphicFramePr>
+              <a:graphicFrameLocks xmlns:a="http://schemas.openxmlformats.org/drawingml/2006/main" noChangeAspect="1"/>
+            </wp:cNvGraphicFramePr>
+            <a:graphic xmlns:a="http://schemas.openxmlformats.org/drawingml/2006/main">
+              <a:graphicData uri="http://schemas.openxmlformats.org/drawingml/2006/picture">
+                <pic:pic xmlns:pic="http://schemas.openxmlformats.org/drawingml/2006/picture">
+                  <pic:nvPicPr>
+                    <pic:cNvPr id="0" name="Picture 30" descr="View image"/>
+                    <pic:cNvPicPr>
+                      <a:picLocks noChangeAspect="1" noChangeArrowheads="1"/>
+                    </pic:cNvPicPr>
+                  </pic:nvPicPr>
+                  <pic:blipFill>
+                    <a:blip r:embed="rId14">
+                      <a:extLst>
+                        <a:ext uri="{28A0092B-C50C-407E-A947-70E740481C1C}">
+                          <a14:useLocalDpi xmlns:a14="http://schemas.microsoft.com/office/drawing/2010/main" val="0"/>
+                        </a:ext>
+                      </a:extLst>
+                    </a:blip>
+                    <a:srcRect/>
+                    <a:stretch>
+                      <a:fillRect/>
+                    </a:stretch>
+                  </pic:blipFill>
+                  <pic:spPr bwMode="auto">
+                    <a:xfrm>
+                      <a:off x="0" y="0"/>
+                      <a:ext cx="5731510" cy="7418070"/>
+                    </a:xfrm>
+                    <a:prstGeom prst="rect">
+                      <a:avLst/>
+                    </a:prstGeom>
+                    <a:noFill/>
+                    <a:ln>
+                      <a:noFill/>
+                    </a:ln>
+                  </pic:spPr>
+                </pic:pic>
+              </a:graphicData>
+            </a:graphic>
+          </wp:inline>
+        </w:drawing>
+      </w:r>
+      <w:r>
+        <w:rPr>
+          <w:noProof/>
+        </w:rPr>
+        <w:lastRenderedPageBreak/>
+        <w:drawing>
+          <wp:inline distT="0" distB="0" distL="0" distR="0" wp14:anchorId="7CDED5A5" wp14:editId="3580B040">
+            <wp:extent cx="5731510" cy="7418070"/>
+            <wp:effectExtent l="0" t="0" r="2540" b="0"/>
+            <wp:docPr id="1973449033" name="Picture 11" descr="View image"/>
+            <wp:cNvGraphicFramePr>
+              <a:graphicFrameLocks xmlns:a="http://schemas.openxmlformats.org/drawingml/2006/main" noChangeAspect="1"/>
+            </wp:cNvGraphicFramePr>
+            <a:graphic xmlns:a="http://schemas.openxmlformats.org/drawingml/2006/main">
+              <a:graphicData uri="http://schemas.openxmlformats.org/drawingml/2006/picture">
+                <pic:pic xmlns:pic="http://schemas.openxmlformats.org/drawingml/2006/picture">
+                  <pic:nvPicPr>
+                    <pic:cNvPr id="0" name="Picture 32" descr="View image"/>
                     <pic:cNvPicPr>
                       <a:picLocks noChangeAspect="1" noChangeArrowheads="1"/>
                     </pic:cNvPicPr>
@@ -2541,19 +2340,16 @@
           </wp:inline>
         </w:drawing>
       </w:r>
-    </w:p>
-    <w:p/>
-    <w:p>
       <w:r>
         <w:rPr>
           <w:noProof/>
         </w:rPr>
         <w:lastRenderedPageBreak/>
         <w:drawing>
-          <wp:inline distT="0" distB="0" distL="0" distR="0" wp14:anchorId="0E05D0F0" wp14:editId="014FDCA2">
+          <wp:inline distT="0" distB="0" distL="0" distR="0" wp14:anchorId="0E296C0E" wp14:editId="50FBFEF2">
             <wp:extent cx="5731510" cy="7418070"/>
             <wp:effectExtent l="0" t="0" r="2540" b="0"/>
-            <wp:docPr id="967647059" name="Picture 2" descr="View image"/>
+            <wp:docPr id="764480057" name="Picture 12" descr="View image"/>
             <wp:cNvGraphicFramePr>
               <a:graphicFrameLocks xmlns:a="http://schemas.openxmlformats.org/drawingml/2006/main" noChangeAspect="1"/>
             </wp:cNvGraphicFramePr>
@@ -2561,7 +2357,7 @@
               <a:graphicData uri="http://schemas.openxmlformats.org/drawingml/2006/picture">
                 <pic:pic xmlns:pic="http://schemas.openxmlformats.org/drawingml/2006/picture">
                   <pic:nvPicPr>
-                    <pic:cNvPr id="0" name="Picture 14" descr="View image"/>
+                    <pic:cNvPr id="0" name="Picture 34" descr="View image"/>
                     <pic:cNvPicPr>
                       <a:picLocks noChangeAspect="1" noChangeArrowheads="1"/>
                     </pic:cNvPicPr>
@@ -2604,10 +2400,10 @@
         </w:rPr>
         <w:lastRenderedPageBreak/>
         <w:drawing>
-          <wp:inline distT="0" distB="0" distL="0" distR="0" wp14:anchorId="0D0F8972" wp14:editId="1AE5A576">
+          <wp:inline distT="0" distB="0" distL="0" distR="0" wp14:anchorId="7F12FE94" wp14:editId="454D7241">
             <wp:extent cx="5731510" cy="7418070"/>
             <wp:effectExtent l="0" t="0" r="2540" b="0"/>
-            <wp:docPr id="1650673918" name="Picture 3" descr="View image"/>
+            <wp:docPr id="1866427146" name="Picture 13" descr="View image"/>
             <wp:cNvGraphicFramePr>
               <a:graphicFrameLocks xmlns:a="http://schemas.openxmlformats.org/drawingml/2006/main" noChangeAspect="1"/>
             </wp:cNvGraphicFramePr>
@@ -2615,7 +2411,7 @@
               <a:graphicData uri="http://schemas.openxmlformats.org/drawingml/2006/picture">
                 <pic:pic xmlns:pic="http://schemas.openxmlformats.org/drawingml/2006/picture">
                   <pic:nvPicPr>
-                    <pic:cNvPr id="0" name="Picture 16" descr="View image"/>
+                    <pic:cNvPr id="0" name="Picture 36" descr="View image"/>
                     <pic:cNvPicPr>
                       <a:picLocks noChangeAspect="1" noChangeArrowheads="1"/>
                     </pic:cNvPicPr>
@@ -2658,10 +2454,10 @@
         </w:rPr>
         <w:lastRenderedPageBreak/>
         <w:drawing>
-          <wp:inline distT="0" distB="0" distL="0" distR="0" wp14:anchorId="3D9B7E17" wp14:editId="3B0EA53F">
+          <wp:inline distT="0" distB="0" distL="0" distR="0" wp14:anchorId="6FB08B2B" wp14:editId="02052C01">
             <wp:extent cx="5731510" cy="7418070"/>
             <wp:effectExtent l="0" t="0" r="2540" b="0"/>
-            <wp:docPr id="514215299" name="Picture 4" descr="View image"/>
+            <wp:docPr id="1804174894" name="Picture 14" descr="View image"/>
             <wp:cNvGraphicFramePr>
               <a:graphicFrameLocks xmlns:a="http://schemas.openxmlformats.org/drawingml/2006/main" noChangeAspect="1"/>
             </wp:cNvGraphicFramePr>
@@ -2669,7 +2465,7 @@
               <a:graphicData uri="http://schemas.openxmlformats.org/drawingml/2006/picture">
                 <pic:pic xmlns:pic="http://schemas.openxmlformats.org/drawingml/2006/picture">
                   <pic:nvPicPr>
-                    <pic:cNvPr id="0" name="Picture 18" descr="View image"/>
+                    <pic:cNvPr id="0" name="Picture 38" descr="View image"/>
                     <pic:cNvPicPr>
                       <a:picLocks noChangeAspect="1" noChangeArrowheads="1"/>
                     </pic:cNvPicPr>
@@ -2712,10 +2508,10 @@
         </w:rPr>
         <w:lastRenderedPageBreak/>
         <w:drawing>
-          <wp:inline distT="0" distB="0" distL="0" distR="0" wp14:anchorId="35F81C8D" wp14:editId="20B2C9D3">
+          <wp:inline distT="0" distB="0" distL="0" distR="0" wp14:anchorId="1481A693" wp14:editId="56C2E4E6">
             <wp:extent cx="5731510" cy="7418070"/>
             <wp:effectExtent l="0" t="0" r="2540" b="0"/>
-            <wp:docPr id="815343131" name="Picture 5" descr="View image"/>
+            <wp:docPr id="183566158" name="Picture 15" descr="View image"/>
             <wp:cNvGraphicFramePr>
               <a:graphicFrameLocks xmlns:a="http://schemas.openxmlformats.org/drawingml/2006/main" noChangeAspect="1"/>
             </wp:cNvGraphicFramePr>
@@ -2723,7 +2519,7 @@
               <a:graphicData uri="http://schemas.openxmlformats.org/drawingml/2006/picture">
                 <pic:pic xmlns:pic="http://schemas.openxmlformats.org/drawingml/2006/picture">
                   <pic:nvPicPr>
-                    <pic:cNvPr id="0" name="Picture 20" descr="View image"/>
+                    <pic:cNvPr id="0" name="Picture 40" descr="View image"/>
                     <pic:cNvPicPr>
                       <a:picLocks noChangeAspect="1" noChangeArrowheads="1"/>
                     </pic:cNvPicPr>
@@ -2766,10 +2562,10 @@
         </w:rPr>
         <w:lastRenderedPageBreak/>
         <w:drawing>
-          <wp:inline distT="0" distB="0" distL="0" distR="0" wp14:anchorId="176E50E3" wp14:editId="15884352">
+          <wp:inline distT="0" distB="0" distL="0" distR="0" wp14:anchorId="4B766113" wp14:editId="77B2758C">
             <wp:extent cx="5731510" cy="7418070"/>
             <wp:effectExtent l="0" t="0" r="2540" b="0"/>
-            <wp:docPr id="389709720" name="Picture 6" descr="View image"/>
+            <wp:docPr id="736212825" name="Picture 16" descr="View image"/>
             <wp:cNvGraphicFramePr>
               <a:graphicFrameLocks xmlns:a="http://schemas.openxmlformats.org/drawingml/2006/main" noChangeAspect="1"/>
             </wp:cNvGraphicFramePr>
@@ -2777,7 +2573,7 @@
               <a:graphicData uri="http://schemas.openxmlformats.org/drawingml/2006/picture">
                 <pic:pic xmlns:pic="http://schemas.openxmlformats.org/drawingml/2006/picture">
                   <pic:nvPicPr>
-                    <pic:cNvPr id="0" name="Picture 22" descr="View image"/>
+                    <pic:cNvPr id="0" name="Picture 42" descr="View image"/>
                     <pic:cNvPicPr>
                       <a:picLocks noChangeAspect="1" noChangeArrowheads="1"/>
                     </pic:cNvPicPr>
@@ -2820,10 +2616,10 @@
         </w:rPr>
         <w:lastRenderedPageBreak/>
         <w:drawing>
-          <wp:inline distT="0" distB="0" distL="0" distR="0" wp14:anchorId="606F24D5" wp14:editId="11EF5116">
+          <wp:inline distT="0" distB="0" distL="0" distR="0" wp14:anchorId="3460457D" wp14:editId="5D9580D2">
             <wp:extent cx="5731510" cy="7418070"/>
             <wp:effectExtent l="0" t="0" r="2540" b="0"/>
-            <wp:docPr id="2110875789" name="Picture 7" descr="View image"/>
+            <wp:docPr id="1222928682" name="Picture 17" descr="View image"/>
             <wp:cNvGraphicFramePr>
               <a:graphicFrameLocks xmlns:a="http://schemas.openxmlformats.org/drawingml/2006/main" noChangeAspect="1"/>
             </wp:cNvGraphicFramePr>
@@ -2831,7 +2627,7 @@
               <a:graphicData uri="http://schemas.openxmlformats.org/drawingml/2006/picture">
                 <pic:pic xmlns:pic="http://schemas.openxmlformats.org/drawingml/2006/picture">
                   <pic:nvPicPr>
-                    <pic:cNvPr id="0" name="Picture 24" descr="View image"/>
+                    <pic:cNvPr id="0" name="Picture 44" descr="View image"/>
                     <pic:cNvPicPr>
                       <a:picLocks noChangeAspect="1" noChangeArrowheads="1"/>
                     </pic:cNvPicPr>
@@ -2874,10 +2670,10 @@
         </w:rPr>
         <w:lastRenderedPageBreak/>
         <w:drawing>
-          <wp:inline distT="0" distB="0" distL="0" distR="0" wp14:anchorId="56D10D19" wp14:editId="3954EEF6">
+          <wp:inline distT="0" distB="0" distL="0" distR="0" wp14:anchorId="28D35FA6" wp14:editId="4C2AA99C">
             <wp:extent cx="5731510" cy="7418070"/>
             <wp:effectExtent l="0" t="0" r="2540" b="0"/>
-            <wp:docPr id="996794925" name="Picture 8" descr="View image"/>
+            <wp:docPr id="530509763" name="Picture 18" descr="View image"/>
             <wp:cNvGraphicFramePr>
               <a:graphicFrameLocks xmlns:a="http://schemas.openxmlformats.org/drawingml/2006/main" noChangeAspect="1"/>
             </wp:cNvGraphicFramePr>
@@ -2885,7 +2681,7 @@
               <a:graphicData uri="http://schemas.openxmlformats.org/drawingml/2006/picture">
                 <pic:pic xmlns:pic="http://schemas.openxmlformats.org/drawingml/2006/picture">
                   <pic:nvPicPr>
-                    <pic:cNvPr id="0" name="Picture 26" descr="View image"/>
+                    <pic:cNvPr id="0" name="Picture 46" descr="View image"/>
                     <pic:cNvPicPr>
                       <a:picLocks noChangeAspect="1" noChangeArrowheads="1"/>
                     </pic:cNvPicPr>
@@ -2928,10 +2724,10 @@
         </w:rPr>
         <w:lastRenderedPageBreak/>
         <w:drawing>
-          <wp:inline distT="0" distB="0" distL="0" distR="0" wp14:anchorId="3A4925C4" wp14:editId="564291AA">
+          <wp:inline distT="0" distB="0" distL="0" distR="0" wp14:anchorId="7FB25D07" wp14:editId="73D3447A">
             <wp:extent cx="5731510" cy="7418070"/>
             <wp:effectExtent l="0" t="0" r="2540" b="0"/>
-            <wp:docPr id="308035631" name="Picture 9" descr="View image"/>
+            <wp:docPr id="148447320" name="Picture 19" descr="View image"/>
             <wp:cNvGraphicFramePr>
               <a:graphicFrameLocks xmlns:a="http://schemas.openxmlformats.org/drawingml/2006/main" noChangeAspect="1"/>
             </wp:cNvGraphicFramePr>
@@ -2939,7 +2735,7 @@
               <a:graphicData uri="http://schemas.openxmlformats.org/drawingml/2006/picture">
                 <pic:pic xmlns:pic="http://schemas.openxmlformats.org/drawingml/2006/picture">
                   <pic:nvPicPr>
-                    <pic:cNvPr id="0" name="Picture 28" descr="View image"/>
+                    <pic:cNvPr id="0" name="Picture 48" descr="View image"/>
                     <pic:cNvPicPr>
                       <a:picLocks noChangeAspect="1" noChangeArrowheads="1"/>
                     </pic:cNvPicPr>
@@ -2976,546 +2772,6 @@
           </wp:inline>
         </w:drawing>
       </w:r>
-      <w:r>
-        <w:rPr>
-          <w:noProof/>
-        </w:rPr>
-        <w:lastRenderedPageBreak/>
-        <w:drawing>
-          <wp:inline distT="0" distB="0" distL="0" distR="0" wp14:anchorId="5F5D85E3" wp14:editId="47E0069C">
-            <wp:extent cx="5731510" cy="7418070"/>
-            <wp:effectExtent l="0" t="0" r="2540" b="0"/>
-            <wp:docPr id="1644659539" name="Picture 10" descr="View image"/>
-            <wp:cNvGraphicFramePr>
-              <a:graphicFrameLocks xmlns:a="http://schemas.openxmlformats.org/drawingml/2006/main" noChangeAspect="1"/>
-            </wp:cNvGraphicFramePr>
-            <a:graphic xmlns:a="http://schemas.openxmlformats.org/drawingml/2006/main">
-              <a:graphicData uri="http://schemas.openxmlformats.org/drawingml/2006/picture">
-                <pic:pic xmlns:pic="http://schemas.openxmlformats.org/drawingml/2006/picture">
-                  <pic:nvPicPr>
-                    <pic:cNvPr id="0" name="Picture 30" descr="View image"/>
-                    <pic:cNvPicPr>
-                      <a:picLocks noChangeAspect="1" noChangeArrowheads="1"/>
-                    </pic:cNvPicPr>
-                  </pic:nvPicPr>
-                  <pic:blipFill>
-                    <a:blip r:embed="rId24">
-                      <a:extLst>
-                        <a:ext uri="{28A0092B-C50C-407E-A947-70E740481C1C}">
-                          <a14:useLocalDpi xmlns:a14="http://schemas.microsoft.com/office/drawing/2010/main" val="0"/>
-                        </a:ext>
-                      </a:extLst>
-                    </a:blip>
-                    <a:srcRect/>
-                    <a:stretch>
-                      <a:fillRect/>
-                    </a:stretch>
-                  </pic:blipFill>
-                  <pic:spPr bwMode="auto">
-                    <a:xfrm>
-                      <a:off x="0" y="0"/>
-                      <a:ext cx="5731510" cy="7418070"/>
-                    </a:xfrm>
-                    <a:prstGeom prst="rect">
-                      <a:avLst/>
-                    </a:prstGeom>
-                    <a:noFill/>
-                    <a:ln>
-                      <a:noFill/>
-                    </a:ln>
-                  </pic:spPr>
-                </pic:pic>
-              </a:graphicData>
-            </a:graphic>
-          </wp:inline>
-        </w:drawing>
-      </w:r>
-      <w:r>
-        <w:rPr>
-          <w:noProof/>
-        </w:rPr>
-        <w:lastRenderedPageBreak/>
-        <w:drawing>
-          <wp:inline distT="0" distB="0" distL="0" distR="0" wp14:anchorId="7CDED5A5" wp14:editId="3580B040">
-            <wp:extent cx="5731510" cy="7418070"/>
-            <wp:effectExtent l="0" t="0" r="2540" b="0"/>
-            <wp:docPr id="1973449033" name="Picture 11" descr="View image"/>
-            <wp:cNvGraphicFramePr>
-              <a:graphicFrameLocks xmlns:a="http://schemas.openxmlformats.org/drawingml/2006/main" noChangeAspect="1"/>
-            </wp:cNvGraphicFramePr>
-            <a:graphic xmlns:a="http://schemas.openxmlformats.org/drawingml/2006/main">
-              <a:graphicData uri="http://schemas.openxmlformats.org/drawingml/2006/picture">
-                <pic:pic xmlns:pic="http://schemas.openxmlformats.org/drawingml/2006/picture">
-                  <pic:nvPicPr>
-                    <pic:cNvPr id="0" name="Picture 32" descr="View image"/>
-                    <pic:cNvPicPr>
-                      <a:picLocks noChangeAspect="1" noChangeArrowheads="1"/>
-                    </pic:cNvPicPr>
-                  </pic:nvPicPr>
-                  <pic:blipFill>
-                    <a:blip r:embed="rId25">
-                      <a:extLst>
-                        <a:ext uri="{28A0092B-C50C-407E-A947-70E740481C1C}">
-                          <a14:useLocalDpi xmlns:a14="http://schemas.microsoft.com/office/drawing/2010/main" val="0"/>
-                        </a:ext>
-                      </a:extLst>
-                    </a:blip>
-                    <a:srcRect/>
-                    <a:stretch>
-                      <a:fillRect/>
-                    </a:stretch>
-                  </pic:blipFill>
-                  <pic:spPr bwMode="auto">
-                    <a:xfrm>
-                      <a:off x="0" y="0"/>
-                      <a:ext cx="5731510" cy="7418070"/>
-                    </a:xfrm>
-                    <a:prstGeom prst="rect">
-                      <a:avLst/>
-                    </a:prstGeom>
-                    <a:noFill/>
-                    <a:ln>
-                      <a:noFill/>
-                    </a:ln>
-                  </pic:spPr>
-                </pic:pic>
-              </a:graphicData>
-            </a:graphic>
-          </wp:inline>
-        </w:drawing>
-      </w:r>
-      <w:r>
-        <w:rPr>
-          <w:noProof/>
-        </w:rPr>
-        <w:lastRenderedPageBreak/>
-        <w:drawing>
-          <wp:inline distT="0" distB="0" distL="0" distR="0" wp14:anchorId="0E296C0E" wp14:editId="50FBFEF2">
-            <wp:extent cx="5731510" cy="7418070"/>
-            <wp:effectExtent l="0" t="0" r="2540" b="0"/>
-            <wp:docPr id="764480057" name="Picture 12" descr="View image"/>
-            <wp:cNvGraphicFramePr>
-              <a:graphicFrameLocks xmlns:a="http://schemas.openxmlformats.org/drawingml/2006/main" noChangeAspect="1"/>
-            </wp:cNvGraphicFramePr>
-            <a:graphic xmlns:a="http://schemas.openxmlformats.org/drawingml/2006/main">
-              <a:graphicData uri="http://schemas.openxmlformats.org/drawingml/2006/picture">
-                <pic:pic xmlns:pic="http://schemas.openxmlformats.org/drawingml/2006/picture">
-                  <pic:nvPicPr>
-                    <pic:cNvPr id="0" name="Picture 34" descr="View image"/>
-                    <pic:cNvPicPr>
-                      <a:picLocks noChangeAspect="1" noChangeArrowheads="1"/>
-                    </pic:cNvPicPr>
-                  </pic:nvPicPr>
-                  <pic:blipFill>
-                    <a:blip r:embed="rId26">
-                      <a:extLst>
-                        <a:ext uri="{28A0092B-C50C-407E-A947-70E740481C1C}">
-                          <a14:useLocalDpi xmlns:a14="http://schemas.microsoft.com/office/drawing/2010/main" val="0"/>
-                        </a:ext>
-                      </a:extLst>
-                    </a:blip>
-                    <a:srcRect/>
-                    <a:stretch>
-                      <a:fillRect/>
-                    </a:stretch>
-                  </pic:blipFill>
-                  <pic:spPr bwMode="auto">
-                    <a:xfrm>
-                      <a:off x="0" y="0"/>
-                      <a:ext cx="5731510" cy="7418070"/>
-                    </a:xfrm>
-                    <a:prstGeom prst="rect">
-                      <a:avLst/>
-                    </a:prstGeom>
-                    <a:noFill/>
-                    <a:ln>
-                      <a:noFill/>
-                    </a:ln>
-                  </pic:spPr>
-                </pic:pic>
-              </a:graphicData>
-            </a:graphic>
-          </wp:inline>
-        </w:drawing>
-      </w:r>
-      <w:r>
-        <w:rPr>
-          <w:noProof/>
-        </w:rPr>
-        <w:lastRenderedPageBreak/>
-        <w:drawing>
-          <wp:inline distT="0" distB="0" distL="0" distR="0" wp14:anchorId="7F12FE94" wp14:editId="454D7241">
-            <wp:extent cx="5731510" cy="7418070"/>
-            <wp:effectExtent l="0" t="0" r="2540" b="0"/>
-            <wp:docPr id="1866427146" name="Picture 13" descr="View image"/>
-            <wp:cNvGraphicFramePr>
-              <a:graphicFrameLocks xmlns:a="http://schemas.openxmlformats.org/drawingml/2006/main" noChangeAspect="1"/>
-            </wp:cNvGraphicFramePr>
-            <a:graphic xmlns:a="http://schemas.openxmlformats.org/drawingml/2006/main">
-              <a:graphicData uri="http://schemas.openxmlformats.org/drawingml/2006/picture">
-                <pic:pic xmlns:pic="http://schemas.openxmlformats.org/drawingml/2006/picture">
-                  <pic:nvPicPr>
-                    <pic:cNvPr id="0" name="Picture 36" descr="View image"/>
-                    <pic:cNvPicPr>
-                      <a:picLocks noChangeAspect="1" noChangeArrowheads="1"/>
-                    </pic:cNvPicPr>
-                  </pic:nvPicPr>
-                  <pic:blipFill>
-                    <a:blip r:embed="rId27">
-                      <a:extLst>
-                        <a:ext uri="{28A0092B-C50C-407E-A947-70E740481C1C}">
-                          <a14:useLocalDpi xmlns:a14="http://schemas.microsoft.com/office/drawing/2010/main" val="0"/>
-                        </a:ext>
-                      </a:extLst>
-                    </a:blip>
-                    <a:srcRect/>
-                    <a:stretch>
-                      <a:fillRect/>
-                    </a:stretch>
-                  </pic:blipFill>
-                  <pic:spPr bwMode="auto">
-                    <a:xfrm>
-                      <a:off x="0" y="0"/>
-                      <a:ext cx="5731510" cy="7418070"/>
-                    </a:xfrm>
-                    <a:prstGeom prst="rect">
-                      <a:avLst/>
-                    </a:prstGeom>
-                    <a:noFill/>
-                    <a:ln>
-                      <a:noFill/>
-                    </a:ln>
-                  </pic:spPr>
-                </pic:pic>
-              </a:graphicData>
-            </a:graphic>
-          </wp:inline>
-        </w:drawing>
-      </w:r>
-      <w:r>
-        <w:rPr>
-          <w:noProof/>
-        </w:rPr>
-        <w:lastRenderedPageBreak/>
-        <w:drawing>
-          <wp:inline distT="0" distB="0" distL="0" distR="0" wp14:anchorId="6FB08B2B" wp14:editId="02052C01">
-            <wp:extent cx="5731510" cy="7418070"/>
-            <wp:effectExtent l="0" t="0" r="2540" b="0"/>
-            <wp:docPr id="1804174894" name="Picture 14" descr="View image"/>
-            <wp:cNvGraphicFramePr>
-              <a:graphicFrameLocks xmlns:a="http://schemas.openxmlformats.org/drawingml/2006/main" noChangeAspect="1"/>
-            </wp:cNvGraphicFramePr>
-            <a:graphic xmlns:a="http://schemas.openxmlformats.org/drawingml/2006/main">
-              <a:graphicData uri="http://schemas.openxmlformats.org/drawingml/2006/picture">
-                <pic:pic xmlns:pic="http://schemas.openxmlformats.org/drawingml/2006/picture">
-                  <pic:nvPicPr>
-                    <pic:cNvPr id="0" name="Picture 38" descr="View image"/>
-                    <pic:cNvPicPr>
-                      <a:picLocks noChangeAspect="1" noChangeArrowheads="1"/>
-                    </pic:cNvPicPr>
-                  </pic:nvPicPr>
-                  <pic:blipFill>
-                    <a:blip r:embed="rId28">
-                      <a:extLst>
-                        <a:ext uri="{28A0092B-C50C-407E-A947-70E740481C1C}">
-                          <a14:useLocalDpi xmlns:a14="http://schemas.microsoft.com/office/drawing/2010/main" val="0"/>
-                        </a:ext>
-                      </a:extLst>
-                    </a:blip>
-                    <a:srcRect/>
-                    <a:stretch>
-                      <a:fillRect/>
-                    </a:stretch>
-                  </pic:blipFill>
-                  <pic:spPr bwMode="auto">
-                    <a:xfrm>
-                      <a:off x="0" y="0"/>
-                      <a:ext cx="5731510" cy="7418070"/>
-                    </a:xfrm>
-                    <a:prstGeom prst="rect">
-                      <a:avLst/>
-                    </a:prstGeom>
-                    <a:noFill/>
-                    <a:ln>
-                      <a:noFill/>
-                    </a:ln>
-                  </pic:spPr>
-                </pic:pic>
-              </a:graphicData>
-            </a:graphic>
-          </wp:inline>
-        </w:drawing>
-      </w:r>
-      <w:r>
-        <w:rPr>
-          <w:noProof/>
-        </w:rPr>
-        <w:lastRenderedPageBreak/>
-        <w:drawing>
-          <wp:inline distT="0" distB="0" distL="0" distR="0" wp14:anchorId="1481A693" wp14:editId="56C2E4E6">
-            <wp:extent cx="5731510" cy="7418070"/>
-            <wp:effectExtent l="0" t="0" r="2540" b="0"/>
-            <wp:docPr id="183566158" name="Picture 15" descr="View image"/>
-            <wp:cNvGraphicFramePr>
-              <a:graphicFrameLocks xmlns:a="http://schemas.openxmlformats.org/drawingml/2006/main" noChangeAspect="1"/>
-            </wp:cNvGraphicFramePr>
-            <a:graphic xmlns:a="http://schemas.openxmlformats.org/drawingml/2006/main">
-              <a:graphicData uri="http://schemas.openxmlformats.org/drawingml/2006/picture">
-                <pic:pic xmlns:pic="http://schemas.openxmlformats.org/drawingml/2006/picture">
-                  <pic:nvPicPr>
-                    <pic:cNvPr id="0" name="Picture 40" descr="View image"/>
-                    <pic:cNvPicPr>
-                      <a:picLocks noChangeAspect="1" noChangeArrowheads="1"/>
-                    </pic:cNvPicPr>
-                  </pic:nvPicPr>
-                  <pic:blipFill>
-                    <a:blip r:embed="rId29">
-                      <a:extLst>
-                        <a:ext uri="{28A0092B-C50C-407E-A947-70E740481C1C}">
-                          <a14:useLocalDpi xmlns:a14="http://schemas.microsoft.com/office/drawing/2010/main" val="0"/>
-                        </a:ext>
-                      </a:extLst>
-                    </a:blip>
-                    <a:srcRect/>
-                    <a:stretch>
-                      <a:fillRect/>
-                    </a:stretch>
-                  </pic:blipFill>
-                  <pic:spPr bwMode="auto">
-                    <a:xfrm>
-                      <a:off x="0" y="0"/>
-                      <a:ext cx="5731510" cy="7418070"/>
-                    </a:xfrm>
-                    <a:prstGeom prst="rect">
-                      <a:avLst/>
-                    </a:prstGeom>
-                    <a:noFill/>
-                    <a:ln>
-                      <a:noFill/>
-                    </a:ln>
-                  </pic:spPr>
-                </pic:pic>
-              </a:graphicData>
-            </a:graphic>
-          </wp:inline>
-        </w:drawing>
-      </w:r>
-      <w:r>
-        <w:rPr>
-          <w:noProof/>
-        </w:rPr>
-        <w:lastRenderedPageBreak/>
-        <w:drawing>
-          <wp:inline distT="0" distB="0" distL="0" distR="0" wp14:anchorId="4B766113" wp14:editId="77B2758C">
-            <wp:extent cx="5731510" cy="7418070"/>
-            <wp:effectExtent l="0" t="0" r="2540" b="0"/>
-            <wp:docPr id="736212825" name="Picture 16" descr="View image"/>
-            <wp:cNvGraphicFramePr>
-              <a:graphicFrameLocks xmlns:a="http://schemas.openxmlformats.org/drawingml/2006/main" noChangeAspect="1"/>
-            </wp:cNvGraphicFramePr>
-            <a:graphic xmlns:a="http://schemas.openxmlformats.org/drawingml/2006/main">
-              <a:graphicData uri="http://schemas.openxmlformats.org/drawingml/2006/picture">
-                <pic:pic xmlns:pic="http://schemas.openxmlformats.org/drawingml/2006/picture">
-                  <pic:nvPicPr>
-                    <pic:cNvPr id="0" name="Picture 42" descr="View image"/>
-                    <pic:cNvPicPr>
-                      <a:picLocks noChangeAspect="1" noChangeArrowheads="1"/>
-                    </pic:cNvPicPr>
-                  </pic:nvPicPr>
-                  <pic:blipFill>
-                    <a:blip r:embed="rId30">
-                      <a:extLst>
-                        <a:ext uri="{28A0092B-C50C-407E-A947-70E740481C1C}">
-                          <a14:useLocalDpi xmlns:a14="http://schemas.microsoft.com/office/drawing/2010/main" val="0"/>
-                        </a:ext>
-                      </a:extLst>
-                    </a:blip>
-                    <a:srcRect/>
-                    <a:stretch>
-                      <a:fillRect/>
-                    </a:stretch>
-                  </pic:blipFill>
-                  <pic:spPr bwMode="auto">
-                    <a:xfrm>
-                      <a:off x="0" y="0"/>
-                      <a:ext cx="5731510" cy="7418070"/>
-                    </a:xfrm>
-                    <a:prstGeom prst="rect">
-                      <a:avLst/>
-                    </a:prstGeom>
-                    <a:noFill/>
-                    <a:ln>
-                      <a:noFill/>
-                    </a:ln>
-                  </pic:spPr>
-                </pic:pic>
-              </a:graphicData>
-            </a:graphic>
-          </wp:inline>
-        </w:drawing>
-      </w:r>
-      <w:r>
-        <w:rPr>
-          <w:noProof/>
-        </w:rPr>
-        <w:lastRenderedPageBreak/>
-        <w:drawing>
-          <wp:inline distT="0" distB="0" distL="0" distR="0" wp14:anchorId="3460457D" wp14:editId="5D9580D2">
-            <wp:extent cx="5731510" cy="7418070"/>
-            <wp:effectExtent l="0" t="0" r="2540" b="0"/>
-            <wp:docPr id="1222928682" name="Picture 17" descr="View image"/>
-            <wp:cNvGraphicFramePr>
-              <a:graphicFrameLocks xmlns:a="http://schemas.openxmlformats.org/drawingml/2006/main" noChangeAspect="1"/>
-            </wp:cNvGraphicFramePr>
-            <a:graphic xmlns:a="http://schemas.openxmlformats.org/drawingml/2006/main">
-              <a:graphicData uri="http://schemas.openxmlformats.org/drawingml/2006/picture">
-                <pic:pic xmlns:pic="http://schemas.openxmlformats.org/drawingml/2006/picture">
-                  <pic:nvPicPr>
-                    <pic:cNvPr id="0" name="Picture 44" descr="View image"/>
-                    <pic:cNvPicPr>
-                      <a:picLocks noChangeAspect="1" noChangeArrowheads="1"/>
-                    </pic:cNvPicPr>
-                  </pic:nvPicPr>
-                  <pic:blipFill>
-                    <a:blip r:embed="rId31">
-                      <a:extLst>
-                        <a:ext uri="{28A0092B-C50C-407E-A947-70E740481C1C}">
-                          <a14:useLocalDpi xmlns:a14="http://schemas.microsoft.com/office/drawing/2010/main" val="0"/>
-                        </a:ext>
-                      </a:extLst>
-                    </a:blip>
-                    <a:srcRect/>
-                    <a:stretch>
-                      <a:fillRect/>
-                    </a:stretch>
-                  </pic:blipFill>
-                  <pic:spPr bwMode="auto">
-                    <a:xfrm>
-                      <a:off x="0" y="0"/>
-                      <a:ext cx="5731510" cy="7418070"/>
-                    </a:xfrm>
-                    <a:prstGeom prst="rect">
-                      <a:avLst/>
-                    </a:prstGeom>
-                    <a:noFill/>
-                    <a:ln>
-                      <a:noFill/>
-                    </a:ln>
-                  </pic:spPr>
-                </pic:pic>
-              </a:graphicData>
-            </a:graphic>
-          </wp:inline>
-        </w:drawing>
-      </w:r>
-      <w:r>
-        <w:rPr>
-          <w:noProof/>
-        </w:rPr>
-        <w:lastRenderedPageBreak/>
-        <w:drawing>
-          <wp:inline distT="0" distB="0" distL="0" distR="0" wp14:anchorId="28D35FA6" wp14:editId="4C2AA99C">
-            <wp:extent cx="5731510" cy="7418070"/>
-            <wp:effectExtent l="0" t="0" r="2540" b="0"/>
-            <wp:docPr id="530509763" name="Picture 18" descr="View image"/>
-            <wp:cNvGraphicFramePr>
-              <a:graphicFrameLocks xmlns:a="http://schemas.openxmlformats.org/drawingml/2006/main" noChangeAspect="1"/>
-            </wp:cNvGraphicFramePr>
-            <a:graphic xmlns:a="http://schemas.openxmlformats.org/drawingml/2006/main">
-              <a:graphicData uri="http://schemas.openxmlformats.org/drawingml/2006/picture">
-                <pic:pic xmlns:pic="http://schemas.openxmlformats.org/drawingml/2006/picture">
-                  <pic:nvPicPr>
-                    <pic:cNvPr id="0" name="Picture 46" descr="View image"/>
-                    <pic:cNvPicPr>
-                      <a:picLocks noChangeAspect="1" noChangeArrowheads="1"/>
-                    </pic:cNvPicPr>
-                  </pic:nvPicPr>
-                  <pic:blipFill>
-                    <a:blip r:embed="rId32">
-                      <a:extLst>
-                        <a:ext uri="{28A0092B-C50C-407E-A947-70E740481C1C}">
-                          <a14:useLocalDpi xmlns:a14="http://schemas.microsoft.com/office/drawing/2010/main" val="0"/>
-                        </a:ext>
-                      </a:extLst>
-                    </a:blip>
-                    <a:srcRect/>
-                    <a:stretch>
-                      <a:fillRect/>
-                    </a:stretch>
-                  </pic:blipFill>
-                  <pic:spPr bwMode="auto">
-                    <a:xfrm>
-                      <a:off x="0" y="0"/>
-                      <a:ext cx="5731510" cy="7418070"/>
-                    </a:xfrm>
-                    <a:prstGeom prst="rect">
-                      <a:avLst/>
-                    </a:prstGeom>
-                    <a:noFill/>
-                    <a:ln>
-                      <a:noFill/>
-                    </a:ln>
-                  </pic:spPr>
-                </pic:pic>
-              </a:graphicData>
-            </a:graphic>
-          </wp:inline>
-        </w:drawing>
-      </w:r>
-      <w:r>
-        <w:rPr>
-          <w:noProof/>
-        </w:rPr>
-        <w:lastRenderedPageBreak/>
-        <w:drawing>
-          <wp:inline distT="0" distB="0" distL="0" distR="0" wp14:anchorId="7FB25D07" wp14:editId="73D3447A">
-            <wp:extent cx="5731510" cy="7418070"/>
-            <wp:effectExtent l="0" t="0" r="2540" b="0"/>
-            <wp:docPr id="148447320" name="Picture 19" descr="View image"/>
-            <wp:cNvGraphicFramePr>
-              <a:graphicFrameLocks xmlns:a="http://schemas.openxmlformats.org/drawingml/2006/main" noChangeAspect="1"/>
-            </wp:cNvGraphicFramePr>
-            <a:graphic xmlns:a="http://schemas.openxmlformats.org/drawingml/2006/main">
-              <a:graphicData uri="http://schemas.openxmlformats.org/drawingml/2006/picture">
-                <pic:pic xmlns:pic="http://schemas.openxmlformats.org/drawingml/2006/picture">
-                  <pic:nvPicPr>
-                    <pic:cNvPr id="0" name="Picture 48" descr="View image"/>
-                    <pic:cNvPicPr>
-                      <a:picLocks noChangeAspect="1" noChangeArrowheads="1"/>
-                    </pic:cNvPicPr>
-                  </pic:nvPicPr>
-                  <pic:blipFill>
-                    <a:blip r:embed="rId33">
-                      <a:extLst>
-                        <a:ext uri="{28A0092B-C50C-407E-A947-70E740481C1C}">
-                          <a14:useLocalDpi xmlns:a14="http://schemas.microsoft.com/office/drawing/2010/main" val="0"/>
-                        </a:ext>
-                      </a:extLst>
-                    </a:blip>
-                    <a:srcRect/>
-                    <a:stretch>
-                      <a:fillRect/>
-                    </a:stretch>
-                  </pic:blipFill>
-                  <pic:spPr bwMode="auto">
-                    <a:xfrm>
-                      <a:off x="0" y="0"/>
-                      <a:ext cx="5731510" cy="7418070"/>
-                    </a:xfrm>
-                    <a:prstGeom prst="rect">
-                      <a:avLst/>
-                    </a:prstGeom>
-                    <a:noFill/>
-                    <a:ln>
-                      <a:noFill/>
-                    </a:ln>
-                  </pic:spPr>
-                </pic:pic>
-              </a:graphicData>
-            </a:graphic>
-          </wp:inline>
-        </w:drawing>
-      </w:r>
     </w:p>
     <w:sectPr>
       <w:pgSz w:w="11906" w:h="16838"/>
@@ -3528,7 +2784,7 @@
 </file>
 
 <file path=word/numbering.xml><?xml version="1.0" encoding="utf-8"?>
-<w:numbering xmlns:wpc="http://schemas.microsoft.com/office/word/2010/wordprocessingCanvas" xmlns:cx="http://schemas.microsoft.com/office/drawing/2014/chartex" xmlns:cx1="http://schemas.microsoft.com/office/drawing/2015/9/8/chartex" xmlns:cx2="http://schemas.microsoft.com/office/drawing/2015/10/21/chartex" xmlns:cx3="http://schemas.microsoft.com/office/drawing/2016/5/9/chartex" xmlns:cx4="http://schemas.microsoft.com/office/drawing/2016/5/10/chartex" xmlns:cx5="http://schemas.microsoft.com/office/drawing/2016/5/11/chartex" xmlns:cx6="http://schemas.microsoft.com/office/drawing/2016/5/12/chartex" xmlns:cx7="http://schemas.microsoft.com/office/drawing/2016/5/13/chartex" xmlns:cx8="http://schemas.microsoft.com/office/drawing/2016/5/14/chartex" xmlns:mc="http://schemas.openxmlformats.org/markup-compatibility/2006" xmlns:aink="http://schemas.microsoft.com/office/drawing/2016/ink" xmlns:am3d="http://schemas.microsoft.com/office/drawing/2017/model3d" xmlns:o="urn:schemas-microsoft-com:office:office" xmlns:oel="http://schemas.microsoft.com/office/2019/extlst" xmlns:r="http://schemas.openxmlformats.org/officeDocument/2006/relationships" xmlns:m="http://schemas.openxmlformats.org/officeDocument/2006/math" xmlns:v="urn:schemas-microsoft-com:vml" xmlns:wp14="http://schemas.microsoft.com/office/word/2010/wordprocessingDrawing" xmlns:wp="http://schemas.openxmlformats.org/drawingml/2006/wordprocessingDrawing" xmlns:w10="urn:schemas-microsoft-com:office:word" xmlns:w="http://schemas.openxmlformats.org/wordprocessingml/2006/main" xmlns:w14="http://schemas.microsoft.com/office/word/2010/wordml" xmlns:w15="http://schemas.microsoft.com/office/word/2012/wordml" xmlns:w16cex="http://schemas.microsoft.com/office/word/2018/wordml/cex" xmlns:w16cid="http://schemas.microsoft.com/office/word/2016/wordml/cid" xmlns:w16="http://schemas.microsoft.com/office/word/2018/wordml" xmlns:w16du="http://schemas.microsoft.com/office/word/2023/wordml/word16du" xmlns:w16sdtdh="http://schemas.microsoft.com/office/word/2020/wordml/sdtdatahash" xmlns:w16se="http://schemas.microsoft.com/office/word/2015/wordml/symex" xmlns:wpg="http://schemas.microsoft.com/office/word/2010/wordprocessingGroup" xmlns:wpi="http://schemas.microsoft.com/office/word/2010/wordprocessingInk" xmlns:wne="http://schemas.microsoft.com/office/word/2006/wordml" xmlns:wps="http://schemas.microsoft.com/office/word/2010/wordprocessingShape" mc:Ignorable="w14 w15 w16se w16cid w16 w16cex w16sdtdh wp14">
+<w:numbering xmlns:wpc="http://schemas.microsoft.com/office/word/2010/wordprocessingCanvas" xmlns:cx="http://schemas.microsoft.com/office/drawing/2014/chartex" xmlns:cx1="http://schemas.microsoft.com/office/drawing/2015/9/8/chartex" xmlns:cx2="http://schemas.microsoft.com/office/drawing/2015/10/21/chartex" xmlns:cx3="http://schemas.microsoft.com/office/drawing/2016/5/9/chartex" xmlns:cx4="http://schemas.microsoft.com/office/drawing/2016/5/10/chartex" xmlns:cx5="http://schemas.microsoft.com/office/drawing/2016/5/11/chartex" xmlns:cx6="http://schemas.microsoft.com/office/drawing/2016/5/12/chartex" xmlns:cx7="http://schemas.microsoft.com/office/drawing/2016/5/13/chartex" xmlns:cx8="http://schemas.microsoft.com/office/drawing/2016/5/14/chartex" xmlns:mc="http://schemas.openxmlformats.org/markup-compatibility/2006" xmlns:aink="http://schemas.microsoft.com/office/drawing/2016/ink" xmlns:am3d="http://schemas.microsoft.com/office/drawing/2017/model3d" xmlns:o="urn:schemas-microsoft-com:office:office" xmlns:oel="http://schemas.microsoft.com/office/2019/extlst" xmlns:r="http://schemas.openxmlformats.org/officeDocument/2006/relationships" xmlns:m="http://schemas.openxmlformats.org/officeDocument/2006/math" xmlns:v="urn:schemas-microsoft-com:vml" xmlns:wp14="http://schemas.microsoft.com/office/word/2010/wordprocessingDrawing" xmlns:wp="http://schemas.openxmlformats.org/drawingml/2006/wordprocessingDrawing" xmlns:w10="urn:schemas-microsoft-com:office:word" xmlns:w="http://schemas.openxmlformats.org/wordprocessingml/2006/main" xmlns:w14="http://schemas.microsoft.com/office/word/2010/wordml" xmlns:w15="http://schemas.microsoft.com/office/word/2012/wordml" xmlns:w16cex="http://schemas.microsoft.com/office/word/2018/wordml/cex" xmlns:w16cid="http://schemas.microsoft.com/office/word/2016/wordml/cid" xmlns:w16="http://schemas.microsoft.com/office/word/2018/wordml" xmlns:w16du="http://schemas.microsoft.com/office/word/2023/wordml/word16du" xmlns:w16sdtdh="http://schemas.microsoft.com/office/word/2020/wordml/sdtdatahash" xmlns:w16sdtfl="http://schemas.microsoft.com/office/word/2024/wordml/sdtformatlock" xmlns:w16se="http://schemas.microsoft.com/office/word/2015/wordml/symex" xmlns:wpg="http://schemas.microsoft.com/office/word/2010/wordprocessingGroup" xmlns:wpi="http://schemas.microsoft.com/office/word/2010/wordprocessingInk" xmlns:wne="http://schemas.microsoft.com/office/word/2006/wordml" xmlns:wps="http://schemas.microsoft.com/office/word/2010/wordprocessingShape" mc:Ignorable="w14 w15 w16se w16cid w16 w16cex w16sdtdh w16sdtfl w16du wp14">
   <w:abstractNum w:abstractNumId="0" w15:restartNumberingAfterBreak="0">
     <w:nsid w:val="508B2D3D"/>
     <w:multiLevelType w:val="multilevel"/>
@@ -3777,7 +3033,7 @@
 </file>
 
 <file path=word/styles.xml><?xml version="1.0" encoding="utf-8"?>
-<w:styles xmlns:mc="http://schemas.openxmlformats.org/markup-compatibility/2006" xmlns:r="http://schemas.openxmlformats.org/officeDocument/2006/relationships" xmlns:w="http://schemas.openxmlformats.org/wordprocessingml/2006/main" xmlns:w14="http://schemas.microsoft.com/office/word/2010/wordml" xmlns:w15="http://schemas.microsoft.com/office/word/2012/wordml" xmlns:w16cex="http://schemas.microsoft.com/office/word/2018/wordml/cex" xmlns:w16cid="http://schemas.microsoft.com/office/word/2016/wordml/cid" xmlns:w16="http://schemas.microsoft.com/office/word/2018/wordml" xmlns:w16sdtdh="http://schemas.microsoft.com/office/word/2020/wordml/sdtdatahash" xmlns:w16se="http://schemas.microsoft.com/office/word/2015/wordml/symex" mc:Ignorable="w14 w15 w16se w16cid w16 w16cex w16sdtdh">
+<w:styles xmlns:mc="http://schemas.openxmlformats.org/markup-compatibility/2006" xmlns:r="http://schemas.openxmlformats.org/officeDocument/2006/relationships" xmlns:w="http://schemas.openxmlformats.org/wordprocessingml/2006/main" xmlns:w14="http://schemas.microsoft.com/office/word/2010/wordml" xmlns:w15="http://schemas.microsoft.com/office/word/2012/wordml" xmlns:w16cex="http://schemas.microsoft.com/office/word/2018/wordml/cex" xmlns:w16cid="http://schemas.microsoft.com/office/word/2016/wordml/cid" xmlns:w16="http://schemas.microsoft.com/office/word/2018/wordml" xmlns:w16du="http://schemas.microsoft.com/office/word/2023/wordml/word16du" xmlns:w16sdtdh="http://schemas.microsoft.com/office/word/2020/wordml/sdtdatahash" xmlns:w16sdtfl="http://schemas.microsoft.com/office/word/2024/wordml/sdtformatlock" xmlns:w16se="http://schemas.microsoft.com/office/word/2015/wordml/symex" mc:Ignorable="w14 w15 w16se w16cid w16 w16cex w16sdtdh w16sdtfl w16du">
   <w:docDefaults>
     <w:rPrDefault>
       <w:rPr>
